--- a/proposals/XR_Fracture_Detector_Proposal.docx
+++ b/proposals/XR_Fracture_Detector_Proposal.docx
@@ -210,117 +210,43 @@
           <w:b/>
           <w:bCs/>
         </w:rPr>
-        <w:t xml:space="preserve">Both lines of work take the vertebral level as given, and that is the weak joint.</w:t>
-      </w:r>
-      <w:r>
-        <w:t xml:space="preserve"> </w:t>
-      </w:r>
-      <w:r>
-        <w:t xml:space="preserve">A</w:t>
-      </w:r>
-      <w:r>
-        <w:t xml:space="preserve"> </w:t>
-      </w:r>
-      <w:r>
-        <w:t xml:space="preserve">detector that reports a fracture at</w:t>
-      </w:r>
-      <w:r>
-        <w:t xml:space="preserve"> </w:t>
-      </w:r>
-      <w:r>
-        <w:t xml:space="preserve">“L1”</w:t>
-      </w:r>
-      <w:r>
-        <w:t xml:space="preserve"> </w:t>
-      </w:r>
-      <w:r>
-        <w:t xml:space="preserve">is counting, and the count is exactly what fails in</w:t>
-      </w:r>
-      <w:r>
-        <w:t xml:space="preserve"> </w:t>
-      </w:r>
-      <w:r>
-        <w:t xml:space="preserve">the population where it matters. Lumbosacral transitional vertebrae are reported in 4–30% of</w:t>
-      </w:r>
-      <w:r>
-        <w:t xml:space="preserve"> </w:t>
-      </w:r>
-      <w:r>
-        <w:t xml:space="preserve">people depending on definition,</w:t>
-      </w:r>
-      <w:r>
-        <w:rPr>
-          <w:vertAlign w:val="superscript"/>
-        </w:rPr>
-        <w:t xml:space="preserve">3</w:t>
-      </w:r>
-      <w:r>
-        <w:t xml:space="preserve"> </w:t>
-      </w:r>
-      <w:r>
-        <w:t xml:space="preserve">and the accepted standard for resolving numeration is</w:t>
-      </w:r>
-      <w:r>
-        <w:t xml:space="preserve"> </w:t>
-      </w:r>
-      <w:r>
-        <w:t xml:space="preserve">whole-spine imaging counted caudally from C2</w:t>
-      </w:r>
-      <w:r>
-        <w:rPr>
-          <w:vertAlign w:val="superscript"/>
-        </w:rPr>
-        <w:t xml:space="preserve">4</w:t>
-      </w:r>
-      <w:r>
-        <w:t xml:space="preserve"> </w:t>
-      </w:r>
-      <w:r>
-        <w:t xml:space="preserve">— which a trauma lateral of the</w:t>
-      </w:r>
-      <w:r>
-        <w:t xml:space="preserve"> </w:t>
-      </w:r>
-      <w:r>
-        <w:t xml:space="preserve">thoracolumbar spine cannot provide. Wrong-level spine surgery runs at roughly one in 3,110</w:t>
-      </w:r>
-      <w:r>
-        <w:t xml:space="preserve"> </w:t>
-      </w:r>
-      <w:r>
-        <w:t xml:space="preserve">procedures, and transitional anatomy is the cause most often cited.</w:t>
-      </w:r>
-      <w:r>
-        <w:rPr>
-          <w:vertAlign w:val="superscript"/>
-        </w:rPr>
-        <w:t xml:space="preserve">5</w:t>
-      </w:r>
-    </w:p>
-    <w:p>
-      <w:pPr>
-        <w:pStyle w:val="BodyText"/>
-      </w:pPr>
-      <w:r>
-        <w:t xml:space="preserve">The ambiguity is specific rather than vague. Four rib-free lumbar vertebrae may mean an L1</w:t>
-      </w:r>
-      <w:r>
-        <w:t xml:space="preserve"> </w:t>
-      </w:r>
-      <w:r>
-        <w:t xml:space="preserve">bearing a lumbar rib or an L5 assimilated to the sacrum; six may mean a true sixth lumbar</w:t>
-      </w:r>
-      <w:r>
-        <w:t xml:space="preserve"> </w:t>
-      </w:r>
-      <w:r>
-        <w:t xml:space="preserve">vertebra or a T12 whose ribs are aplastic. The observation is identical within each pair, and</w:t>
-      </w:r>
-      <w:r>
-        <w:t xml:space="preserve"> </w:t>
-      </w:r>
-      <w:r>
-        <w:t xml:space="preserve">only the global count separates them.</w:t>
+        <w:t xml:space="preserve">Where this sits in trauma care.</w:t>
+      </w:r>
+      <w:r>
+        <w:t xml:space="preserve"> </w:t>
+      </w:r>
+      <w:r>
+        <w:t xml:space="preserve">Radiographs are what the patient gets first, and three</w:t>
+      </w:r>
+      <w:r>
+        <w:t xml:space="preserve"> </w:t>
+      </w:r>
+      <w:r>
+        <w:t xml:space="preserve">decisions follow from them: whether a fracture has been missed and will surface on a later</w:t>
+      </w:r>
+      <w:r>
+        <w:t xml:space="preserve"> </w:t>
+      </w:r>
+      <w:r>
+        <w:t xml:space="preserve">CT, whether a CT is obtained that the films could have settled, and — if the injury is</w:t>
+      </w:r>
+      <w:r>
+        <w:t xml:space="preserve"> </w:t>
+      </w:r>
+      <w:r>
+        <w:t xml:space="preserve">operative — which vertebra the plan is written against. The third is where an automated</w:t>
+      </w:r>
+      <w:r>
+        <w:t xml:space="preserve"> </w:t>
+      </w:r>
+      <w:r>
+        <w:t xml:space="preserve">reader can do harm rather than none: a confident level that is wrong is worse than no level</w:t>
+      </w:r>
+      <w:r>
+        <w:t xml:space="preserve"> </w:t>
+      </w:r>
+      <w:r>
+        <w:t xml:space="preserve">at all, and it is wrong most often in the patients whose anatomy is unusual.</w:t>
       </w:r>
     </w:p>
     <w:p>
@@ -332,71 +258,177 @@
           <w:b/>
           <w:bCs/>
         </w:rPr>
-        <w:t xml:space="preserve">What we already hold that others do not.</w:t>
-      </w:r>
-      <w:r>
-        <w:t xml:space="preserve"> </w:t>
-      </w:r>
-      <w:r>
-        <w:t xml:space="preserve">CTSpinoPelvic1K is an openly licensed release of</w:t>
-      </w:r>
-      <w:r>
-        <w:t xml:space="preserve"> </w:t>
-      </w:r>
-      <w:r>
-        <w:t xml:space="preserve">802 CT records placing spine, pelvis, per-level ribs and femora on one coordinate frame, with</w:t>
-      </w:r>
-      <w:r>
-        <w:t xml:space="preserve"> </w:t>
-      </w:r>
-      <w:r>
-        <w:t xml:space="preserve">explicit classes for a sixth lumbar vertebra, a thirteenth thoracic vertebra, a separately</w:t>
-      </w:r>
-      <w:r>
-        <w:t xml:space="preserve"> </w:t>
-      </w:r>
-      <w:r>
-        <w:t xml:space="preserve">carved first sacral segment, and lumbar ribs, so a variant is recorded as itself rather than</w:t>
-      </w:r>
-      <w:r>
-        <w:t xml:space="preserve"> </w:t>
-      </w:r>
-      <w:r>
-        <w:t xml:space="preserve">forced into an ordinary level.</w:t>
+        <w:t xml:space="preserve">Both lines of work take the vertebral level as given, and that is the weak joint.</w:t>
+      </w:r>
+      <w:r>
+        <w:t xml:space="preserve"> </w:t>
+      </w:r>
+      <w:r>
+        <w:t xml:space="preserve">A</w:t>
+      </w:r>
+      <w:r>
+        <w:t xml:space="preserve"> </w:t>
+      </w:r>
+      <w:r>
+        <w:t xml:space="preserve">detector that reports a fracture at</w:t>
+      </w:r>
+      <w:r>
+        <w:t xml:space="preserve"> </w:t>
+      </w:r>
+      <w:r>
+        <w:t xml:space="preserve">“L1”</w:t>
+      </w:r>
+      <w:r>
+        <w:t xml:space="preserve"> </w:t>
+      </w:r>
+      <w:r>
+        <w:t xml:space="preserve">is counting, and the count is exactly what fails in</w:t>
+      </w:r>
+      <w:r>
+        <w:t xml:space="preserve"> </w:t>
+      </w:r>
+      <w:r>
+        <w:t xml:space="preserve">the population where it matters. Lumbosacral transitional vertebrae are reported in 4–30% of</w:t>
+      </w:r>
+      <w:r>
+        <w:t xml:space="preserve"> </w:t>
+      </w:r>
+      <w:r>
+        <w:t xml:space="preserve">people depending on definition,</w:t>
       </w:r>
       <w:r>
         <w:rPr>
           <w:vertAlign w:val="superscript"/>
         </w:rPr>
-        <w:t xml:space="preserve">6</w:t>
-      </w:r>
-      <w:r>
-        <w:t xml:space="preserve"> </w:t>
-      </w:r>
-      <w:r>
-        <w:t xml:space="preserve">It was built to support one question directly relevant</w:t>
-      </w:r>
-      <w:r>
-        <w:t xml:space="preserve"> </w:t>
-      </w:r>
-      <w:r>
-        <w:t xml:space="preserve">here: whether</w:t>
-      </w:r>
-      <w:r>
-        <w:t xml:space="preserve"> </w:t>
-      </w:r>
+        <w:t xml:space="preserve">3</w:t>
+      </w:r>
+      <w:r>
+        <w:t xml:space="preserve"> </w:t>
+      </w:r>
+      <w:r>
+        <w:t xml:space="preserve">and the accepted standard for resolving numeration is</w:t>
+      </w:r>
+      <w:r>
+        <w:t xml:space="preserve"> </w:t>
+      </w:r>
+      <w:r>
+        <w:t xml:space="preserve">whole-spine imaging counted caudally from C2</w:t>
+      </w:r>
+      <w:r>
+        <w:rPr>
+          <w:vertAlign w:val="superscript"/>
+        </w:rPr>
+        <w:t xml:space="preserve">4</w:t>
+      </w:r>
+      <w:r>
+        <w:t xml:space="preserve"> </w:t>
+      </w:r>
+      <w:r>
+        <w:t xml:space="preserve">— which a trauma lateral of the</w:t>
+      </w:r>
+      <w:r>
+        <w:t xml:space="preserve"> </w:t>
+      </w:r>
+      <w:r>
+        <w:t xml:space="preserve">thoracolumbar spine cannot provide. Wrong-level spine surgery runs at roughly one in 3,110</w:t>
+      </w:r>
+      <w:r>
+        <w:t xml:space="preserve"> </w:t>
+      </w:r>
+      <w:r>
+        <w:t xml:space="preserve">procedures, and transitional anatomy is the cause most often cited.</w:t>
+      </w:r>
+      <w:r>
+        <w:rPr>
+          <w:vertAlign w:val="superscript"/>
+        </w:rPr>
+        <w:t xml:space="preserve">5</w:t>
+      </w:r>
+    </w:p>
+    <w:p>
+      <w:pPr>
+        <w:pStyle w:val="BodyText"/>
+      </w:pPr>
+      <w:r>
+        <w:t xml:space="preserve">The ambiguity is specific rather than vague. Four rib-free lumbar vertebrae may mean an L1</w:t>
+      </w:r>
+      <w:r>
+        <w:t xml:space="preserve"> </w:t>
+      </w:r>
+      <w:r>
+        <w:t xml:space="preserve">bearing a lumbar rib or an L5 assimilated to the sacrum; six may mean a true sixth lumbar</w:t>
+      </w:r>
+      <w:r>
+        <w:t xml:space="preserve"> </w:t>
+      </w:r>
+      <w:r>
+        <w:t xml:space="preserve">vertebra or a T12 whose ribs are aplastic. The observation is identical within each pair, and</w:t>
+      </w:r>
+      <w:r>
+        <w:t xml:space="preserve"> </w:t>
+      </w:r>
+      <w:r>
+        <w:t xml:space="preserve">only the global count separates them.</w:t>
+      </w:r>
+    </w:p>
+    <w:p>
+      <w:pPr>
+        <w:pStyle w:val="BodyText"/>
+      </w:pPr>
       <w:r>
         <w:rPr>
           <w:b/>
           <w:bCs/>
         </w:rPr>
-        <w:t xml:space="preserve">local morphology alone</w:t>
-      </w:r>
-      <w:r>
-        <w:t xml:space="preserve"> </w:t>
-      </w:r>
-      <w:r>
-        <w:t xml:space="preserve">can name a level</w:t>
+        <w:t xml:space="preserve">What we already hold that others do not.</w:t>
+      </w:r>
+      <w:r>
+        <w:t xml:space="preserve"> </w:t>
+      </w:r>
+      <w:r>
+        <w:t xml:space="preserve">CTSpinoPelvic1K is an openly licensed release of</w:t>
+      </w:r>
+      <w:r>
+        <w:t xml:space="preserve"> </w:t>
+      </w:r>
+      <w:r>
+        <w:t xml:space="preserve">802 CT records placing spine, pelvis, per-level ribs and femora on one coordinate frame, with</w:t>
+      </w:r>
+      <w:r>
+        <w:t xml:space="preserve"> </w:t>
+      </w:r>
+      <w:r>
+        <w:t xml:space="preserve">explicit classes for a sixth lumbar vertebra, a thirteenth thoracic vertebra, a separately</w:t>
+      </w:r>
+      <w:r>
+        <w:t xml:space="preserve"> </w:t>
+      </w:r>
+      <w:r>
+        <w:t xml:space="preserve">carved first sacral segment, and lumbar ribs, so a variant is recorded as itself rather than</w:t>
+      </w:r>
+      <w:r>
+        <w:t xml:space="preserve"> </w:t>
+      </w:r>
+      <w:r>
+        <w:t xml:space="preserve">forced into an ordinary level.</w:t>
+      </w:r>
+      <w:r>
+        <w:rPr>
+          <w:vertAlign w:val="superscript"/>
+        </w:rPr>
+        <w:t xml:space="preserve">6</w:t>
+      </w:r>
+      <w:r>
+        <w:t xml:space="preserve"> </w:t>
+      </w:r>
+      <w:r>
+        <w:t xml:space="preserve">It was built to support one question directly relevant</w:t>
+      </w:r>
+      <w:r>
+        <w:t xml:space="preserve"> </w:t>
+      </w:r>
+      <w:r>
+        <w:t xml:space="preserve">here: whether</w:t>
       </w:r>
       <w:r>
         <w:t xml:space="preserve"> </w:t>
@@ -406,6 +438,22 @@
           <w:b/>
           <w:bCs/>
         </w:rPr>
+        <w:t xml:space="preserve">local morphology alone</w:t>
+      </w:r>
+      <w:r>
+        <w:t xml:space="preserve"> </w:t>
+      </w:r>
+      <w:r>
+        <w:t xml:space="preserve">can name a level</w:t>
+      </w:r>
+      <w:r>
+        <w:t xml:space="preserve"> </w:t>
+      </w:r>
+      <w:r>
+        <w:rPr>
+          <w:b/>
+          <w:bCs/>
+        </w:rPr>
         <w:t xml:space="preserve">without</w:t>
       </w:r>
       <w:r>
@@ -738,13 +786,19 @@
         <w:t xml:space="preserve"> </w:t>
       </w:r>
       <w:r>
-        <w:t xml:space="preserve">Fracture detection against radiologist-adjudicated labels with external</w:t>
-      </w:r>
-      <w:r>
-        <w:t xml:space="preserve"> </w:t>
-      </w:r>
-      <w:r>
-        <w:t xml:space="preserve">comparison to published benchmarks.</w:t>
+        <w:t xml:space="preserve">Reported in the terms the decisions are made in, not only as summary</w:t>
+      </w:r>
+      <w:r>
+        <w:t xml:space="preserve"> </w:t>
+      </w:r>
+      <w:r>
+        <w:t xml:space="preserve">statistics. For fracture detection: sensitivity for injuries missed on the initial film and</w:t>
+      </w:r>
+      <w:r>
+        <w:t xml:space="preserve"> </w:t>
+      </w:r>
+      <w:r>
+        <w:t xml:space="preserve">identified on subsequent CT, alongside AUC for comparison with published benchmarks.</w:t>
       </w:r>
       <w:r>
         <w:rPr>
@@ -756,25 +810,55 @@
         <w:t xml:space="preserve"> </w:t>
       </w:r>
       <w:r>
-        <w:t xml:space="preserve">Level assignment against CT ground truth, reported</w:t>
-      </w:r>
-      <w:r>
-        <w:t xml:space="preserve"> </w:t>
-      </w:r>
-      <w:r>
-        <w:t xml:space="preserve">separately for anatomically ordinary and transitional cases — the stratification is the</w:t>
-      </w:r>
-      <w:r>
-        <w:t xml:space="preserve"> </w:t>
-      </w:r>
-      <w:r>
-        <w:t xml:space="preserve">point, since aggregate accuracy hides failure in the 4–30% where the question is hard.</w:t>
-      </w:r>
-      <w:r>
-        <w:t xml:space="preserve"> </w:t>
-      </w:r>
-      <w:r>
-        <w:t xml:space="preserve">Spinopelvic parameters against manual measurement and against the published error bands.</w:t>
+        <w:t xml:space="preserve">For</w:t>
+      </w:r>
+      <w:r>
+        <w:t xml:space="preserve"> </w:t>
+      </w:r>
+      <w:r>
+        <w:t xml:space="preserve">level assignment: agreement with CT ground truth, reported</w:t>
+      </w:r>
+      <w:r>
+        <w:t xml:space="preserve"> </w:t>
+      </w:r>
+      <w:r>
+        <w:rPr>
+          <w:b/>
+          <w:bCs/>
+        </w:rPr>
+        <w:t xml:space="preserve">separately for anatomically</w:t>
+      </w:r>
+      <w:r>
+        <w:rPr>
+          <w:b/>
+          <w:bCs/>
+        </w:rPr>
+        <w:t xml:space="preserve"> </w:t>
+      </w:r>
+      <w:r>
+        <w:rPr>
+          <w:b/>
+          <w:bCs/>
+        </w:rPr>
+        <w:t xml:space="preserve">ordinary and transitional cases</w:t>
+      </w:r>
+      <w:r>
+        <w:t xml:space="preserve"> </w:t>
+      </w:r>
+      <w:r>
+        <w:t xml:space="preserve">— the stratification is the point, since aggregate accuracy</w:t>
+      </w:r>
+      <w:r>
+        <w:t xml:space="preserve"> </w:t>
+      </w:r>
+      <w:r>
+        <w:t xml:space="preserve">hides failure in exactly the 4–30% where the question is hard. For spinopelvic parameters:</w:t>
+      </w:r>
+      <w:r>
+        <w:t xml:space="preserve"> </w:t>
+      </w:r>
+      <w:r>
+        <w:t xml:space="preserve">agreement with manual measurement against the published error bands.</w:t>
       </w:r>
       <w:r>
         <w:rPr>
@@ -856,7 +940,23 @@
         </w:numPr>
       </w:pPr>
       <w:r>
-        <w:t xml:space="preserve">Access to a retrospective DMC trauma radiograph and CT cohort, under an approved protocol.</w:t>
+        <w:rPr>
+          <w:b/>
+          <w:bCs/>
+        </w:rPr>
+        <w:t xml:space="preserve">Access to a retrospective DMC trauma imaging cohort</w:t>
+      </w:r>
+      <w:r>
+        <w:t xml:space="preserve"> </w:t>
+      </w:r>
+      <w:r>
+        <w:t xml:space="preserve">— paired radiographs and CT from</w:t>
+      </w:r>
+      <w:r>
+        <w:t xml:space="preserve"> </w:t>
+      </w:r>
+      <w:r>
+        <w:t xml:space="preserve">the same encounter — under an approved protocol.</w:t>
       </w:r>
     </w:p>
     <w:p>
@@ -868,7 +968,29 @@
         </w:numPr>
       </w:pPr>
       <w:r>
-        <w:t xml:space="preserve">Radiological supervision for label adjudication on a review subset.</w:t>
+        <w:rPr>
+          <w:b/>
+          <w:bCs/>
+        </w:rPr>
+        <w:t xml:space="preserve">Clinical framing and endpoint selection.</w:t>
+      </w:r>
+      <w:r>
+        <w:t xml:space="preserve"> </w:t>
+      </w:r>
+      <w:r>
+        <w:t xml:space="preserve">Which outputs would change a decision, and at</w:t>
+      </w:r>
+      <w:r>
+        <w:t xml:space="preserve"> </w:t>
+      </w:r>
+      <w:r>
+        <w:t xml:space="preserve">what operating point a missed injury is worse than a false alarm. This is the part the</w:t>
+      </w:r>
+      <w:r>
+        <w:t xml:space="preserve"> </w:t>
+      </w:r>
+      <w:r>
+        <w:t xml:space="preserve">published work gets wrong most often and the part a trauma surgeon is best placed to fix.</w:t>
       </w:r>
     </w:p>
     <w:p>
@@ -880,19 +1002,55 @@
         </w:numPr>
       </w:pPr>
       <w:r>
-        <w:t xml:space="preserve">Guidance on clinical framing and the reporting endpoints that would matter in practice.</w:t>
+        <w:rPr>
+          <w:b/>
+          <w:bCs/>
+        </w:rPr>
+        <w:t xml:space="preserve">Co-investigator standing</w:t>
+      </w:r>
+      <w:r>
+        <w:t xml:space="preserve"> </w:t>
+      </w:r>
+      <w:r>
+        <w:t xml:space="preserve">on the protocol, and guidance on the trauma-service workflow</w:t>
+      </w:r>
+      <w:r>
+        <w:t xml:space="preserve"> </w:t>
+      </w:r>
+      <w:r>
+        <w:t xml:space="preserve">any eventual tool would have to fit.</w:t>
       </w:r>
     </w:p>
     <w:p>
       <w:pPr>
         <w:pStyle w:val="FirstParagraph"/>
+      </w:pPr>
+      <w:r>
+        <w:t xml:space="preserve">Radiological adjudication of the label subset is already covered: two radiology</w:t>
+      </w:r>
+      <w:r>
+        <w:t xml:space="preserve"> </w:t>
+      </w:r>
+      <w:r>
+        <w:t xml:space="preserve">collaborators support the existing dataset work, so no reading burden falls on the trauma</w:t>
+      </w:r>
+      <w:r>
+        <w:t xml:space="preserve"> </w:t>
+      </w:r>
+      <w:r>
+        <w:t xml:space="preserve">service.</w:t>
+      </w:r>
+    </w:p>
+    <w:p>
+      <w:pPr>
+        <w:pStyle w:val="BodyText"/>
       </w:pPr>
       <w:r>
         <w:rPr>
           <w:i/>
           <w:iCs/>
         </w:rPr>
-        <w:t xml:space="preserve">[Scope, effort and authorship expectations to be discussed. IRB determination for the</w:t>
+        <w:t xml:space="preserve">[Cohort size, date range, scope, effort and authorship to be discussed. IRB determination</w:t>
       </w:r>
       <w:r>
         <w:rPr>
@@ -906,7 +1064,7 @@
           <w:i/>
           <w:iCs/>
         </w:rPr>
-        <w:t xml:space="preserve">retrospective cohort to be filed once the data request is defined.]</w:t>
+        <w:t xml:space="preserve">to be filed once the data request is defined.]</w:t>
       </w:r>
     </w:p>
     <w:bookmarkEnd w:id="14"/>

--- a/proposals/XR_Fracture_Detector_Proposal.docx
+++ b/proposals/XR_Fracture_Detector_Proposal.docx
@@ -918,7 +918,7 @@
         <w:t xml:space="preserve"> </w:t>
       </w:r>
       <w:r>
-        <w:t xml:space="preserve">imaging and radiological supervision, which is the collaboration being proposed.</w:t>
+        <w:t xml:space="preserve">imaging and the clinical judgement to aim it, which is the collaboration being proposed.</w:t>
       </w:r>
     </w:p>
     <w:bookmarkEnd w:id="13"/>

--- a/proposals/XR_Fracture_Detector_Proposal.docx
+++ b/proposals/XR_Fracture_Detector_Proposal.docx
@@ -7,7 +7,7 @@
         <w:pStyle w:val="Title"/>
       </w:pPr>
       <w:r>
-        <w:t xml:space="preserve">Multiview Radiographic Spine Assessment: fracture detection with anatomically correct level assignment</w:t>
+        <w:t xml:space="preserve">Multiview Radiographic Fracture Detection with Correct Anatomic Naming</w:t>
       </w:r>
     </w:p>
     <w:p>
@@ -48,31 +48,31 @@
         <w:pStyle w:val="FirstParagraph"/>
       </w:pPr>
       <w:r>
-        <w:t xml:space="preserve">Radiographs are the first imaging a trauma patient receives, and a spine radiograph is</w:t>
-      </w:r>
-      <w:r>
-        <w:t xml:space="preserve"> </w:t>
-      </w:r>
-      <w:r>
-        <w:t xml:space="preserve">read for two things at once: is a vertebra broken, and which vertebra is it. Automated</w:t>
-      </w:r>
-      <w:r>
-        <w:t xml:space="preserve"> </w:t>
-      </w:r>
-      <w:r>
-        <w:t xml:space="preserve">systems have become good at the first question and have largely assumed the second. This</w:t>
-      </w:r>
-      <w:r>
-        <w:t xml:space="preserve"> </w:t>
-      </w:r>
-      <w:r>
-        <w:t xml:space="preserve">proposal builds a multiview radiographic model that answers both, and adds the spinopelvic</w:t>
-      </w:r>
-      <w:r>
-        <w:t xml:space="preserve"> </w:t>
-      </w:r>
-      <w:r>
-        <w:t xml:space="preserve">geometry a surgical plan is built from.</w:t>
+        <w:t xml:space="preserve">A trauma radiograph is read for two things: is a bone broken, and which bone is it.</w:t>
+      </w:r>
+      <w:r>
+        <w:t xml:space="preserve"> </w:t>
+      </w:r>
+      <w:r>
+        <w:t xml:space="preserve">Automated systems have become good at the first and have largely assumed the second. This</w:t>
+      </w:r>
+      <w:r>
+        <w:t xml:space="preserve"> </w:t>
+      </w:r>
+      <w:r>
+        <w:t xml:space="preserve">proposal builds a multiview model that answers both across the structures a trauma series</w:t>
+      </w:r>
+      <w:r>
+        <w:t xml:space="preserve"> </w:t>
+      </w:r>
+      <w:r>
+        <w:t xml:space="preserve">actually covers — vertebrae, sacrum, pelvis and hips, ribs, and proximal femur — and adds</w:t>
+      </w:r>
+      <w:r>
+        <w:t xml:space="preserve"> </w:t>
+      </w:r>
+      <w:r>
+        <w:t xml:space="preserve">the spinopelvic geometry a surgical plan is built from.</w:t>
       </w:r>
     </w:p>
     <w:p>
@@ -80,29 +80,29 @@
         <w:pStyle w:val="BodyText"/>
       </w:pPr>
       <w:r>
-        <w:t xml:space="preserve">The work begins with radiographs, refines on paired computed tomography, and is anchored on</w:t>
-      </w:r>
-      <w:r>
-        <w:t xml:space="preserve"> </w:t>
-      </w:r>
-      <w:r>
-        <w:t xml:space="preserve">an existing openly released CT resource — CTSpinoPelvic1K — that was built specifically to</w:t>
-      </w:r>
-      <w:r>
-        <w:t xml:space="preserve"> </w:t>
-      </w:r>
-      <w:r>
-        <w:t xml:space="preserve">make level identification testable rather than assumed.</w:t>
+        <w:t xml:space="preserve">It starts with radiographs, refines on paired CT, and is anchored on an existing openly</w:t>
+      </w:r>
+      <w:r>
+        <w:t xml:space="preserve"> </w:t>
+      </w:r>
+      <w:r>
+        <w:t xml:space="preserve">released CT resource, CTSpinoPelvic1K, that already carries every one of those structures on</w:t>
+      </w:r>
+      <w:r>
+        <w:t xml:space="preserve"> </w:t>
+      </w:r>
+      <w:r>
+        <w:t xml:space="preserve">one coordinate frame.</w:t>
       </w:r>
     </w:p>
     <w:bookmarkEnd w:id="9"/>
-    <w:bookmarkStart w:id="10" w:name="background-and-where-the-opportunity-is"/>
+    <w:bookmarkStart w:id="10" w:name="background-and-gap"/>
     <w:p>
       <w:pPr>
         <w:pStyle w:val="Heading1"/>
       </w:pPr>
       <w:r>
-        <w:t xml:space="preserve">Background, and where the opportunity is</w:t>
+        <w:t xml:space="preserve">Background and gap</w:t>
       </w:r>
     </w:p>
     <w:p>
@@ -114,31 +114,25 @@
           <w:b/>
           <w:bCs/>
         </w:rPr>
-        <w:t xml:space="preserve">Fracture detection on radiographs is close to solved, in isolation.</w:t>
-      </w:r>
-      <w:r>
-        <w:t xml:space="preserve"> </w:t>
-      </w:r>
-      <w:r>
-        <w:t xml:space="preserve">Zhang and</w:t>
-      </w:r>
-      <w:r>
-        <w:t xml:space="preserve"> </w:t>
-      </w:r>
-      <w:r>
-        <w:t xml:space="preserve">colleagues trained on a multicenter radiograph cohort and localized fresh vertebral</w:t>
-      </w:r>
-      <w:r>
-        <w:t xml:space="preserve"> </w:t>
-      </w:r>
-      <w:r>
-        <w:t xml:space="preserve">compression fractures with external-validation AUC of 0.90 (95% CI 0.84–0.95) and 0.84</w:t>
-      </w:r>
-      <w:r>
-        <w:t xml:space="preserve"> </w:t>
-      </w:r>
-      <w:r>
-        <w:t xml:space="preserve">(0.72–0.93) across two independent test cohorts.</w:t>
+        <w:t xml:space="preserve">Detection is close to solved in isolation.</w:t>
+      </w:r>
+      <w:r>
+        <w:t xml:space="preserve"> </w:t>
+      </w:r>
+      <w:r>
+        <w:t xml:space="preserve">Zhang and colleagues localized fresh vertebral</w:t>
+      </w:r>
+      <w:r>
+        <w:t xml:space="preserve"> </w:t>
+      </w:r>
+      <w:r>
+        <w:t xml:space="preserve">compression fractures on radiographs with external-validation AUC of 0.90 (95% CI 0.84–0.95)</w:t>
+      </w:r>
+      <w:r>
+        <w:t xml:space="preserve"> </w:t>
+      </w:r>
+      <w:r>
+        <w:t xml:space="preserve">and 0.84 (0.72–0.93) across two independent cohorts.</w:t>
       </w:r>
       <w:r>
         <w:rPr>
@@ -150,13 +144,31 @@
         <w:t xml:space="preserve"> </w:t>
       </w:r>
       <w:r>
-        <w:t xml:space="preserve">Comparable models now approach</w:t>
-      </w:r>
-      <w:r>
-        <w:t xml:space="preserve"> </w:t>
-      </w:r>
-      <w:r>
-        <w:t xml:space="preserve">subspecialist performance for the binary question.</w:t>
+        <w:t xml:space="preserve">Automated spinopelvic measurement is</w:t>
+      </w:r>
+      <w:r>
+        <w:t xml:space="preserve"> </w:t>
+      </w:r>
+      <w:r>
+        <w:t xml:space="preserve">likewise mature: a 2025 meta-analysis of 15 studies and more than 10,000 radiographs reports</w:t>
+      </w:r>
+      <w:r>
+        <w:t xml:space="preserve"> </w:t>
+      </w:r>
+      <w:r>
+        <w:t xml:space="preserve">pooled mean absolute error of 4.1° for pelvic incidence, with ICC above 0.81 against human</w:t>
+      </w:r>
+      <w:r>
+        <w:t xml:space="preserve"> </w:t>
+      </w:r>
+      <w:r>
+        <w:t xml:space="preserve">measurement.</w:t>
+      </w:r>
+      <w:r>
+        <w:rPr>
+          <w:vertAlign w:val="superscript"/>
+        </w:rPr>
+        <w:t xml:space="preserve">2</w:t>
       </w:r>
     </w:p>
     <w:p>
@@ -168,37 +180,117 @@
           <w:b/>
           <w:bCs/>
         </w:rPr>
-        <w:t xml:space="preserve">Automated spinopelvic measurement is also mature.</w:t>
-      </w:r>
-      <w:r>
-        <w:t xml:space="preserve"> </w:t>
-      </w:r>
-      <w:r>
-        <w:t xml:space="preserve">A 2025 meta-analysis of 15 studies</w:t>
-      </w:r>
-      <w:r>
-        <w:t xml:space="preserve"> </w:t>
-      </w:r>
-      <w:r>
-        <w:t xml:space="preserve">and more than 10,000 radiographs reported a pooled mean absolute error of 4.1° (95% CI</w:t>
-      </w:r>
-      <w:r>
-        <w:t xml:space="preserve"> </w:t>
-      </w:r>
-      <w:r>
-        <w:t xml:space="preserve">2.7–5.5) for pelvic incidence, with intraclass correlation coefficients above 0.81 against</w:t>
-      </w:r>
-      <w:r>
-        <w:t xml:space="preserve"> </w:t>
-      </w:r>
-      <w:r>
-        <w:t xml:space="preserve">human measurement.</w:t>
+        <w:t xml:space="preserve">Naming is not.</w:t>
+      </w:r>
+      <w:r>
+        <w:t xml:space="preserve"> </w:t>
+      </w:r>
+      <w:r>
+        <w:t xml:space="preserve">A detector reporting a fracture at</w:t>
+      </w:r>
+      <w:r>
+        <w:t xml:space="preserve"> </w:t>
+      </w:r>
+      <w:r>
+        <w:t xml:space="preserve">“L1”</w:t>
+      </w:r>
+      <w:r>
+        <w:t xml:space="preserve"> </w:t>
+      </w:r>
+      <w:r>
+        <w:t xml:space="preserve">is counting, and the count fails</w:t>
+      </w:r>
+      <w:r>
+        <w:t xml:space="preserve"> </w:t>
+      </w:r>
+      <w:r>
+        <w:t xml:space="preserve">where it matters most. Lumbosacral transitional vertebrae occur in 4–30% of people depending</w:t>
+      </w:r>
+      <w:r>
+        <w:t xml:space="preserve"> </w:t>
+      </w:r>
+      <w:r>
+        <w:t xml:space="preserve">on definition,</w:t>
       </w:r>
       <w:r>
         <w:rPr>
           <w:vertAlign w:val="superscript"/>
         </w:rPr>
-        <w:t xml:space="preserve">2</w:t>
+        <w:t xml:space="preserve">3</w:t>
+      </w:r>
+      <w:r>
+        <w:t xml:space="preserve"> </w:t>
+      </w:r>
+      <w:r>
+        <w:t xml:space="preserve">the accepted standard for resolving numeration is whole-spine imaging</w:t>
+      </w:r>
+      <w:r>
+        <w:t xml:space="preserve"> </w:t>
+      </w:r>
+      <w:r>
+        <w:t xml:space="preserve">counted caudally from C2</w:t>
+      </w:r>
+      <w:r>
+        <w:rPr>
+          <w:vertAlign w:val="superscript"/>
+        </w:rPr>
+        <w:t xml:space="preserve">4</w:t>
+      </w:r>
+      <w:r>
+        <w:t xml:space="preserve"> </w:t>
+      </w:r>
+      <w:r>
+        <w:t xml:space="preserve">— which a trauma film cannot provide — and wrong-level spine</w:t>
+      </w:r>
+      <w:r>
+        <w:t xml:space="preserve"> </w:t>
+      </w:r>
+      <w:r>
+        <w:t xml:space="preserve">surgery runs at roughly one in 3,110 procedures, with transitional anatomy the usual cause.</w:t>
+      </w:r>
+      <w:r>
+        <w:rPr>
+          <w:vertAlign w:val="superscript"/>
+        </w:rPr>
+        <w:t xml:space="preserve">5</w:t>
+      </w:r>
+      <w:r>
+        <w:t xml:space="preserve"> </w:t>
+      </w:r>
+      <w:r>
+        <w:t xml:space="preserve">The ambiguity is specific: four rib-free lumbar vertebrae may mean an L1 bearing a lumbar rib</w:t>
+      </w:r>
+      <w:r>
+        <w:t xml:space="preserve"> </w:t>
+      </w:r>
+      <w:r>
+        <w:t xml:space="preserve">or an L5 assimilated to the sacrum; six may mean a true sixth lumbar vertebra or a T12 whose</w:t>
+      </w:r>
+      <w:r>
+        <w:t xml:space="preserve"> </w:t>
+      </w:r>
+      <w:r>
+        <w:t xml:space="preserve">ribs are aplastic. The observation is identical within each pair.</w:t>
+      </w:r>
+    </w:p>
+    <w:p>
+      <w:pPr>
+        <w:pStyle w:val="BodyText"/>
+      </w:pPr>
+      <w:r>
+        <w:t xml:space="preserve">The problem recurs beyond the spine. Ribs are numbered by counting, and side is routinely</w:t>
+      </w:r>
+      <w:r>
+        <w:t xml:space="preserve"> </w:t>
+      </w:r>
+      <w:r>
+        <w:t xml:space="preserve">mislabeled — quality control on our own CT corpus caught four records carrying a left hip on</w:t>
+      </w:r>
+      <w:r>
+        <w:t xml:space="preserve"> </w:t>
+      </w:r>
+      <w:r>
+        <w:t xml:space="preserve">the patient’s right, a failure invisible downstream.</w:t>
       </w:r>
     </w:p>
     <w:p>
@@ -210,43 +302,25 @@
           <w:b/>
           <w:bCs/>
         </w:rPr>
-        <w:t xml:space="preserve">Where this sits in trauma care.</w:t>
-      </w:r>
-      <w:r>
-        <w:t xml:space="preserve"> </w:t>
-      </w:r>
-      <w:r>
-        <w:t xml:space="preserve">Radiographs are what the patient gets first, and three</w:t>
-      </w:r>
-      <w:r>
-        <w:t xml:space="preserve"> </w:t>
-      </w:r>
-      <w:r>
-        <w:t xml:space="preserve">decisions follow from them: whether a fracture has been missed and will surface on a later</w:t>
-      </w:r>
-      <w:r>
-        <w:t xml:space="preserve"> </w:t>
-      </w:r>
-      <w:r>
-        <w:t xml:space="preserve">CT, whether a CT is obtained that the films could have settled, and — if the injury is</w:t>
-      </w:r>
-      <w:r>
-        <w:t xml:space="preserve"> </w:t>
-      </w:r>
-      <w:r>
-        <w:t xml:space="preserve">operative — which vertebra the plan is written against. The third is where an automated</w:t>
-      </w:r>
-      <w:r>
-        <w:t xml:space="preserve"> </w:t>
-      </w:r>
-      <w:r>
-        <w:t xml:space="preserve">reader can do harm rather than none: a confident level that is wrong is worse than no level</w:t>
-      </w:r>
-      <w:r>
-        <w:t xml:space="preserve"> </w:t>
-      </w:r>
-      <w:r>
-        <w:t xml:space="preserve">at all, and it is wrong most often in the patients whose anatomy is unusual.</w:t>
+        <w:t xml:space="preserve">In trauma this is where an automated reader can do harm rather than none.</w:t>
+      </w:r>
+      <w:r>
+        <w:t xml:space="preserve"> </w:t>
+      </w:r>
+      <w:r>
+        <w:t xml:space="preserve">A confident</w:t>
+      </w:r>
+      <w:r>
+        <w:t xml:space="preserve"> </w:t>
+      </w:r>
+      <w:r>
+        <w:t xml:space="preserve">site that is wrong is worse than no site at all, and it is wrong most often in the patients</w:t>
+      </w:r>
+      <w:r>
+        <w:t xml:space="preserve"> </w:t>
+      </w:r>
+      <w:r>
+        <w:t xml:space="preserve">whose anatomy is unusual.</w:t>
       </w:r>
     </w:p>
     <w:p>
@@ -258,195 +332,59 @@
           <w:b/>
           <w:bCs/>
         </w:rPr>
-        <w:t xml:space="preserve">Both lines of work take the vertebral level as given, and that is the weak joint.</w:t>
-      </w:r>
-      <w:r>
-        <w:t xml:space="preserve"> </w:t>
-      </w:r>
-      <w:r>
-        <w:t xml:space="preserve">A</w:t>
-      </w:r>
-      <w:r>
-        <w:t xml:space="preserve"> </w:t>
-      </w:r>
-      <w:r>
-        <w:t xml:space="preserve">detector that reports a fracture at</w:t>
-      </w:r>
-      <w:r>
-        <w:t xml:space="preserve"> </w:t>
-      </w:r>
-      <w:r>
-        <w:t xml:space="preserve">“L1”</w:t>
-      </w:r>
-      <w:r>
-        <w:t xml:space="preserve"> </w:t>
-      </w:r>
-      <w:r>
-        <w:t xml:space="preserve">is counting, and the count is exactly what fails in</w:t>
-      </w:r>
-      <w:r>
-        <w:t xml:space="preserve"> </w:t>
-      </w:r>
-      <w:r>
-        <w:t xml:space="preserve">the population where it matters. Lumbosacral transitional vertebrae are reported in 4–30% of</w:t>
-      </w:r>
-      <w:r>
-        <w:t xml:space="preserve"> </w:t>
-      </w:r>
-      <w:r>
-        <w:t xml:space="preserve">people depending on definition,</w:t>
+        <w:t xml:space="preserve">What we already hold.</w:t>
+      </w:r>
+      <w:r>
+        <w:t xml:space="preserve"> </w:t>
+      </w:r>
+      <w:r>
+        <w:t xml:space="preserve">CTSpinoPelvic1K is an openly licensed release of 802 CT records</w:t>
+      </w:r>
+      <w:r>
+        <w:t xml:space="preserve"> </w:t>
+      </w:r>
+      <w:r>
+        <w:t xml:space="preserve">placing spine, sacrum, hips, femora and per-level ribs on one coordinate frame, with explicit</w:t>
+      </w:r>
+      <w:r>
+        <w:t xml:space="preserve"> </w:t>
+      </w:r>
+      <w:r>
+        <w:t xml:space="preserve">classes for a sixth lumbar vertebra, a thirteenth thoracic vertebra, a separately carved</w:t>
+      </w:r>
+      <w:r>
+        <w:t xml:space="preserve"> </w:t>
+      </w:r>
+      <w:r>
+        <w:t xml:space="preserve">first sacral segment, and lumbar ribs.</w:t>
       </w:r>
       <w:r>
         <w:rPr>
           <w:vertAlign w:val="superscript"/>
         </w:rPr>
-        <w:t xml:space="preserve">3</w:t>
-      </w:r>
-      <w:r>
-        <w:t xml:space="preserve"> </w:t>
-      </w:r>
-      <w:r>
-        <w:t xml:space="preserve">and the accepted standard for resolving numeration is</w:t>
-      </w:r>
-      <w:r>
-        <w:t xml:space="preserve"> </w:t>
-      </w:r>
-      <w:r>
-        <w:t xml:space="preserve">whole-spine imaging counted caudally from C2</w:t>
-      </w:r>
-      <w:r>
-        <w:rPr>
-          <w:vertAlign w:val="superscript"/>
-        </w:rPr>
-        <w:t xml:space="preserve">4</w:t>
-      </w:r>
-      <w:r>
-        <w:t xml:space="preserve"> </w:t>
-      </w:r>
-      <w:r>
-        <w:t xml:space="preserve">— which a trauma lateral of the</w:t>
-      </w:r>
-      <w:r>
-        <w:t xml:space="preserve"> </w:t>
-      </w:r>
-      <w:r>
-        <w:t xml:space="preserve">thoracolumbar spine cannot provide. Wrong-level spine surgery runs at roughly one in 3,110</w:t>
-      </w:r>
-      <w:r>
-        <w:t xml:space="preserve"> </w:t>
-      </w:r>
-      <w:r>
-        <w:t xml:space="preserve">procedures, and transitional anatomy is the cause most often cited.</w:t>
-      </w:r>
-      <w:r>
-        <w:rPr>
-          <w:vertAlign w:val="superscript"/>
-        </w:rPr>
-        <w:t xml:space="preserve">5</w:t>
-      </w:r>
-    </w:p>
-    <w:p>
-      <w:pPr>
-        <w:pStyle w:val="BodyText"/>
-      </w:pPr>
-      <w:r>
-        <w:t xml:space="preserve">The ambiguity is specific rather than vague. Four rib-free lumbar vertebrae may mean an L1</w:t>
-      </w:r>
-      <w:r>
-        <w:t xml:space="preserve"> </w:t>
-      </w:r>
-      <w:r>
-        <w:t xml:space="preserve">bearing a lumbar rib or an L5 assimilated to the sacrum; six may mean a true sixth lumbar</w:t>
-      </w:r>
-      <w:r>
-        <w:t xml:space="preserve"> </w:t>
-      </w:r>
-      <w:r>
-        <w:t xml:space="preserve">vertebra or a T12 whose ribs are aplastic. The observation is identical within each pair, and</w:t>
-      </w:r>
-      <w:r>
-        <w:t xml:space="preserve"> </w:t>
-      </w:r>
-      <w:r>
-        <w:t xml:space="preserve">only the global count separates them.</w:t>
-      </w:r>
-    </w:p>
-    <w:p>
-      <w:pPr>
-        <w:pStyle w:val="BodyText"/>
-      </w:pPr>
+        <w:t xml:space="preserve">6</w:t>
+      </w:r>
+      <w:r>
+        <w:t xml:space="preserve"> </w:t>
+      </w:r>
+      <w:r>
+        <w:t xml:space="preserve">It was built to test whether</w:t>
+      </w:r>
+      <w:r>
+        <w:t xml:space="preserve"> </w:t>
+      </w:r>
       <w:r>
         <w:rPr>
           <w:b/>
           <w:bCs/>
         </w:rPr>
-        <w:t xml:space="preserve">What we already hold that others do not.</w:t>
-      </w:r>
-      <w:r>
-        <w:t xml:space="preserve"> </w:t>
-      </w:r>
-      <w:r>
-        <w:t xml:space="preserve">CTSpinoPelvic1K is an openly licensed release of</w:t>
-      </w:r>
-      <w:r>
-        <w:t xml:space="preserve"> </w:t>
-      </w:r>
-      <w:r>
-        <w:t xml:space="preserve">802 CT records placing spine, pelvis, per-level ribs and femora on one coordinate frame, with</w:t>
-      </w:r>
-      <w:r>
-        <w:t xml:space="preserve"> </w:t>
-      </w:r>
-      <w:r>
-        <w:t xml:space="preserve">explicit classes for a sixth lumbar vertebra, a thirteenth thoracic vertebra, a separately</w:t>
-      </w:r>
-      <w:r>
-        <w:t xml:space="preserve"> </w:t>
-      </w:r>
-      <w:r>
-        <w:t xml:space="preserve">carved first sacral segment, and lumbar ribs, so a variant is recorded as itself rather than</w:t>
-      </w:r>
-      <w:r>
-        <w:t xml:space="preserve"> </w:t>
-      </w:r>
-      <w:r>
-        <w:t xml:space="preserve">forced into an ordinary level.</w:t>
-      </w:r>
-      <w:r>
-        <w:rPr>
-          <w:vertAlign w:val="superscript"/>
-        </w:rPr>
-        <w:t xml:space="preserve">6</w:t>
-      </w:r>
-      <w:r>
-        <w:t xml:space="preserve"> </w:t>
-      </w:r>
-      <w:r>
-        <w:t xml:space="preserve">It was built to support one question directly relevant</w:t>
-      </w:r>
-      <w:r>
-        <w:t xml:space="preserve"> </w:t>
-      </w:r>
-      <w:r>
-        <w:t xml:space="preserve">here: whether</w:t>
-      </w:r>
-      <w:r>
-        <w:t xml:space="preserve"> </w:t>
+        <w:t xml:space="preserve">local morphology</w:t>
       </w:r>
       <w:r>
         <w:rPr>
           <w:b/>
           <w:bCs/>
         </w:rPr>
-        <w:t xml:space="preserve">local morphology alone</w:t>
-      </w:r>
-      <w:r>
-        <w:t xml:space="preserve"> </w:t>
-      </w:r>
-      <w:r>
-        <w:t xml:space="preserve">can name a level</w:t>
-      </w:r>
-      <w:r>
         <w:t xml:space="preserve"> </w:t>
       </w:r>
       <w:r>
@@ -454,25 +392,41 @@
           <w:b/>
           <w:bCs/>
         </w:rPr>
+        <w:t xml:space="preserve">alone</w:t>
+      </w:r>
+      <w:r>
+        <w:t xml:space="preserve"> </w:t>
+      </w:r>
+      <w:r>
+        <w:t xml:space="preserve">can name a structure</w:t>
+      </w:r>
+      <w:r>
+        <w:t xml:space="preserve"> </w:t>
+      </w:r>
+      <w:r>
+        <w:rPr>
+          <w:b/>
+          <w:bCs/>
+        </w:rPr>
         <w:t xml:space="preserve">without</w:t>
       </w:r>
       <w:r>
         <w:t xml:space="preserve"> </w:t>
       </w:r>
       <w:r>
-        <w:t xml:space="preserve">the global count. It</w:t>
-      </w:r>
-      <w:r>
-        <w:t xml:space="preserve"> </w:t>
-      </w:r>
-      <w:r>
-        <w:t xml:space="preserve">also ships per-level morphometry across 802 records and validated derived spinopelvic</w:t>
-      </w:r>
-      <w:r>
-        <w:t xml:space="preserve"> </w:t>
-      </w:r>
-      <w:r>
-        <w:t xml:space="preserve">parameters, which give this project both a pretraining corpus and a reference distribution.</w:t>
+        <w:t xml:space="preserve">the global count, and it ships per-level morphometry</w:t>
+      </w:r>
+      <w:r>
+        <w:t xml:space="preserve"> </w:t>
+      </w:r>
+      <w:r>
+        <w:t xml:space="preserve">and validated spinopelvic parameters — a pretraining corpus and a reference distribution in</w:t>
+      </w:r>
+      <w:r>
+        <w:t xml:space="preserve"> </w:t>
+      </w:r>
+      <w:r>
+        <w:t xml:space="preserve">one.</w:t>
       </w:r>
     </w:p>
     <w:bookmarkEnd w:id="10"/>
@@ -494,43 +448,37 @@
           <w:b/>
           <w:bCs/>
         </w:rPr>
-        <w:t xml:space="preserve">Aim 1 — Multiview fracture detection on DMC trauma radiographs.</w:t>
-      </w:r>
-      <w:r>
-        <w:t xml:space="preserve"> </w:t>
-      </w:r>
-      <w:r>
-        <w:t xml:space="preserve">Train a two-view</w:t>
-      </w:r>
-      <w:r>
-        <w:t xml:space="preserve"> </w:t>
-      </w:r>
-      <w:r>
-        <w:t xml:space="preserve">(AP and lateral) model for vertebral fracture detection and localization. The two views carry</w:t>
-      </w:r>
-      <w:r>
-        <w:t xml:space="preserve"> </w:t>
-      </w:r>
-      <w:r>
-        <w:t xml:space="preserve">different information and should not be collapsed: the lateral carries fracture morphology</w:t>
-      </w:r>
-      <w:r>
-        <w:t xml:space="preserve"> </w:t>
-      </w:r>
-      <w:r>
-        <w:t xml:space="preserve">(anterior wedging, endplate depression, height loss) and the sagittal geometry; the AP carries</w:t>
-      </w:r>
-      <w:r>
-        <w:t xml:space="preserve"> </w:t>
-      </w:r>
-      <w:r>
-        <w:t xml:space="preserve">the transverse processes, the twelfth rib, and the iliac crest — the features that decide</w:t>
-      </w:r>
-      <w:r>
-        <w:t xml:space="preserve"> </w:t>
-      </w:r>
-      <w:r>
-        <w:t xml:space="preserve">which vertebra is which.</w:t>
+        <w:t xml:space="preserve">1. Multiview detection across the trauma series.</w:t>
+      </w:r>
+      <w:r>
+        <w:t xml:space="preserve"> </w:t>
+      </w:r>
+      <w:r>
+        <w:t xml:space="preserve">A two-view (AP and lateral) model for</w:t>
+      </w:r>
+      <w:r>
+        <w:t xml:space="preserve"> </w:t>
+      </w:r>
+      <w:r>
+        <w:t xml:space="preserve">fracture detection and localization across vertebrae, sacrum, pelvis and hips, ribs, and</w:t>
+      </w:r>
+      <w:r>
+        <w:t xml:space="preserve"> </w:t>
+      </w:r>
+      <w:r>
+        <w:t xml:space="preserve">proximal femur. The views are not collapsed: the lateral carries fracture morphology and</w:t>
+      </w:r>
+      <w:r>
+        <w:t xml:space="preserve"> </w:t>
+      </w:r>
+      <w:r>
+        <w:t xml:space="preserve">sagittal geometry; the AP carries transverse processes, the twelfth rib and the iliac crest —</w:t>
+      </w:r>
+      <w:r>
+        <w:t xml:space="preserve"> </w:t>
+      </w:r>
+      <w:r>
+        <w:t xml:space="preserve">the features that decide identity.</w:t>
       </w:r>
     </w:p>
     <w:p>
@@ -542,37 +490,31 @@
           <w:b/>
           <w:bCs/>
         </w:rPr>
-        <w:t xml:space="preserve">Aim 2 — Anatomically correct level assignment.</w:t>
-      </w:r>
-      <w:r>
-        <w:t xml:space="preserve"> </w:t>
-      </w:r>
-      <w:r>
-        <w:t xml:space="preserve">Predict level identity from local</w:t>
-      </w:r>
-      <w:r>
-        <w:t xml:space="preserve"> </w:t>
-      </w:r>
-      <w:r>
-        <w:t xml:space="preserve">morphology and in-view anchors (lowest rib-bearing vertebra above, sacral base below) rather</w:t>
-      </w:r>
-      <w:r>
-        <w:t xml:space="preserve"> </w:t>
-      </w:r>
-      <w:r>
-        <w:t xml:space="preserve">than by counting from the top of the film, and emit an explicit flag when the anatomy is</w:t>
-      </w:r>
-      <w:r>
-        <w:t xml:space="preserve"> </w:t>
-      </w:r>
-      <w:r>
-        <w:t xml:space="preserve">transitional. This is the aim that distinguishes the proposal from published fracture</w:t>
-      </w:r>
-      <w:r>
-        <w:t xml:space="preserve"> </w:t>
-      </w:r>
-      <w:r>
-        <w:t xml:space="preserve">detectors, and CTSpinoPelvic1K provides the supervision to train and evaluate it.</w:t>
+        <w:t xml:space="preserve">2. Correct anatomic naming.</w:t>
+      </w:r>
+      <w:r>
+        <w:t xml:space="preserve"> </w:t>
+      </w:r>
+      <w:r>
+        <w:t xml:space="preserve">Vertebral level, rib number and side predicted from local</w:t>
+      </w:r>
+      <w:r>
+        <w:t xml:space="preserve"> </w:t>
+      </w:r>
+      <w:r>
+        <w:t xml:space="preserve">morphology and in-view anchors rather than by counting from the edge of the film, with an</w:t>
+      </w:r>
+      <w:r>
+        <w:t xml:space="preserve"> </w:t>
+      </w:r>
+      <w:r>
+        <w:t xml:space="preserve">explicit flag when the anatomy is transitional. This is what distinguishes the work from</w:t>
+      </w:r>
+      <w:r>
+        <w:t xml:space="preserve"> </w:t>
+      </w:r>
+      <w:r>
+        <w:t xml:space="preserve">published detectors, and CTSpinoPelvic1K supplies the supervision.</w:t>
       </w:r>
     </w:p>
     <w:p>
@@ -584,25 +526,25 @@
           <w:b/>
           <w:bCs/>
         </w:rPr>
-        <w:t xml:space="preserve">Aim 3 — Automated spinopelvic parameters and anomaly reporting.</w:t>
-      </w:r>
-      <w:r>
-        <w:t xml:space="preserve"> </w:t>
-      </w:r>
-      <w:r>
-        <w:t xml:space="preserve">Report pelvic</w:t>
-      </w:r>
-      <w:r>
-        <w:t xml:space="preserve"> </w:t>
-      </w:r>
-      <w:r>
-        <w:t xml:space="preserve">incidence, pelvic tilt, sacral slope, lumbar lordosis and PI–LL mismatch from the same views,</w:t>
-      </w:r>
-      <w:r>
-        <w:t xml:space="preserve"> </w:t>
-      </w:r>
-      <w:r>
-        <w:t xml:space="preserve">benchmarked against the published error bands.</w:t>
+        <w:t xml:space="preserve">3. Spinopelvic parameters and anomaly reporting.</w:t>
+      </w:r>
+      <w:r>
+        <w:t xml:space="preserve"> </w:t>
+      </w:r>
+      <w:r>
+        <w:t xml:space="preserve">Pelvic incidence, tilt, sacral slope,</w:t>
+      </w:r>
+      <w:r>
+        <w:t xml:space="preserve"> </w:t>
+      </w:r>
+      <w:r>
+        <w:t xml:space="preserve">lumbar lordosis and PI–LL mismatch from the same views, benchmarked against published error</w:t>
+      </w:r>
+      <w:r>
+        <w:t xml:space="preserve"> </w:t>
+      </w:r>
+      <w:r>
+        <w:t xml:space="preserve">bands,</w:t>
       </w:r>
       <w:r>
         <w:rPr>
@@ -614,13 +556,7 @@
         <w:t xml:space="preserve"> </w:t>
       </w:r>
       <w:r>
-        <w:t xml:space="preserve">Report numeric anomalies (L6, lumbar rib,</w:t>
-      </w:r>
-      <w:r>
-        <w:t xml:space="preserve"> </w:t>
-      </w:r>
-      <w:r>
-        <w:t xml:space="preserve">transitional junction) as findings in their own right.</w:t>
+        <w:t xml:space="preserve">with numeric anomalies (L6, lumbar rib, transitional junction) reported as findings.</w:t>
       </w:r>
     </w:p>
     <w:bookmarkEnd w:id="11"/>
@@ -642,35 +578,175 @@
           <w:b/>
           <w:bCs/>
         </w:rPr>
-        <w:t xml:space="preserve">Phase 1 — Radiographs first.</w:t>
-      </w:r>
-      <w:r>
-        <w:t xml:space="preserve"> </w:t>
-      </w:r>
-      <w:r>
-        <w:t xml:space="preserve">Assemble a retrospective DMC trauma radiograph cohort</w:t>
-      </w:r>
-      <w:r>
-        <w:t xml:space="preserve"> </w:t>
-      </w:r>
-      <w:r>
-        <w:t xml:space="preserve">(AP and lateral thoracolumbar and lumbar series). Fracture labels from the dictated report</w:t>
-      </w:r>
-      <w:r>
-        <w:t xml:space="preserve"> </w:t>
-      </w:r>
-      <w:r>
-        <w:t xml:space="preserve">with radiologist adjudication of a review subset.</w:t>
-      </w:r>
-      <w:r>
-        <w:t xml:space="preserve"> </w:t>
-      </w:r>
+        <w:t xml:space="preserve">Radiographs first.</w:t>
+      </w:r>
+      <w:r>
+        <w:t xml:space="preserve"> </w:t>
+      </w:r>
+      <w:r>
+        <w:t xml:space="preserve">A retrospective DMC trauma cohort, AP and lateral, with fracture</w:t>
+      </w:r>
+      <w:r>
+        <w:t xml:space="preserve"> </w:t>
+      </w:r>
+      <w:r>
+        <w:t xml:space="preserve">labels from the dictated report and radiologist adjudication of a review subset.</w:t>
+      </w:r>
+    </w:p>
+    <w:p>
+      <w:pPr>
+        <w:pStyle w:val="BodyText"/>
+      </w:pPr>
+      <w:r>
+        <w:rPr>
+          <w:b/>
+          <w:bCs/>
+        </w:rPr>
+        <w:t xml:space="preserve">CT-derived supervision.</w:t>
+      </w:r>
+      <w:r>
+        <w:t xml:space="preserve"> </w:t>
+      </w:r>
+      <w:r>
+        <w:t xml:space="preserve">Where a patient has both radiographs and CT from one encounter,</w:t>
+      </w:r>
+      <w:r>
+        <w:t xml:space="preserve"> </w:t>
+      </w:r>
+      <w:r>
+        <w:t xml:space="preserve">the CT settles both fracture and site. Independently, digitally reconstructed radiographs</w:t>
+      </w:r>
+      <w:r>
+        <w:t xml:space="preserve"> </w:t>
+      </w:r>
+      <w:r>
+        <w:t xml:space="preserve">from the CTSpinoPelvic1K volumes give radiograph-like images whose labels are already correct</w:t>
+      </w:r>
+      <w:r>
+        <w:t xml:space="preserve"> </w:t>
+      </w:r>
+      <w:r>
+        <w:t xml:space="preserve">in transitional anatomy — supervision unobtainable from radiographs alone, since on a</w:t>
+      </w:r>
+      <w:r>
+        <w:t xml:space="preserve"> </w:t>
+      </w:r>
+      <w:r>
+        <w:t xml:space="preserve">radiograph the correct name is precisely what is unknown.</w:t>
+      </w:r>
+    </w:p>
+    <w:p>
+      <w:pPr>
+        <w:pStyle w:val="BodyText"/>
+      </w:pPr>
+      <w:r>
+        <w:rPr>
+          <w:b/>
+          <w:bCs/>
+        </w:rPr>
+        <w:t xml:space="preserve">Refinement on DMC CT</w:t>
+      </w:r>
+      <w:r>
+        <w:t xml:space="preserve"> </w:t>
+      </w:r>
+      <w:r>
+        <w:t xml:space="preserve">for local scanner, protocol and population differences.</w:t>
+      </w:r>
+    </w:p>
+    <w:p>
+      <w:pPr>
+        <w:pStyle w:val="BodyText"/>
+      </w:pPr>
+      <w:r>
+        <w:rPr>
+          <w:b/>
+          <w:bCs/>
+        </w:rPr>
+        <w:t xml:space="preserve">Evaluation, in the terms the decisions are made in.</w:t>
+      </w:r>
+      <w:r>
+        <w:t xml:space="preserve"> </w:t>
+      </w:r>
+      <w:r>
+        <w:t xml:space="preserve">Sensitivity for injuries missed on</w:t>
+      </w:r>
+      <w:r>
+        <w:t xml:space="preserve"> </w:t>
+      </w:r>
+      <w:r>
+        <w:t xml:space="preserve">the initial film and identified on subsequent CT, alongside AUC for comparison with published</w:t>
+      </w:r>
+      <w:r>
+        <w:t xml:space="preserve"> </w:t>
+      </w:r>
+      <w:r>
+        <w:t xml:space="preserve">benchmarks.</w:t>
+      </w:r>
+      <w:r>
+        <w:rPr>
+          <w:vertAlign w:val="superscript"/>
+        </w:rPr>
+        <w:t xml:space="preserve">1</w:t>
+      </w:r>
+      <w:r>
+        <w:t xml:space="preserve"> </w:t>
+      </w:r>
+      <w:r>
+        <w:t xml:space="preserve">Naming accuracy against CT, reported</w:t>
+      </w:r>
+      <w:r>
+        <w:t xml:space="preserve"> </w:t>
+      </w:r>
+      <w:r>
+        <w:rPr>
+          <w:b/>
+          <w:bCs/>
+        </w:rPr>
+        <w:t xml:space="preserve">separately for ordinary and transitional</w:t>
+      </w:r>
+      <w:r>
+        <w:rPr>
+          <w:b/>
+          <w:bCs/>
+        </w:rPr>
+        <w:t xml:space="preserve"> </w:t>
+      </w:r>
+      <w:r>
+        <w:rPr>
+          <w:b/>
+          <w:bCs/>
+        </w:rPr>
+        <w:t xml:space="preserve">anatomy</w:t>
+      </w:r>
+      <w:r>
+        <w:t xml:space="preserve"> </w:t>
+      </w:r>
+      <w:r>
+        <w:t xml:space="preserve">— aggregate accuracy hides failure in exactly the 4–30% where the question is hard.</w:t>
+      </w:r>
+      <w:r>
+        <w:t xml:space="preserve"> </w:t>
+      </w:r>
+      <w:r>
+        <w:t xml:space="preserve">Spinopelvic parameters against the published error bands.</w:t>
+      </w:r>
+      <w:r>
+        <w:rPr>
+          <w:vertAlign w:val="superscript"/>
+        </w:rPr>
+        <w:t xml:space="preserve">2</w:t>
+      </w:r>
+    </w:p>
+    <w:p>
+      <w:pPr>
+        <w:pStyle w:val="BodyText"/>
+      </w:pPr>
       <w:r>
         <w:rPr>
           <w:i/>
           <w:iCs/>
         </w:rPr>
-        <w:t xml:space="preserve">[Case volume and date range to be</w:t>
+        <w:t xml:space="preserve">Scope note: the CT corpus covers the axial skeleton, hips and proximal femur. Long bones</w:t>
       </w:r>
       <w:r>
         <w:rPr>
@@ -684,245 +760,25 @@
           <w:i/>
           <w:iCs/>
         </w:rPr>
-        <w:t xml:space="preserve">determined with Dr. Bartholomew.]</w:t>
-      </w:r>
-    </w:p>
-    <w:p>
-      <w:pPr>
-        <w:pStyle w:val="BodyText"/>
-      </w:pPr>
-      <w:r>
-        <w:rPr>
-          <w:b/>
-          <w:bCs/>
-        </w:rPr>
-        <w:t xml:space="preserve">Phase 2 — CT-derived supervision.</w:t>
-      </w:r>
-      <w:r>
-        <w:t xml:space="preserve"> </w:t>
-      </w:r>
-      <w:r>
-        <w:t xml:space="preserve">Two routes, both available now. Where a patient has</w:t>
-      </w:r>
-      <w:r>
-        <w:t xml:space="preserve"> </w:t>
-      </w:r>
-      <w:r>
-        <w:t xml:space="preserve">both radiographs and CT from the same encounter, the CT settles both fracture and level and</w:t>
-      </w:r>
-      <w:r>
-        <w:t xml:space="preserve"> </w:t>
-      </w:r>
-      <w:r>
-        <w:t xml:space="preserve">becomes the reference standard for that case. Independently, digitally reconstructed</w:t>
-      </w:r>
-      <w:r>
-        <w:t xml:space="preserve"> </w:t>
-      </w:r>
-      <w:r>
-        <w:t xml:space="preserve">radiographs generated from the CTSpinoPelvic1K volumes provide radiograph-like images whose</w:t>
-      </w:r>
-      <w:r>
-        <w:t xml:space="preserve"> </w:t>
-      </w:r>
-      <w:r>
-        <w:t xml:space="preserve">level labels are already correct in transitional anatomy — a pretraining corpus that cannot</w:t>
-      </w:r>
-      <w:r>
-        <w:t xml:space="preserve"> </w:t>
-      </w:r>
-      <w:r>
-        <w:t xml:space="preserve">be obtained from radiographs alone, because on a radiograph the correct level is precisely</w:t>
-      </w:r>
-      <w:r>
-        <w:t xml:space="preserve"> </w:t>
-      </w:r>
-      <w:r>
-        <w:t xml:space="preserve">what is unknown.</w:t>
-      </w:r>
-    </w:p>
-    <w:p>
-      <w:pPr>
-        <w:pStyle w:val="BodyText"/>
-      </w:pPr>
-      <w:r>
-        <w:rPr>
-          <w:b/>
-          <w:bCs/>
-        </w:rPr>
-        <w:t xml:space="preserve">Phase 3 — Refinement on DMC CT.</w:t>
-      </w:r>
-      <w:r>
-        <w:t xml:space="preserve"> </w:t>
-      </w:r>
-      <w:r>
-        <w:t xml:space="preserve">Fine-tune the level and parameter heads on local CT to</w:t>
-      </w:r>
-      <w:r>
-        <w:t xml:space="preserve"> </w:t>
-      </w:r>
-      <w:r>
-        <w:t xml:space="preserve">capture scanner, protocol and population differences from the screening cohort</w:t>
-      </w:r>
-      <w:r>
-        <w:t xml:space="preserve"> </w:t>
-      </w:r>
-      <w:r>
-        <w:t xml:space="preserve">CTSpinoPelvic1K was drawn from.</w:t>
-      </w:r>
-    </w:p>
-    <w:p>
-      <w:pPr>
-        <w:pStyle w:val="BodyText"/>
-      </w:pPr>
-      <w:r>
-        <w:rPr>
-          <w:b/>
-          <w:bCs/>
-        </w:rPr>
-        <w:t xml:space="preserve">Evaluation.</w:t>
-      </w:r>
-      <w:r>
-        <w:t xml:space="preserve"> </w:t>
-      </w:r>
-      <w:r>
-        <w:t xml:space="preserve">Reported in the terms the decisions are made in, not only as summary</w:t>
-      </w:r>
-      <w:r>
-        <w:t xml:space="preserve"> </w:t>
-      </w:r>
-      <w:r>
-        <w:t xml:space="preserve">statistics. For fracture detection: sensitivity for injuries missed on the initial film and</w:t>
-      </w:r>
-      <w:r>
-        <w:t xml:space="preserve"> </w:t>
-      </w:r>
-      <w:r>
-        <w:t xml:space="preserve">identified on subsequent CT, alongside AUC for comparison with published benchmarks.</w:t>
-      </w:r>
-      <w:r>
-        <w:rPr>
-          <w:vertAlign w:val="superscript"/>
-        </w:rPr>
-        <w:t xml:space="preserve">1</w:t>
-      </w:r>
-      <w:r>
-        <w:t xml:space="preserve"> </w:t>
-      </w:r>
-      <w:r>
-        <w:t xml:space="preserve">For</w:t>
-      </w:r>
-      <w:r>
-        <w:t xml:space="preserve"> </w:t>
-      </w:r>
-      <w:r>
-        <w:t xml:space="preserve">level assignment: agreement with CT ground truth, reported</w:t>
-      </w:r>
-      <w:r>
-        <w:t xml:space="preserve"> </w:t>
-      </w:r>
-      <w:r>
-        <w:rPr>
-          <w:b/>
-          <w:bCs/>
-        </w:rPr>
-        <w:t xml:space="preserve">separately for anatomically</w:t>
-      </w:r>
-      <w:r>
-        <w:rPr>
-          <w:b/>
-          <w:bCs/>
-        </w:rPr>
-        <w:t xml:space="preserve"> </w:t>
-      </w:r>
-      <w:r>
-        <w:rPr>
-          <w:b/>
-          <w:bCs/>
-        </w:rPr>
-        <w:t xml:space="preserve">ordinary and transitional cases</w:t>
-      </w:r>
-      <w:r>
-        <w:t xml:space="preserve"> </w:t>
-      </w:r>
-      <w:r>
-        <w:t xml:space="preserve">— the stratification is the point, since aggregate accuracy</w:t>
-      </w:r>
-      <w:r>
-        <w:t xml:space="preserve"> </w:t>
-      </w:r>
-      <w:r>
-        <w:t xml:space="preserve">hides failure in exactly the 4–30% where the question is hard. For spinopelvic parameters:</w:t>
-      </w:r>
-      <w:r>
-        <w:t xml:space="preserve"> </w:t>
-      </w:r>
-      <w:r>
-        <w:t xml:space="preserve">agreement with manual measurement against the published error bands.</w:t>
-      </w:r>
-      <w:r>
-        <w:rPr>
-          <w:vertAlign w:val="superscript"/>
-        </w:rPr>
-        <w:t xml:space="preserve">2</w:t>
+        <w:t xml:space="preserve">below the femur would need a separate imaging source and are a later extension, not part of</w:t>
+      </w:r>
+      <w:r>
+        <w:rPr>
+          <w:i/>
+          <w:iCs/>
+        </w:rPr>
+        <w:t xml:space="preserve"> </w:t>
+      </w:r>
+      <w:r>
+        <w:rPr>
+          <w:i/>
+          <w:iCs/>
+        </w:rPr>
+        <w:t xml:space="preserve">the initial aims.</w:t>
       </w:r>
     </w:p>
     <w:bookmarkEnd w:id="12"/>
-    <w:bookmarkStart w:id="13" w:name="why-this-is-feasible-here"/>
-    <w:p>
-      <w:pPr>
-        <w:pStyle w:val="Heading1"/>
-      </w:pPr>
-      <w:r>
-        <w:t xml:space="preserve">Why this is feasible here</w:t>
-      </w:r>
-    </w:p>
-    <w:p>
-      <w:pPr>
-        <w:pStyle w:val="FirstParagraph"/>
-      </w:pPr>
-      <w:r>
-        <w:t xml:space="preserve">The CT resource, the label scheme, the quality-control tooling and the derived morphometry</w:t>
-      </w:r>
-      <w:r>
-        <w:t xml:space="preserve"> </w:t>
-      </w:r>
-      <w:r>
-        <w:t xml:space="preserve">already exist and are openly archived.</w:t>
-      </w:r>
-      <w:r>
-        <w:rPr>
-          <w:vertAlign w:val="superscript"/>
-        </w:rPr>
-        <w:t xml:space="preserve">6</w:t>
-      </w:r>
-      <w:r>
-        <w:t xml:space="preserve"> </w:t>
-      </w:r>
-      <w:r>
-        <w:t xml:space="preserve">A trained annotation pipeline is running through</w:t>
-      </w:r>
-      <w:r>
-        <w:t xml:space="preserve"> </w:t>
-      </w:r>
-      <w:r>
-        <w:t xml:space="preserve">OpenSpineConsortium, with medical students working case-by-case against a written protocol</w:t>
-      </w:r>
-      <w:r>
-        <w:t xml:space="preserve"> </w:t>
-      </w:r>
-      <w:r>
-        <w:t xml:space="preserve">and every correction attributed. What the project needs and does not yet have is local trauma</w:t>
-      </w:r>
-      <w:r>
-        <w:t xml:space="preserve"> </w:t>
-      </w:r>
-      <w:r>
-        <w:t xml:space="preserve">imaging and the clinical judgement to aim it, which is the collaboration being proposed.</w:t>
-      </w:r>
-    </w:p>
-    <w:bookmarkEnd w:id="13"/>
-    <w:bookmarkStart w:id="14" w:name="what-is-being-asked"/>
+    <w:bookmarkStart w:id="13" w:name="what-is-being-asked"/>
     <w:p>
       <w:pPr>
         <w:pStyle w:val="Heading1"/>
@@ -972,25 +828,19 @@
           <w:b/>
           <w:bCs/>
         </w:rPr>
-        <w:t xml:space="preserve">Clinical framing and endpoint selection.</w:t>
-      </w:r>
-      <w:r>
-        <w:t xml:space="preserve"> </w:t>
-      </w:r>
-      <w:r>
-        <w:t xml:space="preserve">Which outputs would change a decision, and at</w:t>
-      </w:r>
-      <w:r>
-        <w:t xml:space="preserve"> </w:t>
-      </w:r>
-      <w:r>
-        <w:t xml:space="preserve">what operating point a missed injury is worse than a false alarm. This is the part the</w:t>
-      </w:r>
-      <w:r>
-        <w:t xml:space="preserve"> </w:t>
-      </w:r>
-      <w:r>
-        <w:t xml:space="preserve">published work gets wrong most often and the part a trauma surgeon is best placed to fix.</w:t>
+        <w:t xml:space="preserve">Clinical framing and endpoint selection:</w:t>
+      </w:r>
+      <w:r>
+        <w:t xml:space="preserve"> </w:t>
+      </w:r>
+      <w:r>
+        <w:t xml:space="preserve">which outputs would change a decision, and at</w:t>
+      </w:r>
+      <w:r>
+        <w:t xml:space="preserve"> </w:t>
+      </w:r>
+      <w:r>
+        <w:t xml:space="preserve">what operating point a missed injury is worse than a false alarm.</w:t>
       </w:r>
     </w:p>
     <w:p>
@@ -1012,13 +862,13 @@
         <w:t xml:space="preserve"> </w:t>
       </w:r>
       <w:r>
-        <w:t xml:space="preserve">on the protocol, and guidance on the trauma-service workflow</w:t>
-      </w:r>
-      <w:r>
-        <w:t xml:space="preserve"> </w:t>
-      </w:r>
-      <w:r>
-        <w:t xml:space="preserve">any eventual tool would have to fit.</w:t>
+        <w:t xml:space="preserve">and guidance on the trauma-service workflow any eventual tool</w:t>
+      </w:r>
+      <w:r>
+        <w:t xml:space="preserve"> </w:t>
+      </w:r>
+      <w:r>
+        <w:t xml:space="preserve">would have to fit.</w:t>
       </w:r>
     </w:p>
     <w:p>
@@ -1026,19 +876,13 @@
         <w:pStyle w:val="FirstParagraph"/>
       </w:pPr>
       <w:r>
-        <w:t xml:space="preserve">Radiological adjudication of the label subset is already covered: two radiology</w:t>
-      </w:r>
-      <w:r>
-        <w:t xml:space="preserve"> </w:t>
-      </w:r>
-      <w:r>
-        <w:t xml:space="preserve">collaborators support the existing dataset work, so no reading burden falls on the trauma</w:t>
-      </w:r>
-      <w:r>
-        <w:t xml:space="preserve"> </w:t>
-      </w:r>
-      <w:r>
-        <w:t xml:space="preserve">service.</w:t>
+        <w:t xml:space="preserve">Radiological adjudication is already covered by two radiology collaborators supporting the</w:t>
+      </w:r>
+      <w:r>
+        <w:t xml:space="preserve"> </w:t>
+      </w:r>
+      <w:r>
+        <w:t xml:space="preserve">existing dataset work; no reading burden falls on the trauma service.</w:t>
       </w:r>
     </w:p>
     <w:p>
@@ -1050,7 +894,7 @@
           <w:i/>
           <w:iCs/>
         </w:rPr>
-        <w:t xml:space="preserve">[Cohort size, date range, scope, effort and authorship to be discussed. IRB determination</w:t>
+        <w:t xml:space="preserve">[Cohort size, date range, scope, effort and authorship to be discussed. IRB determination to</w:t>
       </w:r>
       <w:r>
         <w:rPr>
@@ -1064,11 +908,11 @@
           <w:i/>
           <w:iCs/>
         </w:rPr>
-        <w:t xml:space="preserve">to be filed once the data request is defined.]</w:t>
-      </w:r>
-    </w:p>
-    <w:bookmarkEnd w:id="14"/>
-    <w:bookmarkStart w:id="15" w:name="references"/>
+        <w:t xml:space="preserve">be filed once the data request is defined.]</w:t>
+      </w:r>
+    </w:p>
+    <w:bookmarkEnd w:id="13"/>
+    <w:bookmarkStart w:id="14" w:name="references"/>
     <w:p>
       <w:pPr>
         <w:pStyle w:val="Heading1"/>
@@ -1079,6 +923,7 @@
     </w:p>
     <w:p>
       <w:pPr>
+        <w:pStyle w:val="Compact"/>
         <w:numPr>
           <w:ilvl w:val="0"/>
           <w:numId w:val="1002"/>
@@ -1124,6 +969,7 @@
     </w:p>
     <w:p>
       <w:pPr>
+        <w:pStyle w:val="Compact"/>
         <w:numPr>
           <w:ilvl w:val="0"/>
           <w:numId w:val="1002"/>
@@ -1152,11 +998,18 @@
         <w:t xml:space="preserve"> </w:t>
       </w:r>
       <w:r>
-        <w:t xml:space="preserve">2025;5:1–15. doi:10.20517/ais.2024.36</w:t>
-      </w:r>
-    </w:p>
-    <w:p>
-      <w:pPr>
+        <w:t xml:space="preserve">2025;5:1–15.</w:t>
+      </w:r>
+      <w:r>
+        <w:t xml:space="preserve"> </w:t>
+      </w:r>
+      <w:r>
+        <w:t xml:space="preserve">doi:10.20517/ais.2024.36</w:t>
+      </w:r>
+    </w:p>
+    <w:p>
+      <w:pPr>
+        <w:pStyle w:val="Compact"/>
         <w:numPr>
           <w:ilvl w:val="0"/>
           <w:numId w:val="1002"/>
@@ -1196,6 +1049,7 @@
     </w:p>
     <w:p>
       <w:pPr>
+        <w:pStyle w:val="Compact"/>
         <w:numPr>
           <w:ilvl w:val="0"/>
           <w:numId w:val="1002"/>
@@ -1229,6 +1083,7 @@
     </w:p>
     <w:p>
       <w:pPr>
+        <w:pStyle w:val="Compact"/>
         <w:numPr>
           <w:ilvl w:val="0"/>
           <w:numId w:val="1002"/>
@@ -1256,34 +1111,29 @@
     </w:p>
     <w:p>
       <w:pPr>
+        <w:pStyle w:val="Compact"/>
         <w:numPr>
           <w:ilvl w:val="0"/>
           <w:numId w:val="1002"/>
         </w:numPr>
       </w:pPr>
       <w:r>
-        <w:t xml:space="preserve">Schwing G, et al. CTSpinoPelvic1K: spine, pelvis, ribs and femora in one coordinate</w:t>
-      </w:r>
-      <w:r>
-        <w:t xml:space="preserve"> </w:t>
-      </w:r>
-      <w:r>
-        <w:t xml:space="preserve">frame, annotated for lumbosacral transitional anatomy. Zenodo.</w:t>
-      </w:r>
-      <w:r>
-        <w:t xml:space="preserve"> </w:t>
-      </w:r>
-      <w:r>
-        <w:t xml:space="preserve">doi:10.5281/zenodo.22139642 (concept identifier; v7 archived at</w:t>
-      </w:r>
-      <w:r>
-        <w:t xml:space="preserve"> </w:t>
-      </w:r>
-      <w:r>
-        <w:t xml:space="preserve">doi:10.5281/zenodo.22242745). Dataset descriptor in preparation.</w:t>
-      </w:r>
-    </w:p>
-    <w:bookmarkEnd w:id="15"/>
+        <w:t xml:space="preserve">Schwing G, et al. CTSpinoPelvic1K: spine, pelvis, ribs and femora in one coordinate frame,</w:t>
+      </w:r>
+      <w:r>
+        <w:t xml:space="preserve"> </w:t>
+      </w:r>
+      <w:r>
+        <w:t xml:space="preserve">annotated for lumbosacral transitional anatomy. Zenodo. doi:10.5281/zenodo.22139642</w:t>
+      </w:r>
+      <w:r>
+        <w:t xml:space="preserve"> </w:t>
+      </w:r>
+      <w:r>
+        <w:t xml:space="preserve">(concept identifier; v7 at doi:10.5281/zenodo.22242745). Dataset descriptor in preparation.</w:t>
+      </w:r>
+    </w:p>
+    <w:bookmarkEnd w:id="14"/>
     <w:sectPr>
       <w:footnotePr>
         <w:numRestart w:val="eachSect"/>

--- a/proposals/XR_Fracture_Detector_Proposal.docx
+++ b/proposals/XR_Fracture_Detector_Proposal.docx
@@ -48,229 +48,67 @@
         <w:pStyle w:val="FirstParagraph"/>
       </w:pPr>
       <w:r>
-        <w:t xml:space="preserve">A trauma radiograph is read for two things: is a bone broken, and which bone is it.</w:t>
-      </w:r>
-      <w:r>
-        <w:t xml:space="preserve"> </w:t>
-      </w:r>
-      <w:r>
-        <w:t xml:space="preserve">Automated systems have become good at the first and have largely assumed the second. This</w:t>
-      </w:r>
-      <w:r>
-        <w:t xml:space="preserve"> </w:t>
-      </w:r>
-      <w:r>
-        <w:t xml:space="preserve">proposal builds a multiview model that answers both across the structures a trauma series</w:t>
-      </w:r>
-      <w:r>
-        <w:t xml:space="preserve"> </w:t>
-      </w:r>
-      <w:r>
-        <w:t xml:space="preserve">actually covers — vertebrae, sacrum, pelvis and hips, ribs, and proximal femur — and adds</w:t>
-      </w:r>
-      <w:r>
-        <w:t xml:space="preserve"> </w:t>
-      </w:r>
-      <w:r>
-        <w:t xml:space="preserve">the spinopelvic geometry a surgical plan is built from.</w:t>
-      </w:r>
-    </w:p>
-    <w:p>
-      <w:pPr>
-        <w:pStyle w:val="BodyText"/>
-      </w:pPr>
-      <w:r>
-        <w:t xml:space="preserve">It starts with radiographs, refines on paired CT, and is anchored on an existing openly</w:t>
-      </w:r>
-      <w:r>
-        <w:t xml:space="preserve"> </w:t>
-      </w:r>
-      <w:r>
-        <w:t xml:space="preserve">released CT resource, CTSpinoPelvic1K, that already carries every one of those structures on</w:t>
-      </w:r>
-      <w:r>
-        <w:t xml:space="preserve"> </w:t>
-      </w:r>
-      <w:r>
-        <w:t xml:space="preserve">one coordinate frame.</w:t>
-      </w:r>
-    </w:p>
-    <w:bookmarkEnd w:id="9"/>
-    <w:bookmarkStart w:id="10" w:name="background-and-gap"/>
-    <w:p>
-      <w:pPr>
-        <w:pStyle w:val="Heading1"/>
-      </w:pPr>
-      <w:r>
-        <w:t xml:space="preserve">Background and gap</w:t>
-      </w:r>
-    </w:p>
-    <w:p>
-      <w:pPr>
-        <w:pStyle w:val="FirstParagraph"/>
-      </w:pPr>
+        <w:t xml:space="preserve">Commercial AI already tells a radiologist</w:t>
+      </w:r>
+      <w:r>
+        <w:t xml:space="preserve"> </w:t>
+      </w:r>
+      <w:r>
+        <w:rPr>
+          <w:i/>
+          <w:iCs/>
+        </w:rPr>
+        <w:t xml:space="preserve">that</w:t>
+      </w:r>
+      <w:r>
+        <w:t xml:space="preserve"> </w:t>
+      </w:r>
+      <w:r>
+        <w:t xml:space="preserve">a bone is broken, and does it well enough to</w:t>
+      </w:r>
+      <w:r>
+        <w:t xml:space="preserve"> </w:t>
+      </w:r>
+      <w:r>
+        <w:t xml:space="preserve">be running in hundreds of hospitals. What it does not do is say</w:t>
+      </w:r>
+      <w:r>
+        <w:t xml:space="preserve"> </w:t>
+      </w:r>
       <w:r>
         <w:rPr>
           <w:b/>
           <w:bCs/>
         </w:rPr>
-        <w:t xml:space="preserve">Detection is close to solved in isolation.</w:t>
-      </w:r>
-      <w:r>
-        <w:t xml:space="preserve"> </w:t>
-      </w:r>
-      <w:r>
-        <w:t xml:space="preserve">Zhang and colleagues localized fresh vertebral</w:t>
-      </w:r>
-      <w:r>
-        <w:t xml:space="preserve"> </w:t>
-      </w:r>
-      <w:r>
-        <w:t xml:space="preserve">compression fractures on radiographs with external-validation AUC of 0.90 (95% CI 0.84–0.95)</w:t>
-      </w:r>
-      <w:r>
-        <w:t xml:space="preserve"> </w:t>
-      </w:r>
-      <w:r>
-        <w:t xml:space="preserve">and 0.84 (0.72–0.93) across two independent cohorts.</w:t>
-      </w:r>
-      <w:r>
-        <w:rPr>
-          <w:vertAlign w:val="superscript"/>
-        </w:rPr>
-        <w:t xml:space="preserve">1</w:t>
-      </w:r>
-      <w:r>
-        <w:t xml:space="preserve"> </w:t>
-      </w:r>
-      <w:r>
-        <w:t xml:space="preserve">Automated spinopelvic measurement is</w:t>
-      </w:r>
-      <w:r>
-        <w:t xml:space="preserve"> </w:t>
-      </w:r>
-      <w:r>
-        <w:t xml:space="preserve">likewise mature: a 2025 meta-analysis of 15 studies and more than 10,000 radiographs reports</w:t>
-      </w:r>
-      <w:r>
-        <w:t xml:space="preserve"> </w:t>
-      </w:r>
-      <w:r>
-        <w:t xml:space="preserve">pooled mean absolute error of 4.1° for pelvic incidence, with ICC above 0.81 against human</w:t>
-      </w:r>
-      <w:r>
-        <w:t xml:space="preserve"> </w:t>
-      </w:r>
-      <w:r>
-        <w:t xml:space="preserve">measurement.</w:t>
-      </w:r>
-      <w:r>
-        <w:rPr>
-          <w:vertAlign w:val="superscript"/>
-        </w:rPr>
-        <w:t xml:space="preserve">2</w:t>
-      </w:r>
-    </w:p>
-    <w:p>
-      <w:pPr>
-        <w:pStyle w:val="BodyText"/>
-      </w:pPr>
+        <w:t xml:space="preserve">which</w:t>
+      </w:r>
+      <w:r>
+        <w:t xml:space="preserve"> </w:t>
+      </w:r>
+      <w:r>
+        <w:t xml:space="preserve">bone, in a way that</w:t>
+      </w:r>
+      <w:r>
+        <w:t xml:space="preserve"> </w:t>
+      </w:r>
+      <w:r>
+        <w:t xml:space="preserve">survives anatomic variation, or</w:t>
+      </w:r>
+      <w:r>
+        <w:t xml:space="preserve"> </w:t>
+      </w:r>
       <w:r>
         <w:rPr>
           <w:b/>
           <w:bCs/>
         </w:rPr>
-        <w:t xml:space="preserve">Naming is not.</w:t>
-      </w:r>
-      <w:r>
-        <w:t xml:space="preserve"> </w:t>
-      </w:r>
-      <w:r>
-        <w:t xml:space="preserve">A detector reporting a fracture at</w:t>
-      </w:r>
-      <w:r>
-        <w:t xml:space="preserve"> </w:t>
-      </w:r>
-      <w:r>
-        <w:t xml:space="preserve">“L1”</w:t>
-      </w:r>
-      <w:r>
-        <w:t xml:space="preserve"> </w:t>
-      </w:r>
-      <w:r>
-        <w:t xml:space="preserve">is counting, and the count fails</w:t>
-      </w:r>
-      <w:r>
-        <w:t xml:space="preserve"> </w:t>
-      </w:r>
-      <w:r>
-        <w:t xml:space="preserve">where it matters most. Lumbosacral transitional vertebrae occur in 4–30% of people depending</w:t>
-      </w:r>
-      <w:r>
-        <w:t xml:space="preserve"> </w:t>
-      </w:r>
-      <w:r>
-        <w:t xml:space="preserve">on definition,</w:t>
-      </w:r>
-      <w:r>
-        <w:rPr>
-          <w:vertAlign w:val="superscript"/>
-        </w:rPr>
-        <w:t xml:space="preserve">3</w:t>
-      </w:r>
-      <w:r>
-        <w:t xml:space="preserve"> </w:t>
-      </w:r>
-      <w:r>
-        <w:t xml:space="preserve">the accepted standard for resolving numeration is whole-spine imaging</w:t>
-      </w:r>
-      <w:r>
-        <w:t xml:space="preserve"> </w:t>
-      </w:r>
-      <w:r>
-        <w:t xml:space="preserve">counted caudally from C2</w:t>
-      </w:r>
-      <w:r>
-        <w:rPr>
-          <w:vertAlign w:val="superscript"/>
-        </w:rPr>
-        <w:t xml:space="preserve">4</w:t>
-      </w:r>
-      <w:r>
-        <w:t xml:space="preserve"> </w:t>
-      </w:r>
-      <w:r>
-        <w:t xml:space="preserve">— which a trauma film cannot provide — and wrong-level spine</w:t>
-      </w:r>
-      <w:r>
-        <w:t xml:space="preserve"> </w:t>
-      </w:r>
-      <w:r>
-        <w:t xml:space="preserve">surgery runs at roughly one in 3,110 procedures, with transitional anatomy the usual cause.</w:t>
-      </w:r>
-      <w:r>
-        <w:rPr>
-          <w:vertAlign w:val="superscript"/>
-        </w:rPr>
-        <w:t xml:space="preserve">5</w:t>
-      </w:r>
-      <w:r>
-        <w:t xml:space="preserve"> </w:t>
-      </w:r>
-      <w:r>
-        <w:t xml:space="preserve">The ambiguity is specific: four rib-free lumbar vertebrae may mean an L1 bearing a lumbar rib</w:t>
-      </w:r>
-      <w:r>
-        <w:t xml:space="preserve"> </w:t>
-      </w:r>
-      <w:r>
-        <w:t xml:space="preserve">or an L5 assimilated to the sacrum; six may mean a true sixth lumbar vertebra or a T12 whose</w:t>
-      </w:r>
-      <w:r>
-        <w:t xml:space="preserve"> </w:t>
-      </w:r>
-      <w:r>
-        <w:t xml:space="preserve">ribs are aplastic. The observation is identical within each pair.</w:t>
+        <w:t xml:space="preserve">outline</w:t>
+      </w:r>
+      <w:r>
+        <w:t xml:space="preserve"> </w:t>
+      </w:r>
+      <w:r>
+        <w:t xml:space="preserve">the fracture, or characterize it.</w:t>
       </w:r>
     </w:p>
     <w:p>
@@ -278,207 +116,1165 @@
         <w:pStyle w:val="BodyText"/>
       </w:pPr>
       <w:r>
-        <w:t xml:space="preserve">The problem recurs beyond the spine. Ribs are numbered by counting, and side is routinely</w:t>
-      </w:r>
-      <w:r>
-        <w:t xml:space="preserve"> </w:t>
-      </w:r>
-      <w:r>
-        <w:t xml:space="preserve">mislabeled — quality control on our own CT corpus caught four records carrying a left hip on</w:t>
-      </w:r>
-      <w:r>
-        <w:t xml:space="preserve"> </w:t>
-      </w:r>
-      <w:r>
-        <w:t xml:space="preserve">the patient’s right, a failure invisible downstream.</w:t>
-      </w:r>
-    </w:p>
-    <w:p>
-      <w:pPr>
-        <w:pStyle w:val="BodyText"/>
-      </w:pPr>
+        <w:t xml:space="preserve">This proposal builds a multiview model that produces a structured finding rather than a</w:t>
+      </w:r>
+      <w:r>
+        <w:t xml:space="preserve"> </w:t>
+      </w:r>
+      <w:r>
+        <w:t xml:space="preserve">flag — detection, an outline of the fracture, the named bone or level with side, and whether</w:t>
+      </w:r>
+      <w:r>
+        <w:t xml:space="preserve"> </w:t>
+      </w:r>
+      <w:r>
+        <w:t xml:space="preserve">the fragment is displaced — across the structures a trauma series covers: vertebrae, sacrum,</w:t>
+      </w:r>
+      <w:r>
+        <w:t xml:space="preserve"> </w:t>
+      </w:r>
+      <w:r>
+        <w:t xml:space="preserve">pelvis and hips, ribs, and proximal femur. It is trained on public data, refined on DMC</w:t>
+      </w:r>
+      <w:r>
+        <w:t xml:space="preserve"> </w:t>
+      </w:r>
+      <w:r>
+        <w:t xml:space="preserve">imaging, and is</w:t>
+      </w:r>
+      <w:r>
+        <w:t xml:space="preserve"> </w:t>
+      </w:r>
       <w:r>
         <w:rPr>
           <w:b/>
           <w:bCs/>
         </w:rPr>
-        <w:t xml:space="preserve">In trauma this is where an automated reader can do harm rather than none.</w:t>
-      </w:r>
-      <w:r>
-        <w:t xml:space="preserve"> </w:t>
-      </w:r>
-      <w:r>
-        <w:t xml:space="preserve">A confident</w:t>
-      </w:r>
-      <w:r>
-        <w:t xml:space="preserve"> </w:t>
-      </w:r>
-      <w:r>
-        <w:t xml:space="preserve">site that is wrong is worse than no site at all, and it is wrong most often in the patients</w:t>
-      </w:r>
-      <w:r>
-        <w:t xml:space="preserve"> </w:t>
-      </w:r>
-      <w:r>
-        <w:t xml:space="preserve">whose anatomy is unusual.</w:t>
-      </w:r>
-    </w:p>
-    <w:p>
-      <w:pPr>
-        <w:pStyle w:val="BodyText"/>
+        <w:t xml:space="preserve">research only</w:t>
+      </w:r>
+      <w:r>
+        <w:t xml:space="preserve">: no output enters the medical record and no clinician sees</w:t>
+      </w:r>
+      <w:r>
+        <w:t xml:space="preserve"> </w:t>
+      </w:r>
+      <w:r>
+        <w:t xml:space="preserve">it during care.</w:t>
+      </w:r>
+    </w:p>
+    <w:bookmarkEnd w:id="9"/>
+    <w:bookmarkStart w:id="10" w:name="what-the-system-would-output"/>
+    <w:p>
+      <w:pPr>
+        <w:pStyle w:val="Heading1"/>
+      </w:pPr>
+      <w:r>
+        <w:t xml:space="preserve">What the system would output</w:t>
+      </w:r>
+    </w:p>
+    <w:p>
+      <w:pPr>
+        <w:pStyle w:val="FirstParagraph"/>
+      </w:pPr>
+      <w:r>
+        <w:t xml:space="preserve">For every radiograph, per finding:</w:t>
+      </w:r>
+    </w:p>
+    <w:tbl>
+      <w:tblPr>
+        <w:tblStyle w:val="Table"/>
+        <w:tblW w:type="pct" w:w="5000"/>
+        <w:tblLayout w:type="fixed"/>
+        <w:tblLook w:firstRow="1" w:lastRow="0" w:firstColumn="0" w:lastColumn="0" w:noHBand="0" w:noVBand="0" w:val="0020"/>
+      </w:tblPr>
+      <w:tblGrid>
+        <w:gridCol w:w="2640"/>
+        <w:gridCol w:w="2640"/>
+        <w:gridCol w:w="2640"/>
+      </w:tblGrid>
+      <w:tr>
+        <w:trPr>
+          <w:tblHeader w:val="on"/>
+        </w:trPr>
+        <w:tc>
+          <w:tcPr/>
+          <w:p>
+            <w:pPr>
+              <w:pStyle w:val="Compact"/>
+            </w:pPr>
+            <w:r>
+              <w:t xml:space="preserve">Output</w:t>
+            </w:r>
+          </w:p>
+        </w:tc>
+        <w:tc>
+          <w:tcPr/>
+          <w:p>
+            <w:pPr>
+              <w:pStyle w:val="Compact"/>
+            </w:pPr>
+            <w:r>
+              <w:t xml:space="preserve">Form</w:t>
+            </w:r>
+          </w:p>
+        </w:tc>
+        <w:tc>
+          <w:tcPr/>
+          <w:p>
+            <w:pPr>
+              <w:pStyle w:val="Compact"/>
+            </w:pPr>
+            <w:r>
+              <w:t xml:space="preserve">Why it is not already available</w:t>
+            </w:r>
+          </w:p>
+        </w:tc>
+      </w:tr>
+      <w:tr>
+        <w:tc>
+          <w:tcPr/>
+          <w:p>
+            <w:pPr>
+              <w:pStyle w:val="Compact"/>
+            </w:pPr>
+            <w:r>
+              <w:t xml:space="preserve">Fracture present</w:t>
+            </w:r>
+          </w:p>
+        </w:tc>
+        <w:tc>
+          <w:tcPr/>
+          <w:p>
+            <w:pPr>
+              <w:pStyle w:val="Compact"/>
+            </w:pPr>
+            <w:r>
+              <w:t xml:space="preserve">probability</w:t>
+            </w:r>
+          </w:p>
+        </w:tc>
+        <w:tc>
+          <w:tcPr/>
+          <w:p>
+            <w:pPr>
+              <w:pStyle w:val="Compact"/>
+            </w:pPr>
+            <w:r>
+              <w:t xml:space="preserve">Solved commercially; included as the baseline</w:t>
+            </w:r>
+          </w:p>
+        </w:tc>
+      </w:tr>
+      <w:tr>
+        <w:tc>
+          <w:tcPr/>
+          <w:p>
+            <w:pPr>
+              <w:pStyle w:val="Compact"/>
+            </w:pPr>
+            <w:r>
+              <w:t xml:space="preserve">Fracture outline</w:t>
+            </w:r>
+          </w:p>
+        </w:tc>
+        <w:tc>
+          <w:tcPr/>
+          <w:p>
+            <w:pPr>
+              <w:pStyle w:val="Compact"/>
+            </w:pPr>
+            <w:r>
+              <w:t xml:space="preserve">pixel mask</w:t>
+            </w:r>
+          </w:p>
+        </w:tc>
+        <w:tc>
+          <w:tcPr/>
+          <w:p>
+            <w:pPr>
+              <w:pStyle w:val="Compact"/>
+            </w:pPr>
+            <w:r>
+              <w:t xml:space="preserve">Cleared products localize with a box, not a boundary</w:t>
+            </w:r>
+          </w:p>
+        </w:tc>
+      </w:tr>
+      <w:tr>
+        <w:tc>
+          <w:tcPr/>
+          <w:p>
+            <w:pPr>
+              <w:pStyle w:val="Compact"/>
+            </w:pPr>
+            <w:r>
+              <w:t xml:space="preserve">Bone / level name</w:t>
+            </w:r>
+          </w:p>
+        </w:tc>
+        <w:tc>
+          <w:tcPr/>
+          <w:p>
+            <w:pPr>
+              <w:pStyle w:val="Compact"/>
+            </w:pPr>
+            <w:r>
+              <w:t xml:space="preserve">label + side</w:t>
+            </w:r>
+          </w:p>
+        </w:tc>
+        <w:tc>
+          <w:tcPr/>
+          <w:p>
+            <w:pPr>
+              <w:pStyle w:val="Compact"/>
+            </w:pPr>
+            <w:r>
+              <w:t xml:space="preserve">The failure mode this project exists to fix</w:t>
+            </w:r>
+          </w:p>
+        </w:tc>
+      </w:tr>
+      <w:tr>
+        <w:tc>
+          <w:tcPr/>
+          <w:p>
+            <w:pPr>
+              <w:pStyle w:val="Compact"/>
+            </w:pPr>
+            <w:r>
+              <w:t xml:space="preserve">Displacement</w:t>
+            </w:r>
+          </w:p>
+        </w:tc>
+        <w:tc>
+          <w:tcPr/>
+          <w:p>
+            <w:pPr>
+              <w:pStyle w:val="Compact"/>
+            </w:pPr>
+            <w:r>
+              <w:t xml:space="preserve">none / minimal / displaced</w:t>
+            </w:r>
+          </w:p>
+        </w:tc>
+        <w:tc>
+          <w:tcPr/>
+          <w:p>
+            <w:pPr>
+              <w:pStyle w:val="Compact"/>
+            </w:pPr>
+            <w:r>
+              <w:t xml:space="preserve">Not offered by cleared products; drives management</w:t>
+            </w:r>
+          </w:p>
+        </w:tc>
+      </w:tr>
+      <w:tr>
+        <w:tc>
+          <w:tcPr/>
+          <w:p>
+            <w:pPr>
+              <w:pStyle w:val="Compact"/>
+            </w:pPr>
+            <w:r>
+              <w:t xml:space="preserve">Spinopelvic parameters</w:t>
+            </w:r>
+          </w:p>
+        </w:tc>
+        <w:tc>
+          <w:tcPr/>
+          <w:p>
+            <w:pPr>
+              <w:pStyle w:val="Compact"/>
+            </w:pPr>
+            <w:r>
+              <w:t xml:space="preserve">PI, PT, SS, LL, PI–LL</w:t>
+            </w:r>
+          </w:p>
+        </w:tc>
+        <w:tc>
+          <w:tcPr/>
+          <w:p>
+            <w:pPr>
+              <w:pStyle w:val="Compact"/>
+            </w:pPr>
+            <w:r>
+              <w:t xml:space="preserve">Available separately, not alongside the fracture read</w:t>
+            </w:r>
+          </w:p>
+        </w:tc>
+      </w:tr>
+      <w:tr>
+        <w:tc>
+          <w:tcPr/>
+          <w:p>
+            <w:pPr>
+              <w:pStyle w:val="Compact"/>
+            </w:pPr>
+            <w:r>
+              <w:t xml:space="preserve">Anatomic anomaly</w:t>
+            </w:r>
+          </w:p>
+        </w:tc>
+        <w:tc>
+          <w:tcPr/>
+          <w:p>
+            <w:pPr>
+              <w:pStyle w:val="Compact"/>
+            </w:pPr>
+            <w:r>
+              <w:t xml:space="preserve">L6, lumbar rib, transitional</w:t>
+            </w:r>
+          </w:p>
+        </w:tc>
+        <w:tc>
+          <w:tcPr/>
+          <w:p>
+            <w:pPr>
+              <w:pStyle w:val="Compact"/>
+            </w:pPr>
+            <w:r>
+              <w:t xml:space="preserve">Not offered anywhere</w:t>
+            </w:r>
+          </w:p>
+        </w:tc>
+      </w:tr>
+    </w:tbl>
+    <w:bookmarkEnd w:id="10"/>
+    <w:bookmarkStart w:id="11" w:name="X429c2626597760c02caa7998fd71fff66b9772d"/>
+    <w:p>
+      <w:pPr>
+        <w:pStyle w:val="Heading1"/>
+      </w:pPr>
+      <w:r>
+        <w:t xml:space="preserve">Prior art, and what hospitals are actually running</w:t>
+      </w:r>
+    </w:p>
+    <w:p>
+      <w:pPr>
+        <w:pStyle w:val="FirstParagraph"/>
       </w:pPr>
       <w:r>
         <w:rPr>
           <w:b/>
           <w:bCs/>
         </w:rPr>
-        <w:t xml:space="preserve">What we already hold.</w:t>
-      </w:r>
-      <w:r>
-        <w:t xml:space="preserve"> </w:t>
-      </w:r>
-      <w:r>
-        <w:t xml:space="preserve">CTSpinoPelvic1K is an openly licensed release of 802 CT records</w:t>
-      </w:r>
-      <w:r>
-        <w:t xml:space="preserve"> </w:t>
-      </w:r>
-      <w:r>
-        <w:t xml:space="preserve">placing spine, sacrum, hips, femora and per-level ribs on one coordinate frame, with explicit</w:t>
-      </w:r>
-      <w:r>
-        <w:t xml:space="preserve"> </w:t>
-      </w:r>
-      <w:r>
-        <w:t xml:space="preserve">classes for a sixth lumbar vertebra, a thirteenth thoracic vertebra, a separately carved</w:t>
-      </w:r>
-      <w:r>
-        <w:t xml:space="preserve"> </w:t>
-      </w:r>
-      <w:r>
-        <w:t xml:space="preserve">first sacral segment, and lumbar ribs.</w:t>
+        <w:t xml:space="preserve">Detection is a commercial product.</w:t>
+      </w:r>
+      <w:r>
+        <w:t xml:space="preserve"> </w:t>
+      </w:r>
+      <w:r>
+        <w:t xml:space="preserve">GLEAMER’s BoneView received FDA 510(k) clearance in</w:t>
+      </w:r>
+      <w:r>
+        <w:t xml:space="preserve"> </w:t>
+      </w:r>
+      <w:r>
+        <w:t xml:space="preserve">March 2022 for detection and localization of fractures across the appendicular skeleton, rib</w:t>
+      </w:r>
+      <w:r>
+        <w:t xml:space="preserve"> </w:t>
+      </w:r>
+      <w:r>
+        <w:t xml:space="preserve">cage, and thoracic and lumbar spine. It is deployed in more than 300 institutions across 13</w:t>
+      </w:r>
+      <w:r>
+        <w:t xml:space="preserve"> </w:t>
+      </w:r>
+      <w:r>
+        <w:t xml:space="preserve">countries, is used by over 3,500 radiologists and emergency physicians, and is distributed</w:t>
+      </w:r>
+      <w:r>
+        <w:t xml:space="preserve"> </w:t>
+      </w:r>
+      <w:r>
+        <w:t xml:space="preserve">through Aidoc, Fujifilm, Ferrum Health and Blackford. Reported effects are a 10.4-point gain</w:t>
+      </w:r>
+      <w:r>
+        <w:t xml:space="preserve"> </w:t>
+      </w:r>
+      <w:r>
+        <w:t xml:space="preserve">in fracture-detection sensitivity, a 29% reduction in false negatives, and a 15% reduction in</w:t>
+      </w:r>
+      <w:r>
+        <w:t xml:space="preserve"> </w:t>
+      </w:r>
+      <w:r>
+        <w:t xml:space="preserve">reading time.</w:t>
       </w:r>
       <w:r>
         <w:rPr>
           <w:vertAlign w:val="superscript"/>
         </w:rPr>
-        <w:t xml:space="preserve">6</w:t>
-      </w:r>
-      <w:r>
-        <w:t xml:space="preserve"> </w:t>
-      </w:r>
-      <w:r>
-        <w:t xml:space="preserve">It was built to test whether</w:t>
-      </w:r>
-      <w:r>
-        <w:t xml:space="preserve"> </w:t>
-      </w:r>
+        <w:t xml:space="preserve">1</w:t>
+      </w:r>
+      <w:r>
+        <w:t xml:space="preserve"> </w:t>
+      </w:r>
+      <w:r>
+        <w:t xml:space="preserve">Competing detection work reports external-validation AUC of 0.90 (95% CI</w:t>
+      </w:r>
+      <w:r>
+        <w:t xml:space="preserve"> </w:t>
+      </w:r>
+      <w:r>
+        <w:t xml:space="preserve">0.84–0.95) for vertebral compression fracture on radiographs.</w:t>
+      </w:r>
+      <w:r>
+        <w:rPr>
+          <w:vertAlign w:val="superscript"/>
+        </w:rPr>
+        <w:t xml:space="preserve">2</w:t>
+      </w:r>
+    </w:p>
+    <w:p>
+      <w:pPr>
+        <w:pStyle w:val="BodyText"/>
+      </w:pPr>
       <w:r>
         <w:rPr>
           <w:b/>
           <w:bCs/>
         </w:rPr>
-        <w:t xml:space="preserve">local morphology</w:t>
-      </w:r>
+        <w:t xml:space="preserve">Spinopelvic measurement is also solved.</w:t>
+      </w:r>
+      <w:r>
+        <w:t xml:space="preserve"> </w:t>
+      </w:r>
+      <w:r>
+        <w:t xml:space="preserve">A 2025 meta-analysis of 15 studies and more than</w:t>
+      </w:r>
+      <w:r>
+        <w:t xml:space="preserve"> </w:t>
+      </w:r>
+      <w:r>
+        <w:t xml:space="preserve">10,000 radiographs reports pooled mean absolute error of 4.1° for pelvic incidence, ICC above</w:t>
+      </w:r>
+      <w:r>
+        <w:t xml:space="preserve"> </w:t>
+      </w:r>
+      <w:r>
+        <w:t xml:space="preserve">0.81 against human measurement.</w:t>
+      </w:r>
+      <w:r>
+        <w:rPr>
+          <w:vertAlign w:val="superscript"/>
+        </w:rPr>
+        <w:t xml:space="preserve">3</w:t>
+      </w:r>
+    </w:p>
+    <w:p>
+      <w:pPr>
+        <w:pStyle w:val="BodyText"/>
+      </w:pPr>
       <w:r>
         <w:rPr>
           <w:b/>
           <w:bCs/>
         </w:rPr>
-        <w:t xml:space="preserve"> </w:t>
-      </w:r>
+        <w:t xml:space="preserve">Three things remain open, and they are the proposal.</w:t>
+      </w:r>
+    </w:p>
+    <w:p>
+      <w:pPr>
+        <w:pStyle w:val="BodyText"/>
+      </w:pPr>
+      <w:r>
+        <w:rPr>
+          <w:i/>
+          <w:iCs/>
+        </w:rPr>
+        <w:t xml:space="preserve">Naming.</w:t>
+      </w:r>
+      <w:r>
+        <w:t xml:space="preserve"> </w:t>
+      </w:r>
+      <w:r>
+        <w:t xml:space="preserve">A detector reporting a fracture at</w:t>
+      </w:r>
+      <w:r>
+        <w:t xml:space="preserve"> </w:t>
+      </w:r>
+      <w:r>
+        <w:t xml:space="preserve">“L1”</w:t>
+      </w:r>
+      <w:r>
+        <w:t xml:space="preserve"> </w:t>
+      </w:r>
+      <w:r>
+        <w:t xml:space="preserve">is counting, and the count fails where it</w:t>
+      </w:r>
+      <w:r>
+        <w:t xml:space="preserve"> </w:t>
+      </w:r>
+      <w:r>
+        <w:t xml:space="preserve">matters. Lumbosacral transitional vertebrae occur in 4–30% of people depending on</w:t>
+      </w:r>
+      <w:r>
+        <w:t xml:space="preserve"> </w:t>
+      </w:r>
+      <w:r>
+        <w:t xml:space="preserve">definition,</w:t>
+      </w:r>
+      <w:r>
+        <w:rPr>
+          <w:vertAlign w:val="superscript"/>
+        </w:rPr>
+        <w:t xml:space="preserve">4</w:t>
+      </w:r>
+      <w:r>
+        <w:t xml:space="preserve"> </w:t>
+      </w:r>
+      <w:r>
+        <w:t xml:space="preserve">the accepted standard for numeration is whole-spine imaging counted caudally</w:t>
+      </w:r>
+      <w:r>
+        <w:t xml:space="preserve"> </w:t>
+      </w:r>
+      <w:r>
+        <w:t xml:space="preserve">from C2</w:t>
+      </w:r>
+      <w:r>
+        <w:rPr>
+          <w:vertAlign w:val="superscript"/>
+        </w:rPr>
+        <w:t xml:space="preserve">5</w:t>
+      </w:r>
+      <w:r>
+        <w:t xml:space="preserve"> </w:t>
+      </w:r>
+      <w:r>
+        <w:t xml:space="preserve">— which a trauma film cannot provide — and wrong-level spine surgery runs at</w:t>
+      </w:r>
+      <w:r>
+        <w:t xml:space="preserve"> </w:t>
+      </w:r>
+      <w:r>
+        <w:t xml:space="preserve">roughly one in 3,110 procedures with transitional anatomy the usual cause.</w:t>
+      </w:r>
+      <w:r>
+        <w:rPr>
+          <w:vertAlign w:val="superscript"/>
+        </w:rPr>
+        <w:t xml:space="preserve">6</w:t>
+      </w:r>
+      <w:r>
+        <w:t xml:space="preserve"> </w:t>
+      </w:r>
+      <w:r>
+        <w:t xml:space="preserve">The ambiguity</w:t>
+      </w:r>
+      <w:r>
+        <w:t xml:space="preserve"> </w:t>
+      </w:r>
+      <w:r>
+        <w:t xml:space="preserve">is specific: four rib-free lumbar vertebrae may mean an L1 bearing a lumbar rib or an L5</w:t>
+      </w:r>
+      <w:r>
+        <w:t xml:space="preserve"> </w:t>
+      </w:r>
+      <w:r>
+        <w:t xml:space="preserve">assimilated to the sacrum; six may mean a true sixth lumbar vertebra or a T12 with aplastic</w:t>
+      </w:r>
+      <w:r>
+        <w:t xml:space="preserve"> </w:t>
+      </w:r>
+      <w:r>
+        <w:t xml:space="preserve">ribs. The observation is identical within each pair. The same counting problem applies to</w:t>
+      </w:r>
+      <w:r>
+        <w:t xml:space="preserve"> </w:t>
+      </w:r>
+      <w:r>
+        <w:t xml:space="preserve">ribs, and side is routinely mislabeled — quality control on our own CT corpus caught four</w:t>
+      </w:r>
+      <w:r>
+        <w:t xml:space="preserve"> </w:t>
+      </w:r>
+      <w:r>
+        <w:t xml:space="preserve">records carrying a left hip on the patient’s right.</w:t>
+      </w:r>
+    </w:p>
+    <w:p>
+      <w:pPr>
+        <w:pStyle w:val="BodyText"/>
+      </w:pPr>
+      <w:r>
+        <w:rPr>
+          <w:i/>
+          <w:iCs/>
+        </w:rPr>
+        <w:t xml:space="preserve">Outlining.</w:t>
+      </w:r>
+      <w:r>
+        <w:t xml:space="preserve"> </w:t>
+      </w:r>
+      <w:r>
+        <w:t xml:space="preserve">Cleared products draw a box. A boundary is what supports measurement —</w:t>
+      </w:r>
+      <w:r>
+        <w:t xml:space="preserve"> </w:t>
+      </w:r>
+      <w:r>
+        <w:t xml:space="preserve">fragment size, angulation, displacement distance.</w:t>
+      </w:r>
+    </w:p>
+    <w:p>
+      <w:pPr>
+        <w:pStyle w:val="BodyText"/>
+      </w:pPr>
+      <w:r>
+        <w:rPr>
+          <w:i/>
+          <w:iCs/>
+        </w:rPr>
+        <w:t xml:space="preserve">Characterization.</w:t>
+      </w:r>
+      <w:r>
+        <w:t xml:space="preserve"> </w:t>
+      </w:r>
+      <w:r>
+        <w:t xml:space="preserve">Displacement is what changes management, and no cleared product reports</w:t>
+      </w:r>
+      <w:r>
+        <w:t xml:space="preserve"> </w:t>
+      </w:r>
+      <w:r>
+        <w:t xml:space="preserve">it.</w:t>
+      </w:r>
+    </w:p>
+    <w:p>
+      <w:pPr>
+        <w:pStyle w:val="BodyText"/>
+      </w:pPr>
       <w:r>
         <w:rPr>
           <w:b/>
           <w:bCs/>
         </w:rPr>
-        <w:t xml:space="preserve">alone</w:t>
-      </w:r>
-      <w:r>
-        <w:t xml:space="preserve"> </w:t>
-      </w:r>
-      <w:r>
-        <w:t xml:space="preserve">can name a structure</w:t>
-      </w:r>
-      <w:r>
-        <w:t xml:space="preserve"> </w:t>
-      </w:r>
+        <w:t xml:space="preserve">What we already hold.</w:t>
+      </w:r>
+      <w:r>
+        <w:t xml:space="preserve"> </w:t>
+      </w:r>
+      <w:r>
+        <w:t xml:space="preserve">CTSpinoPelvic1K is an openly licensed release of 802 CT records</w:t>
+      </w:r>
+      <w:r>
+        <w:t xml:space="preserve"> </w:t>
+      </w:r>
+      <w:r>
+        <w:t xml:space="preserve">placing spine, sacrum, hips, femora and per-level ribs on one coordinate frame, with explicit</w:t>
+      </w:r>
+      <w:r>
+        <w:t xml:space="preserve"> </w:t>
+      </w:r>
+      <w:r>
+        <w:t xml:space="preserve">classes for a sixth lumbar vertebra, a thirteenth thoracic vertebra, a separately carved</w:t>
+      </w:r>
+      <w:r>
+        <w:t xml:space="preserve"> </w:t>
+      </w:r>
+      <w:r>
+        <w:t xml:space="preserve">first sacral segment, and lumbar ribs.</w:t>
+      </w:r>
+      <w:r>
+        <w:rPr>
+          <w:vertAlign w:val="superscript"/>
+        </w:rPr>
+        <w:t xml:space="preserve">7</w:t>
+      </w:r>
+      <w:r>
+        <w:t xml:space="preserve"> </w:t>
+      </w:r>
+      <w:r>
+        <w:t xml:space="preserve">It was built to test whether local morphology alone</w:t>
+      </w:r>
+      <w:r>
+        <w:t xml:space="preserve"> </w:t>
+      </w:r>
+      <w:r>
+        <w:t xml:space="preserve">can name a structure without the global count, and it ships per-level morphometry and</w:t>
+      </w:r>
+      <w:r>
+        <w:t xml:space="preserve"> </w:t>
+      </w:r>
+      <w:r>
+        <w:t xml:space="preserve">validated spinopelvic parameters.</w:t>
+      </w:r>
+    </w:p>
+    <w:bookmarkEnd w:id="11"/>
+    <w:bookmarkStart w:id="12" w:name="public-data-available-for-pretraining"/>
+    <w:p>
+      <w:pPr>
+        <w:pStyle w:val="Heading1"/>
+      </w:pPr>
+      <w:r>
+        <w:t xml:space="preserve">Public data available for pretraining</w:t>
+      </w:r>
+    </w:p>
+    <w:p>
+      <w:pPr>
+        <w:pStyle w:val="FirstParagraph"/>
+      </w:pPr>
+      <w:r>
+        <w:t xml:space="preserve">No DMC data is needed to build the first working model. The following are openly available</w:t>
+      </w:r>
+      <w:r>
+        <w:t xml:space="preserve"> </w:t>
+      </w:r>
+      <w:r>
+        <w:t xml:space="preserve">and cover the three outputs above:</w:t>
+      </w:r>
+    </w:p>
+    <w:tbl>
+      <w:tblPr>
+        <w:tblStyle w:val="Table"/>
+        <w:tblW w:type="pct" w:w="5000"/>
+        <w:tblLayout w:type="fixed"/>
+        <w:tblLook w:firstRow="1" w:lastRow="0" w:firstColumn="0" w:lastColumn="0" w:noHBand="0" w:noVBand="0" w:val="0020"/>
+      </w:tblPr>
+      <w:tblGrid>
+        <w:gridCol w:w="2640"/>
+        <w:gridCol w:w="2640"/>
+        <w:gridCol w:w="2640"/>
+      </w:tblGrid>
+      <w:tr>
+        <w:trPr>
+          <w:tblHeader w:val="on"/>
+        </w:trPr>
+        <w:tc>
+          <w:tcPr/>
+          <w:p>
+            <w:pPr>
+              <w:pStyle w:val="Compact"/>
+            </w:pPr>
+            <w:r>
+              <w:t xml:space="preserve">Dataset</w:t>
+            </w:r>
+          </w:p>
+        </w:tc>
+        <w:tc>
+          <w:tcPr/>
+          <w:p>
+            <w:pPr>
+              <w:pStyle w:val="Compact"/>
+            </w:pPr>
+            <w:r>
+              <w:t xml:space="preserve">Size</w:t>
+            </w:r>
+          </w:p>
+        </w:tc>
+        <w:tc>
+          <w:tcPr/>
+          <w:p>
+            <w:pPr>
+              <w:pStyle w:val="Compact"/>
+            </w:pPr>
+            <w:r>
+              <w:t xml:space="preserve">What it supplies</w:t>
+            </w:r>
+          </w:p>
+        </w:tc>
+      </w:tr>
+      <w:tr>
+        <w:tc>
+          <w:tcPr/>
+          <w:p>
+            <w:pPr>
+              <w:pStyle w:val="Compact"/>
+            </w:pPr>
+            <w:r>
+              <w:t xml:space="preserve">FracAtlas</w:t>
+            </w:r>
+            <w:r>
+              <w:rPr>
+                <w:vertAlign w:val="superscript"/>
+              </w:rPr>
+              <w:t xml:space="preserve">8</w:t>
+            </w:r>
+          </w:p>
+        </w:tc>
+        <w:tc>
+          <w:tcPr/>
+          <w:p>
+            <w:pPr>
+              <w:pStyle w:val="Compact"/>
+            </w:pPr>
+            <w:r>
+              <w:t xml:space="preserve">4,083 radiographs</w:t>
+            </w:r>
+          </w:p>
+        </w:tc>
+        <w:tc>
+          <w:tcPr/>
+          <w:p>
+            <w:pPr>
+              <w:pStyle w:val="Compact"/>
+            </w:pPr>
+            <w:r>
+              <w:t xml:space="preserve">Fracture</w:t>
+            </w:r>
+            <w:r>
+              <w:t xml:space="preserve"> </w:t>
+            </w:r>
+            <w:r>
+              <w:rPr>
+                <w:b/>
+                <w:bCs/>
+              </w:rPr>
+              <w:t xml:space="preserve">segmentation masks</w:t>
+            </w:r>
+            <w:r>
+              <w:t xml:space="preserve"> </w:t>
+            </w:r>
+            <w:r>
+              <w:t xml:space="preserve">— the outline task</w:t>
+            </w:r>
+          </w:p>
+        </w:tc>
+      </w:tr>
+      <w:tr>
+        <w:tc>
+          <w:tcPr/>
+          <w:p>
+            <w:pPr>
+              <w:pStyle w:val="Compact"/>
+            </w:pPr>
+            <w:r>
+              <w:t xml:space="preserve">GRAZPEDWRI-DX</w:t>
+            </w:r>
+          </w:p>
+        </w:tc>
+        <w:tc>
+          <w:tcPr/>
+          <w:p>
+            <w:pPr>
+              <w:pStyle w:val="Compact"/>
+            </w:pPr>
+            <w:r>
+              <w:t xml:space="preserve">20,327 images, 6,091 patients</w:t>
+            </w:r>
+          </w:p>
+        </w:tc>
+        <w:tc>
+          <w:tcPr/>
+          <w:p>
+            <w:pPr>
+              <w:pStyle w:val="Compact"/>
+            </w:pPr>
+            <w:r>
+              <w:t xml:space="preserve">67,771 annotated objects: fractures, implants, boxes and polygons</w:t>
+            </w:r>
+          </w:p>
+        </w:tc>
+      </w:tr>
+      <w:tr>
+        <w:tc>
+          <w:tcPr/>
+          <w:p>
+            <w:pPr>
+              <w:pStyle w:val="Compact"/>
+            </w:pPr>
+            <w:r>
+              <w:t xml:space="preserve">VinDr-SpineXR</w:t>
+            </w:r>
+          </w:p>
+        </w:tc>
+        <w:tc>
+          <w:tcPr/>
+          <w:p>
+            <w:pPr>
+              <w:pStyle w:val="Compact"/>
+            </w:pPr>
+            <w:r>
+              <w:t xml:space="preserve">10,469 spine radiographs</w:t>
+            </w:r>
+          </w:p>
+        </w:tc>
+        <w:tc>
+          <w:tcPr/>
+          <w:p>
+            <w:pPr>
+              <w:pStyle w:val="Compact"/>
+            </w:pPr>
+            <w:r>
+              <w:t xml:space="preserve">Lesion boxes, 13 categories — spine-specific</w:t>
+            </w:r>
+          </w:p>
+        </w:tc>
+      </w:tr>
+      <w:tr>
+        <w:tc>
+          <w:tcPr/>
+          <w:p>
+            <w:pPr>
+              <w:pStyle w:val="Compact"/>
+            </w:pPr>
+            <w:r>
+              <w:t xml:space="preserve">VinDr-RibCXR</w:t>
+            </w:r>
+          </w:p>
+        </w:tc>
+        <w:tc>
+          <w:tcPr/>
+          <w:p>
+            <w:pPr>
+              <w:pStyle w:val="Compact"/>
+            </w:pPr>
+            <w:r>
+              <w:t xml:space="preserve">chest radiographs</w:t>
+            </w:r>
+          </w:p>
+        </w:tc>
+        <w:tc>
+          <w:tcPr/>
+          <w:p>
+            <w:pPr>
+              <w:pStyle w:val="Compact"/>
+            </w:pPr>
+            <w:r>
+              <w:t xml:space="preserve">Individual</w:t>
+            </w:r>
+            <w:r>
+              <w:t xml:space="preserve"> </w:t>
+            </w:r>
+            <w:r>
+              <w:rPr>
+                <w:b/>
+                <w:bCs/>
+              </w:rPr>
+              <w:t xml:space="preserve">rib segmentation and labeling</w:t>
+            </w:r>
+          </w:p>
+        </w:tc>
+      </w:tr>
+      <w:tr>
+        <w:tc>
+          <w:tcPr/>
+          <w:p>
+            <w:pPr>
+              <w:pStyle w:val="Compact"/>
+            </w:pPr>
+            <w:r>
+              <w:t xml:space="preserve">MURA</w:t>
+            </w:r>
+          </w:p>
+        </w:tc>
+        <w:tc>
+          <w:tcPr/>
+          <w:p>
+            <w:pPr>
+              <w:pStyle w:val="Compact"/>
+            </w:pPr>
+            <w:r>
+              <w:t xml:space="preserve">40,561 radiographs</w:t>
+            </w:r>
+          </w:p>
+        </w:tc>
+        <w:tc>
+          <w:tcPr/>
+          <w:p>
+            <w:pPr>
+              <w:pStyle w:val="Compact"/>
+            </w:pPr>
+            <w:r>
+              <w:t xml:space="preserve">Large-scale normal/abnormal pretraining (no localization)</w:t>
+            </w:r>
+          </w:p>
+        </w:tc>
+      </w:tr>
+      <w:tr>
+        <w:tc>
+          <w:tcPr/>
+          <w:p>
+            <w:pPr>
+              <w:pStyle w:val="Compact"/>
+            </w:pPr>
+            <w:r>
+              <w:t xml:space="preserve">RSNA Cervical Spine Fracture</w:t>
+            </w:r>
+          </w:p>
+        </w:tc>
+        <w:tc>
+          <w:tcPr/>
+          <w:p>
+            <w:pPr>
+              <w:pStyle w:val="Compact"/>
+            </w:pPr>
+            <w:r>
+              <w:t xml:space="preserve">CT</w:t>
+            </w:r>
+          </w:p>
+        </w:tc>
+        <w:tc>
+          <w:tcPr/>
+          <w:p>
+            <w:pPr>
+              <w:pStyle w:val="Compact"/>
+            </w:pPr>
+            <w:r>
+              <w:t xml:space="preserve">Fracture supervision in 3D</w:t>
+            </w:r>
+          </w:p>
+        </w:tc>
+      </w:tr>
+      <w:tr>
+        <w:tc>
+          <w:tcPr/>
+          <w:p>
+            <w:pPr>
+              <w:pStyle w:val="Compact"/>
+            </w:pPr>
+            <w:r>
+              <w:t xml:space="preserve">CTSpinoPelvic1K</w:t>
+            </w:r>
+            <w:r>
+              <w:rPr>
+                <w:vertAlign w:val="superscript"/>
+              </w:rPr>
+              <w:t xml:space="preserve">7</w:t>
+            </w:r>
+          </w:p>
+        </w:tc>
+        <w:tc>
+          <w:tcPr/>
+          <w:p>
+            <w:pPr>
+              <w:pStyle w:val="Compact"/>
+            </w:pPr>
+            <w:r>
+              <w:t xml:space="preserve">802 CT</w:t>
+            </w:r>
+          </w:p>
+        </w:tc>
+        <w:tc>
+          <w:tcPr/>
+          <w:p>
+            <w:pPr>
+              <w:pStyle w:val="Compact"/>
+            </w:pPr>
+            <w:r>
+              <w:t xml:space="preserve">Correct level, rib number and side under variant anatomy</w:t>
+            </w:r>
+          </w:p>
+        </w:tc>
+      </w:tr>
+    </w:tbl>
+    <w:p>
+      <w:pPr>
+        <w:pStyle w:val="BodyText"/>
+      </w:pPr>
+      <w:r>
+        <w:t xml:space="preserve">The gap none of them fill is the pairing of a radiograph with a correct anatomic name under</w:t>
+      </w:r>
+      <w:r>
+        <w:t xml:space="preserve"> </w:t>
+      </w:r>
+      <w:r>
+        <w:t xml:space="preserve">transitional anatomy — which is why the CT corpus matters: digitally reconstructed</w:t>
+      </w:r>
+      <w:r>
+        <w:t xml:space="preserve"> </w:t>
+      </w:r>
+      <w:r>
+        <w:t xml:space="preserve">radiographs generated from it carry labels that are already correct, supervision unobtainable</w:t>
+      </w:r>
+      <w:r>
+        <w:t xml:space="preserve"> </w:t>
+      </w:r>
+      <w:r>
+        <w:t xml:space="preserve">from radiographs alone, because on a radiograph the correct name is precisely what is</w:t>
+      </w:r>
+      <w:r>
+        <w:t xml:space="preserve"> </w:t>
+      </w:r>
+      <w:r>
+        <w:t xml:space="preserve">unknown.</w:t>
+      </w:r>
+    </w:p>
+    <w:bookmarkEnd w:id="12"/>
+    <w:bookmarkStart w:id="13" w:name="what-needs-to-be-done"/>
+    <w:p>
+      <w:pPr>
+        <w:pStyle w:val="Heading1"/>
+      </w:pPr>
+      <w:r>
+        <w:t xml:space="preserve">What needs to be done</w:t>
+      </w:r>
+    </w:p>
+    <w:p>
+      <w:pPr>
+        <w:pStyle w:val="FirstParagraph"/>
+      </w:pPr>
       <w:r>
         <w:rPr>
           <w:b/>
           <w:bCs/>
         </w:rPr>
-        <w:t xml:space="preserve">without</w:t>
-      </w:r>
-      <w:r>
-        <w:t xml:space="preserve"> </w:t>
-      </w:r>
-      <w:r>
-        <w:t xml:space="preserve">the global count, and it ships per-level morphometry</w:t>
-      </w:r>
-      <w:r>
-        <w:t xml:space="preserve"> </w:t>
-      </w:r>
-      <w:r>
-        <w:t xml:space="preserve">and validated spinopelvic parameters — a pretraining corpus and a reference distribution in</w:t>
-      </w:r>
-      <w:r>
-        <w:t xml:space="preserve"> </w:t>
-      </w:r>
-      <w:r>
-        <w:t xml:space="preserve">one.</w:t>
-      </w:r>
-    </w:p>
-    <w:bookmarkEnd w:id="10"/>
-    <w:bookmarkStart w:id="11" w:name="aims"/>
-    <w:p>
-      <w:pPr>
-        <w:pStyle w:val="Heading1"/>
-      </w:pPr>
-      <w:r>
-        <w:t xml:space="preserve">Aims</w:t>
-      </w:r>
-    </w:p>
-    <w:p>
-      <w:pPr>
-        <w:pStyle w:val="FirstParagraph"/>
+        <w:t xml:space="preserve">Stage 1 — Public-data model (no DMC data, no approvals needed).</w:t>
+      </w:r>
+      <w:r>
+        <w:t xml:space="preserve"> </w:t>
+      </w:r>
+      <w:r>
+        <w:t xml:space="preserve">Train detection and</w:t>
+      </w:r>
+      <w:r>
+        <w:t xml:space="preserve"> </w:t>
+      </w:r>
+      <w:r>
+        <w:t xml:space="preserve">outline heads on FracAtlas and GRAZPEDWRI-DX; the naming head on DRRs from CTSpinoPelvic1K</w:t>
+      </w:r>
+      <w:r>
+        <w:t xml:space="preserve"> </w:t>
+      </w:r>
+      <w:r>
+        <w:t xml:space="preserve">plus VinDr-RibCXR; the parameter head on the existing CT-derived measurements. Deliverable: a</w:t>
+      </w:r>
+      <w:r>
+        <w:t xml:space="preserve"> </w:t>
+      </w:r>
+      <w:r>
+        <w:t xml:space="preserve">model with published-benchmark performance, built entirely on public data.</w:t>
+      </w:r>
+    </w:p>
+    <w:p>
+      <w:pPr>
+        <w:pStyle w:val="BodyText"/>
       </w:pPr>
       <w:r>
         <w:rPr>
           <w:b/>
           <w:bCs/>
         </w:rPr>
-        <w:t xml:space="preserve">1. Multiview detection across the trauma series.</w:t>
-      </w:r>
-      <w:r>
-        <w:t xml:space="preserve"> </w:t>
-      </w:r>
-      <w:r>
-        <w:t xml:space="preserve">A two-view (AP and lateral) model for</w:t>
-      </w:r>
-      <w:r>
-        <w:t xml:space="preserve"> </w:t>
-      </w:r>
-      <w:r>
-        <w:t xml:space="preserve">fracture detection and localization across vertebrae, sacrum, pelvis and hips, ribs, and</w:t>
-      </w:r>
-      <w:r>
-        <w:t xml:space="preserve"> </w:t>
-      </w:r>
-      <w:r>
-        <w:t xml:space="preserve">proximal femur. The views are not collapsed: the lateral carries fracture morphology and</w:t>
-      </w:r>
-      <w:r>
-        <w:t xml:space="preserve"> </w:t>
-      </w:r>
-      <w:r>
-        <w:t xml:space="preserve">sagittal geometry; the AP carries transverse processes, the twelfth rib and the iliac crest —</w:t>
-      </w:r>
-      <w:r>
-        <w:t xml:space="preserve"> </w:t>
-      </w:r>
-      <w:r>
-        <w:t xml:space="preserve">the features that decide identity.</w:t>
+        <w:t xml:space="preserve">Stage 2 — DMC refinement (research use only).</w:t>
+      </w:r>
+      <w:r>
+        <w:t xml:space="preserve"> </w:t>
+      </w:r>
+      <w:r>
+        <w:t xml:space="preserve">A retrospective, de-identified cohort of</w:t>
+      </w:r>
+      <w:r>
+        <w:t xml:space="preserve"> </w:t>
+      </w:r>
+      <w:r>
+        <w:t xml:space="preserve">DMC trauma radiographs with paired CT from the same encounter. CT settles both fracture and</w:t>
+      </w:r>
+      <w:r>
+        <w:t xml:space="preserve"> </w:t>
+      </w:r>
+      <w:r>
+        <w:t xml:space="preserve">name and becomes the reference standard. Fine-tune for local scanner, protocol and</w:t>
+      </w:r>
+      <w:r>
+        <w:t xml:space="preserve"> </w:t>
+      </w:r>
+      <w:r>
+        <w:t xml:space="preserve">population.</w:t>
       </w:r>
     </w:p>
     <w:p>
@@ -490,167 +1286,142 @@
           <w:b/>
           <w:bCs/>
         </w:rPr>
-        <w:t xml:space="preserve">2. Correct anatomic naming.</w:t>
-      </w:r>
-      <w:r>
-        <w:t xml:space="preserve"> </w:t>
-      </w:r>
-      <w:r>
-        <w:t xml:space="preserve">Vertebral level, rib number and side predicted from local</w:t>
-      </w:r>
-      <w:r>
-        <w:t xml:space="preserve"> </w:t>
-      </w:r>
-      <w:r>
-        <w:t xml:space="preserve">morphology and in-view anchors rather than by counting from the edge of the film, with an</w:t>
-      </w:r>
-      <w:r>
-        <w:t xml:space="preserve"> </w:t>
-      </w:r>
-      <w:r>
-        <w:t xml:space="preserve">explicit flag when the anatomy is transitional. This is what distinguishes the work from</w:t>
-      </w:r>
-      <w:r>
-        <w:t xml:space="preserve"> </w:t>
-      </w:r>
-      <w:r>
-        <w:t xml:space="preserve">published detectors, and CTSpinoPelvic1K supplies the supervision.</w:t>
-      </w:r>
-    </w:p>
-    <w:p>
-      <w:pPr>
-        <w:pStyle w:val="BodyText"/>
-      </w:pPr>
+        <w:t xml:space="preserve">Stage 3 — Validation and evaluation.</w:t>
+      </w:r>
+      <w:r>
+        <w:t xml:space="preserve"> </w:t>
+      </w:r>
+      <w:r>
+        <w:t xml:space="preserve">Held-out DMC cases never used in training, reported</w:t>
+      </w:r>
+      <w:r>
+        <w:t xml:space="preserve"> </w:t>
+      </w:r>
+      <w:r>
+        <w:t xml:space="preserve">in the terms decisions are made in: sensitivity for injuries missed on the initial film and</w:t>
+      </w:r>
+      <w:r>
+        <w:t xml:space="preserve"> </w:t>
+      </w:r>
+      <w:r>
+        <w:t xml:space="preserve">found on subsequent CT; naming accuracy against CT,</w:t>
+      </w:r>
+      <w:r>
+        <w:t xml:space="preserve"> </w:t>
+      </w:r>
       <w:r>
         <w:rPr>
           <w:b/>
           <w:bCs/>
         </w:rPr>
-        <w:t xml:space="preserve">3. Spinopelvic parameters and anomaly reporting.</w:t>
-      </w:r>
-      <w:r>
-        <w:t xml:space="preserve"> </w:t>
-      </w:r>
-      <w:r>
-        <w:t xml:space="preserve">Pelvic incidence, tilt, sacral slope,</w:t>
-      </w:r>
-      <w:r>
-        <w:t xml:space="preserve"> </w:t>
-      </w:r>
-      <w:r>
-        <w:t xml:space="preserve">lumbar lordosis and PI–LL mismatch from the same views, benchmarked against published error</w:t>
-      </w:r>
-      <w:r>
-        <w:t xml:space="preserve"> </w:t>
-      </w:r>
-      <w:r>
-        <w:t xml:space="preserve">bands,</w:t>
-      </w:r>
-      <w:r>
-        <w:rPr>
-          <w:vertAlign w:val="superscript"/>
-        </w:rPr>
-        <w:t xml:space="preserve">2</w:t>
-      </w:r>
-      <w:r>
-        <w:t xml:space="preserve"> </w:t>
-      </w:r>
-      <w:r>
-        <w:t xml:space="preserve">with numeric anomalies (L6, lumbar rib, transitional junction) reported as findings.</w:t>
-      </w:r>
-    </w:p>
-    <w:bookmarkEnd w:id="11"/>
-    <w:bookmarkStart w:id="12" w:name="approach"/>
-    <w:p>
-      <w:pPr>
-        <w:pStyle w:val="Heading1"/>
-      </w:pPr>
-      <w:r>
-        <w:t xml:space="preserve">Approach</w:t>
-      </w:r>
-    </w:p>
-    <w:p>
-      <w:pPr>
-        <w:pStyle w:val="FirstParagraph"/>
-      </w:pPr>
+        <w:t xml:space="preserve">stratified into ordinary and</w:t>
+      </w:r>
       <w:r>
         <w:rPr>
           <w:b/>
           <w:bCs/>
         </w:rPr>
-        <w:t xml:space="preserve">Radiographs first.</w:t>
-      </w:r>
-      <w:r>
-        <w:t xml:space="preserve"> </w:t>
-      </w:r>
-      <w:r>
-        <w:t xml:space="preserve">A retrospective DMC trauma cohort, AP and lateral, with fracture</w:t>
-      </w:r>
-      <w:r>
-        <w:t xml:space="preserve"> </w:t>
-      </w:r>
-      <w:r>
-        <w:t xml:space="preserve">labels from the dictated report and radiologist adjudication of a review subset.</w:t>
-      </w:r>
-    </w:p>
-    <w:p>
-      <w:pPr>
-        <w:pStyle w:val="BodyText"/>
-      </w:pPr>
+        <w:t xml:space="preserve"> </w:t>
+      </w:r>
       <w:r>
         <w:rPr>
           <w:b/>
           <w:bCs/>
         </w:rPr>
-        <w:t xml:space="preserve">CT-derived supervision.</w:t>
-      </w:r>
-      <w:r>
-        <w:t xml:space="preserve"> </w:t>
-      </w:r>
-      <w:r>
-        <w:t xml:space="preserve">Where a patient has both radiographs and CT from one encounter,</w:t>
-      </w:r>
-      <w:r>
-        <w:t xml:space="preserve"> </w:t>
-      </w:r>
-      <w:r>
-        <w:t xml:space="preserve">the CT settles both fracture and site. Independently, digitally reconstructed radiographs</w:t>
-      </w:r>
-      <w:r>
-        <w:t xml:space="preserve"> </w:t>
-      </w:r>
-      <w:r>
-        <w:t xml:space="preserve">from the CTSpinoPelvic1K volumes give radiograph-like images whose labels are already correct</w:t>
-      </w:r>
-      <w:r>
-        <w:t xml:space="preserve"> </w:t>
-      </w:r>
-      <w:r>
-        <w:t xml:space="preserve">in transitional anatomy — supervision unobtainable from radiographs alone, since on a</w:t>
-      </w:r>
-      <w:r>
-        <w:t xml:space="preserve"> </w:t>
-      </w:r>
-      <w:r>
-        <w:t xml:space="preserve">radiograph the correct name is precisely what is unknown.</w:t>
+        <w:t xml:space="preserve">transitional anatomy</w:t>
+      </w:r>
+      <w:r>
+        <w:t xml:space="preserve">, since aggregate accuracy hides failure in exactly the 4–30% where the</w:t>
+      </w:r>
+      <w:r>
+        <w:t xml:space="preserve"> </w:t>
+      </w:r>
+      <w:r>
+        <w:t xml:space="preserve">question is hard; outline agreement (Dice) against CT-derived fracture extent; displacement</w:t>
+      </w:r>
+      <w:r>
+        <w:t xml:space="preserve"> </w:t>
+      </w:r>
+      <w:r>
+        <w:t xml:space="preserve">against the dictated report; spinopelvic parameters against the published error bands.</w:t>
+      </w:r>
+      <w:r>
+        <w:rPr>
+          <w:vertAlign w:val="superscript"/>
+        </w:rPr>
+        <w:t xml:space="preserve">3</w:t>
       </w:r>
     </w:p>
     <w:p>
       <w:pPr>
         <w:pStyle w:val="BodyText"/>
+      </w:pPr>
+      <w:r>
+        <w:rPr>
+          <w:i/>
+          <w:iCs/>
+        </w:rPr>
+        <w:t xml:space="preserve">Scope note: the CT corpus reaches the axial skeleton, hips and proximal femur. Long bones</w:t>
+      </w:r>
+      <w:r>
+        <w:rPr>
+          <w:i/>
+          <w:iCs/>
+        </w:rPr>
+        <w:t xml:space="preserve"> </w:t>
+      </w:r>
+      <w:r>
+        <w:rPr>
+          <w:i/>
+          <w:iCs/>
+        </w:rPr>
+        <w:t xml:space="preserve">below the femur would need a separate imaging source and are a later extension.</w:t>
+      </w:r>
+    </w:p>
+    <w:bookmarkEnd w:id="13"/>
+    <w:bookmarkStart w:id="14" w:name="regulatory-and-institutional-pathway"/>
+    <w:p>
+      <w:pPr>
+        <w:pStyle w:val="Heading1"/>
+      </w:pPr>
+      <w:r>
+        <w:t xml:space="preserve">Regulatory and institutional pathway</w:t>
+      </w:r>
+    </w:p>
+    <w:p>
+      <w:pPr>
+        <w:pStyle w:val="FirstParagraph"/>
       </w:pPr>
       <w:r>
         <w:rPr>
           <w:b/>
           <w:bCs/>
         </w:rPr>
-        <w:t xml:space="preserve">Refinement on DMC CT</w:t>
-      </w:r>
-      <w:r>
-        <w:t xml:space="preserve"> </w:t>
-      </w:r>
-      <w:r>
-        <w:t xml:space="preserve">for local scanner, protocol and population differences.</w:t>
+        <w:t xml:space="preserve">This is research, not clinical use, and the distinction is deliberate.</w:t>
+      </w:r>
+      <w:r>
+        <w:t xml:space="preserve"> </w:t>
+      </w:r>
+      <w:r>
+        <w:t xml:space="preserve">All analysis is</w:t>
+      </w:r>
+      <w:r>
+        <w:t xml:space="preserve"> </w:t>
+      </w:r>
+      <w:r>
+        <w:t xml:space="preserve">retrospective on completed encounters. No output is placed in the medical record, returned to</w:t>
+      </w:r>
+      <w:r>
+        <w:t xml:space="preserve"> </w:t>
+      </w:r>
+      <w:r>
+        <w:t xml:space="preserve">a treating clinician, or used in any care decision. A model used this way is not a medical</w:t>
+      </w:r>
+      <w:r>
+        <w:t xml:space="preserve"> </w:t>
+      </w:r>
+      <w:r>
+        <w:t xml:space="preserve">device; prospective use at the point of care would be, and is explicitly out of scope.</w:t>
       </w:r>
     </w:p>
     <w:p>
@@ -662,37 +1433,13 @@
           <w:b/>
           <w:bCs/>
         </w:rPr>
-        <w:t xml:space="preserve">Evaluation, in the terms the decisions are made in.</w:t>
-      </w:r>
-      <w:r>
-        <w:t xml:space="preserve"> </w:t>
-      </w:r>
-      <w:r>
-        <w:t xml:space="preserve">Sensitivity for injuries missed on</w:t>
-      </w:r>
-      <w:r>
-        <w:t xml:space="preserve"> </w:t>
-      </w:r>
-      <w:r>
-        <w:t xml:space="preserve">the initial film and identified on subsequent CT, alongside AUC for comparison with published</w:t>
-      </w:r>
-      <w:r>
-        <w:t xml:space="preserve"> </w:t>
-      </w:r>
-      <w:r>
-        <w:t xml:space="preserve">benchmarks.</w:t>
-      </w:r>
-      <w:r>
-        <w:rPr>
-          <w:vertAlign w:val="superscript"/>
-        </w:rPr>
-        <w:t xml:space="preserve">1</w:t>
-      </w:r>
-      <w:r>
-        <w:t xml:space="preserve"> </w:t>
-      </w:r>
-      <w:r>
-        <w:t xml:space="preserve">Naming accuracy against CT, reported</w:t>
+        <w:t xml:space="preserve">IRB.</w:t>
+      </w:r>
+      <w:r>
+        <w:t xml:space="preserve"> </w:t>
+      </w:r>
+      <w:r>
+        <w:t xml:space="preserve">Our existing dataset work received a</w:t>
       </w:r>
       <w:r>
         <w:t xml:space="preserve"> </w:t>
@@ -702,13 +1449,93 @@
           <w:b/>
           <w:bCs/>
         </w:rPr>
-        <w:t xml:space="preserve">separately for ordinary and transitional</w:t>
-      </w:r>
+        <w:t xml:space="preserve">Not Human Participant Research determination</w:t>
+      </w:r>
+      <w:r>
+        <w:t xml:space="preserve"> </w:t>
+      </w:r>
+      <w:r>
+        <w:t xml:space="preserve">from the WSU IRB. A retrospective de-identified DMC cohort follows the same pathway and needs</w:t>
+      </w:r>
+      <w:r>
+        <w:t xml:space="preserve"> </w:t>
+      </w:r>
+      <w:r>
+        <w:t xml:space="preserve">its own determination through the IRB Administration Office (irb.wayne.edu, 313-577-1628).</w:t>
+      </w:r>
+      <w:r>
+        <w:t xml:space="preserve"> </w:t>
+      </w:r>
+      <w:r>
+        <w:t xml:space="preserve">De-identification and DICOM header scrubbing occur before any imaging leaves the institutional</w:t>
+      </w:r>
+      <w:r>
+        <w:t xml:space="preserve"> </w:t>
+      </w:r>
+      <w:r>
+        <w:t xml:space="preserve">environment.</w:t>
+      </w:r>
+    </w:p>
+    <w:p>
+      <w:pPr>
+        <w:pStyle w:val="BodyText"/>
+      </w:pPr>
       <w:r>
         <w:rPr>
           <w:b/>
           <w:bCs/>
         </w:rPr>
+        <w:t xml:space="preserve">AI platform authorization — the step most people miss.</w:t>
+      </w:r>
+      <w:r>
+        <w:t xml:space="preserve"> </w:t>
+      </w:r>
+      <w:r>
+        <w:t xml:space="preserve">The IRB’s determination letter</w:t>
+      </w:r>
+      <w:r>
+        <w:t xml:space="preserve"> </w:t>
+      </w:r>
+      <w:r>
+        <w:t xml:space="preserve">carries a condition that is easy to overlook:</w:t>
+      </w:r>
+      <w:r>
+        <w:t xml:space="preserve"> </w:t>
+      </w:r>
+      <w:r>
+        <w:rPr>
+          <w:i/>
+          <w:iCs/>
+        </w:rPr>
+        <w:t xml:space="preserve">“for the use of AI platforms in research,</w:t>
+      </w:r>
+      <w:r>
+        <w:rPr>
+          <w:i/>
+          <w:iCs/>
+        </w:rPr>
+        <w:t xml:space="preserve"> </w:t>
+      </w:r>
+      <w:r>
+        <w:rPr>
+          <w:i/>
+          <w:iCs/>
+        </w:rPr>
+        <w:t xml:space="preserve">please consult with C&amp;IT regarding authorization to use external software.”</w:t>
+      </w:r>
+      <w:r>
+        <w:t xml:space="preserve"> </w:t>
+      </w:r>
+      <w:r>
+        <w:t xml:space="preserve">The route is the</w:t>
+      </w:r>
+      <w:r>
+        <w:t xml:space="preserve"> </w:t>
+      </w:r>
+      <w:r>
+        <w:t xml:space="preserve">Academic Research Technology team at</w:t>
+      </w:r>
+      <w:r>
         <w:t xml:space="preserve"> </w:t>
       </w:r>
       <w:r>
@@ -716,69 +1543,48 @@
           <w:b/>
           <w:bCs/>
         </w:rPr>
-        <w:t xml:space="preserve">anatomy</w:t>
-      </w:r>
-      <w:r>
-        <w:t xml:space="preserve"> </w:t>
-      </w:r>
-      <w:r>
-        <w:t xml:space="preserve">— aggregate accuracy hides failure in exactly the 4–30% where the question is hard.</w:t>
-      </w:r>
-      <w:r>
-        <w:t xml:space="preserve"> </w:t>
-      </w:r>
-      <w:r>
-        <w:t xml:space="preserve">Spinopelvic parameters against the published error bands.</w:t>
-      </w:r>
-      <w:r>
-        <w:rPr>
-          <w:vertAlign w:val="superscript"/>
-        </w:rPr>
-        <w:t xml:space="preserve">2</w:t>
-      </w:r>
-    </w:p>
-    <w:p>
-      <w:pPr>
-        <w:pStyle w:val="BodyText"/>
-      </w:pPr>
-      <w:r>
-        <w:rPr>
-          <w:i/>
-          <w:iCs/>
-        </w:rPr>
-        <w:t xml:space="preserve">Scope note: the CT corpus covers the axial skeleton, hips and proximal femur. Long bones</w:t>
-      </w:r>
-      <w:r>
-        <w:rPr>
-          <w:i/>
-          <w:iCs/>
-        </w:rPr>
-        <w:t xml:space="preserve"> </w:t>
-      </w:r>
-      <w:r>
-        <w:rPr>
-          <w:i/>
-          <w:iCs/>
-        </w:rPr>
-        <w:t xml:space="preserve">below the femur would need a separate imaging source and are a later extension, not part of</w:t>
-      </w:r>
-      <w:r>
-        <w:rPr>
-          <w:i/>
-          <w:iCs/>
-        </w:rPr>
-        <w:t xml:space="preserve"> </w:t>
-      </w:r>
-      <w:r>
-        <w:rPr>
-          <w:i/>
-          <w:iCs/>
-        </w:rPr>
-        <w:t xml:space="preserve">the initial aims.</w:t>
-      </w:r>
-    </w:p>
-    <w:bookmarkEnd w:id="12"/>
-    <w:bookmarkStart w:id="13" w:name="what-is-being-asked"/>
+        <w:t xml:space="preserve">services@wayne.edu</w:t>
+      </w:r>
+      <w:r>
+        <w:t xml:space="preserve">. This is worth resolving early,</w:t>
+      </w:r>
+      <w:r>
+        <w:t xml:space="preserve"> </w:t>
+      </w:r>
+      <w:r>
+        <w:t xml:space="preserve">and it argues for training on</w:t>
+      </w:r>
+      <w:r>
+        <w:t xml:space="preserve"> </w:t>
+      </w:r>
+      <w:r>
+        <w:rPr>
+          <w:b/>
+          <w:bCs/>
+        </w:rPr>
+        <w:t xml:space="preserve">WSU-managed compute</w:t>
+      </w:r>
+      <w:r>
+        <w:t xml:space="preserve"> </w:t>
+      </w:r>
+      <w:r>
+        <w:t xml:space="preserve">rather than commercial cloud or external</w:t>
+      </w:r>
+      <w:r>
+        <w:t xml:space="preserve"> </w:t>
+      </w:r>
+      <w:r>
+        <w:t xml:space="preserve">model APIs — doing so keeps the data inside the institution and avoids the external-software</w:t>
+      </w:r>
+      <w:r>
+        <w:t xml:space="preserve"> </w:t>
+      </w:r>
+      <w:r>
+        <w:t xml:space="preserve">authorization question entirely.</w:t>
+      </w:r>
+    </w:p>
+    <w:bookmarkEnd w:id="14"/>
+    <w:bookmarkStart w:id="15" w:name="what-is-being-asked"/>
     <w:p>
       <w:pPr>
         <w:pStyle w:val="Heading1"/>
@@ -812,7 +1618,7 @@
         <w:t xml:space="preserve"> </w:t>
       </w:r>
       <w:r>
-        <w:t xml:space="preserve">the same encounter — under an approved protocol.</w:t>
+        <w:t xml:space="preserve">the same encounter — under the determination above.</w:t>
       </w:r>
     </w:p>
     <w:p>
@@ -859,16 +1665,13 @@
         <w:t xml:space="preserve">Co-investigator standing</w:t>
       </w:r>
       <w:r>
-        <w:t xml:space="preserve"> </w:t>
-      </w:r>
-      <w:r>
-        <w:t xml:space="preserve">and guidance on the trauma-service workflow any eventual tool</w:t>
-      </w:r>
-      <w:r>
-        <w:t xml:space="preserve"> </w:t>
-      </w:r>
-      <w:r>
-        <w:t xml:space="preserve">would have to fit.</w:t>
+        <w:t xml:space="preserve">, and guidance on where such a tool could eventually fit if the</w:t>
+      </w:r>
+      <w:r>
+        <w:t xml:space="preserve"> </w:t>
+      </w:r>
+      <w:r>
+        <w:t xml:space="preserve">research phase justified a clinical evaluation.</w:t>
       </w:r>
     </w:p>
     <w:p>
@@ -876,13 +1679,13 @@
         <w:pStyle w:val="FirstParagraph"/>
       </w:pPr>
       <w:r>
-        <w:t xml:space="preserve">Radiological adjudication is already covered by two radiology collaborators supporting the</w:t>
-      </w:r>
-      <w:r>
-        <w:t xml:space="preserve"> </w:t>
-      </w:r>
-      <w:r>
-        <w:t xml:space="preserve">existing dataset work; no reading burden falls on the trauma service.</w:t>
+        <w:t xml:space="preserve">Radiological adjudication is covered by two radiology collaborators supporting the existing</w:t>
+      </w:r>
+      <w:r>
+        <w:t xml:space="preserve"> </w:t>
+      </w:r>
+      <w:r>
+        <w:t xml:space="preserve">dataset work; no reading burden falls on the trauma service.</w:t>
       </w:r>
     </w:p>
     <w:p>
@@ -894,25 +1697,11 @@
           <w:i/>
           <w:iCs/>
         </w:rPr>
-        <w:t xml:space="preserve">[Cohort size, date range, scope, effort and authorship to be discussed. IRB determination to</w:t>
-      </w:r>
-      <w:r>
-        <w:rPr>
-          <w:i/>
-          <w:iCs/>
-        </w:rPr>
-        <w:t xml:space="preserve"> </w:t>
-      </w:r>
-      <w:r>
-        <w:rPr>
-          <w:i/>
-          <w:iCs/>
-        </w:rPr>
-        <w:t xml:space="preserve">be filed once the data request is defined.]</w:t>
-      </w:r>
-    </w:p>
-    <w:bookmarkEnd w:id="13"/>
-    <w:bookmarkStart w:id="14" w:name="references"/>
+        <w:t xml:space="preserve">[Cohort size, date range, scope, effort and authorship to be discussed.]</w:t>
+      </w:r>
+    </w:p>
+    <w:bookmarkEnd w:id="15"/>
+    <w:bookmarkStart w:id="17" w:name="references"/>
     <w:p>
       <w:pPr>
         <w:pStyle w:val="Heading1"/>
@@ -930,42 +1719,25 @@
         </w:numPr>
       </w:pPr>
       <w:r>
-        <w:t xml:space="preserve">Zhang H, Xu R, Guo X, et al. Deep learning-based automated high-accuracy location and</w:t>
-      </w:r>
-      <w:r>
-        <w:t xml:space="preserve"> </w:t>
-      </w:r>
-      <w:r>
-        <w:t xml:space="preserve">identification of fresh vertebral compression fractures from spinal radiographs: a</w:t>
-      </w:r>
-      <w:r>
-        <w:t xml:space="preserve"> </w:t>
-      </w:r>
-      <w:r>
-        <w:t xml:space="preserve">multicenter cohort study.</w:t>
-      </w:r>
-      <w:r>
-        <w:t xml:space="preserve"> </w:t>
-      </w:r>
-      <w:r>
-        <w:rPr>
-          <w:i/>
-          <w:iCs/>
-        </w:rPr>
-        <w:t xml:space="preserve">Front Bioeng Biotechnol.</w:t>
-      </w:r>
-      <w:r>
-        <w:t xml:space="preserve"> </w:t>
-      </w:r>
-      <w:r>
-        <w:t xml:space="preserve">2024;12:1397003.</w:t>
-      </w:r>
-      <w:r>
-        <w:t xml:space="preserve"> </w:t>
-      </w:r>
-      <w:r>
-        <w:t xml:space="preserve">doi:10.3389/fbioe.2024.1397003</w:t>
-      </w:r>
+        <w:t xml:space="preserve">GLEAMER BoneView: FDA 510(k) clearance, March 2022; deployment and reader-study figures as</w:t>
+      </w:r>
+      <w:r>
+        <w:t xml:space="preserve"> </w:t>
+      </w:r>
+      <w:r>
+        <w:t xml:space="preserve">reported by the manufacturer and trade press.</w:t>
+      </w:r>
+      <w:r>
+        <w:t xml:space="preserve"> </w:t>
+      </w:r>
+      <w:hyperlink r:id="rId16">
+        <w:r>
+          <w:rPr>
+            <w:rStyle w:val="Hyperlink"/>
+          </w:rPr>
+          <w:t xml:space="preserve">https://www.gleamer.ai</w:t>
+        </w:r>
+      </w:hyperlink>
     </w:p>
     <w:p>
       <w:pPr>
@@ -976,13 +1748,19 @@
         </w:numPr>
       </w:pPr>
       <w:r>
-        <w:t xml:space="preserve">Glaser D, AlMekkawi AK, Caruso JP, et al. Deep learning for automated spinopelvic</w:t>
-      </w:r>
-      <w:r>
-        <w:t xml:space="preserve"> </w:t>
-      </w:r>
-      <w:r>
-        <w:t xml:space="preserve">parameter measurement from radiographs: a meta-analysis.</w:t>
+        <w:t xml:space="preserve">Zhang H, Xu R, Guo X, et al. Deep learning-based automated high-accuracy location and</w:t>
+      </w:r>
+      <w:r>
+        <w:t xml:space="preserve"> </w:t>
+      </w:r>
+      <w:r>
+        <w:t xml:space="preserve">identification of fresh vertebral compression fractures from spinal radiographs: a</w:t>
+      </w:r>
+      <w:r>
+        <w:t xml:space="preserve"> </w:t>
+      </w:r>
+      <w:r>
+        <w:t xml:space="preserve">multicenter cohort study.</w:t>
       </w:r>
       <w:r>
         <w:t xml:space="preserve"> </w:t>
@@ -992,19 +1770,19 @@
           <w:i/>
           <w:iCs/>
         </w:rPr>
-        <w:t xml:space="preserve">Artif Intell Surg.</w:t>
-      </w:r>
-      <w:r>
-        <w:t xml:space="preserve"> </w:t>
-      </w:r>
-      <w:r>
-        <w:t xml:space="preserve">2025;5:1–15.</w:t>
-      </w:r>
-      <w:r>
-        <w:t xml:space="preserve"> </w:t>
-      </w:r>
-      <w:r>
-        <w:t xml:space="preserve">doi:10.20517/ais.2024.36</w:t>
+        <w:t xml:space="preserve">Front Bioeng Biotechnol.</w:t>
+      </w:r>
+      <w:r>
+        <w:t xml:space="preserve"> </w:t>
+      </w:r>
+      <w:r>
+        <w:t xml:space="preserve">2024;12:1397003.</w:t>
+      </w:r>
+      <w:r>
+        <w:t xml:space="preserve"> </w:t>
+      </w:r>
+      <w:r>
+        <w:t xml:space="preserve">doi:10.3389/fbioe.2024.1397003</w:t>
       </w:r>
     </w:p>
     <w:p>
@@ -1016,13 +1794,13 @@
         </w:numPr>
       </w:pPr>
       <w:r>
-        <w:t xml:space="preserve">Konin GP, Walz DM. Lumbosacral transitional vertebrae: classification, imaging findings,</w:t>
-      </w:r>
-      <w:r>
-        <w:t xml:space="preserve"> </w:t>
-      </w:r>
-      <w:r>
-        <w:t xml:space="preserve">and clinical relevance.</w:t>
+        <w:t xml:space="preserve">Glaser D, AlMekkawi AK, Caruso JP, et al. Deep learning for automated spinopelvic</w:t>
+      </w:r>
+      <w:r>
+        <w:t xml:space="preserve"> </w:t>
+      </w:r>
+      <w:r>
+        <w:t xml:space="preserve">parameter measurement from radiographs: a meta-analysis.</w:t>
       </w:r>
       <w:r>
         <w:t xml:space="preserve"> </w:t>
@@ -1032,19 +1810,19 @@
           <w:i/>
           <w:iCs/>
         </w:rPr>
-        <w:t xml:space="preserve">AJNR Am J Neuroradiol.</w:t>
-      </w:r>
-      <w:r>
-        <w:t xml:space="preserve"> </w:t>
-      </w:r>
-      <w:r>
-        <w:t xml:space="preserve">2010;31(10):1778–1786.</w:t>
-      </w:r>
-      <w:r>
-        <w:t xml:space="preserve"> </w:t>
-      </w:r>
-      <w:r>
-        <w:t xml:space="preserve">doi:10.3174/ajnr.A2036</w:t>
+        <w:t xml:space="preserve">Artif Intell Surg.</w:t>
+      </w:r>
+      <w:r>
+        <w:t xml:space="preserve"> </w:t>
+      </w:r>
+      <w:r>
+        <w:t xml:space="preserve">2025;5:1–15.</w:t>
+      </w:r>
+      <w:r>
+        <w:t xml:space="preserve"> </w:t>
+      </w:r>
+      <w:r>
+        <w:t xml:space="preserve">doi:10.20517/ais.2024.36</w:t>
       </w:r>
     </w:p>
     <w:p>
@@ -1056,13 +1834,13 @@
         </w:numPr>
       </w:pPr>
       <w:r>
-        <w:t xml:space="preserve">Lian J, Levine N, Cho W. A review of lumbosacral transitional vertebrae and associated</w:t>
-      </w:r>
-      <w:r>
-        <w:t xml:space="preserve"> </w:t>
-      </w:r>
-      <w:r>
-        <w:t xml:space="preserve">vertebral numeration.</w:t>
+        <w:t xml:space="preserve">Konin GP, Walz DM. Lumbosacral transitional vertebrae: classification, imaging findings,</w:t>
+      </w:r>
+      <w:r>
+        <w:t xml:space="preserve"> </w:t>
+      </w:r>
+      <w:r>
+        <w:t xml:space="preserve">and clinical relevance.</w:t>
       </w:r>
       <w:r>
         <w:t xml:space="preserve"> </w:t>
@@ -1072,13 +1850,19 @@
           <w:i/>
           <w:iCs/>
         </w:rPr>
-        <w:t xml:space="preserve">Eur Spine J.</w:t>
-      </w:r>
-      <w:r>
-        <w:t xml:space="preserve"> </w:t>
-      </w:r>
-      <w:r>
-        <w:t xml:space="preserve">2018;27(5):995–1004. doi:10.1007/s00586-018-5554-8</w:t>
+        <w:t xml:space="preserve">AJNR Am J Neuroradiol.</w:t>
+      </w:r>
+      <w:r>
+        <w:t xml:space="preserve"> </w:t>
+      </w:r>
+      <w:r>
+        <w:t xml:space="preserve">2010;31(10):1778–1786.</w:t>
+      </w:r>
+      <w:r>
+        <w:t xml:space="preserve"> </w:t>
+      </w:r>
+      <w:r>
+        <w:t xml:space="preserve">doi:10.3174/ajnr.A2036</w:t>
       </w:r>
     </w:p>
     <w:p>
@@ -1090,7 +1874,13 @@
         </w:numPr>
       </w:pPr>
       <w:r>
-        <w:t xml:space="preserve">Epstein NE. A perspective on wrong level, wrong side, and wrong site spine surgery.</w:t>
+        <w:t xml:space="preserve">Lian J, Levine N, Cho W. A review of lumbosacral transitional vertebrae and associated</w:t>
+      </w:r>
+      <w:r>
+        <w:t xml:space="preserve"> </w:t>
+      </w:r>
+      <w:r>
+        <w:t xml:space="preserve">vertebral numeration.</w:t>
       </w:r>
       <w:r>
         <w:t xml:space="preserve"> </w:t>
@@ -1100,13 +1890,13 @@
           <w:i/>
           <w:iCs/>
         </w:rPr>
-        <w:t xml:space="preserve">Surg Neurol Int.</w:t>
-      </w:r>
-      <w:r>
-        <w:t xml:space="preserve"> </w:t>
-      </w:r>
-      <w:r>
-        <w:t xml:space="preserve">2021;12:286. doi:10.25259/SNI_402_2021</w:t>
+        <w:t xml:space="preserve">Eur Spine J.</w:t>
+      </w:r>
+      <w:r>
+        <w:t xml:space="preserve"> </w:t>
+      </w:r>
+      <w:r>
+        <w:t xml:space="preserve">2018;27(5):995–1004. doi:10.1007/s00586-018-5554-8</w:t>
       </w:r>
     </w:p>
     <w:p>
@@ -1118,6 +1908,34 @@
         </w:numPr>
       </w:pPr>
       <w:r>
+        <w:t xml:space="preserve">Epstein NE. A perspective on wrong level, wrong side, and wrong site spine surgery.</w:t>
+      </w:r>
+      <w:r>
+        <w:t xml:space="preserve"> </w:t>
+      </w:r>
+      <w:r>
+        <w:rPr>
+          <w:i/>
+          <w:iCs/>
+        </w:rPr>
+        <w:t xml:space="preserve">Surg Neurol Int.</w:t>
+      </w:r>
+      <w:r>
+        <w:t xml:space="preserve"> </w:t>
+      </w:r>
+      <w:r>
+        <w:t xml:space="preserve">2021;12:286. doi:10.25259/SNI_402_2021</w:t>
+      </w:r>
+    </w:p>
+    <w:p>
+      <w:pPr>
+        <w:pStyle w:val="Compact"/>
+        <w:numPr>
+          <w:ilvl w:val="0"/>
+          <w:numId w:val="1002"/>
+        </w:numPr>
+      </w:pPr>
+      <w:r>
         <w:t xml:space="preserve">Schwing G, et al. CTSpinoPelvic1K: spine, pelvis, ribs and femora in one coordinate frame,</w:t>
       </w:r>
       <w:r>
@@ -1130,10 +1948,44 @@
         <w:t xml:space="preserve"> </w:t>
       </w:r>
       <w:r>
-        <w:t xml:space="preserve">(concept identifier; v7 at doi:10.5281/zenodo.22242745). Dataset descriptor in preparation.</w:t>
-      </w:r>
-    </w:p>
-    <w:bookmarkEnd w:id="14"/>
+        <w:t xml:space="preserve">(concept; v7 at doi:10.5281/zenodo.22242745). Dataset descriptor in preparation.</w:t>
+      </w:r>
+    </w:p>
+    <w:p>
+      <w:pPr>
+        <w:pStyle w:val="Compact"/>
+        <w:numPr>
+          <w:ilvl w:val="0"/>
+          <w:numId w:val="1002"/>
+        </w:numPr>
+      </w:pPr>
+      <w:r>
+        <w:t xml:space="preserve">Abedeen I, Rahman MA, Prottyasha FZ, et al. FracAtlas: a dataset for fracture</w:t>
+      </w:r>
+      <w:r>
+        <w:t xml:space="preserve"> </w:t>
+      </w:r>
+      <w:r>
+        <w:t xml:space="preserve">classification, localization and segmentation of musculoskeletal radiographs.</w:t>
+      </w:r>
+      <w:r>
+        <w:t xml:space="preserve"> </w:t>
+      </w:r>
+      <w:r>
+        <w:rPr>
+          <w:i/>
+          <w:iCs/>
+        </w:rPr>
+        <w:t xml:space="preserve">Sci Data.</w:t>
+      </w:r>
+      <w:r>
+        <w:t xml:space="preserve"> </w:t>
+      </w:r>
+      <w:r>
+        <w:t xml:space="preserve">2023;10:521. doi:10.1038/s41597-023-02432-4</w:t>
+      </w:r>
+    </w:p>
+    <w:bookmarkEnd w:id="17"/>
     <w:sectPr>
       <w:footnotePr>
         <w:numRestart w:val="eachSect"/>

--- a/proposals/XR_Fracture_Detector_Proposal.docx
+++ b/proposals/XR_Fracture_Detector_Proposal.docx
@@ -1433,13 +1433,19 @@
           <w:b/>
           <w:bCs/>
         </w:rPr>
-        <w:t xml:space="preserve">IRB.</w:t>
-      </w:r>
-      <w:r>
-        <w:t xml:space="preserve"> </w:t>
-      </w:r>
-      <w:r>
-        <w:t xml:space="preserve">Our existing dataset work received a</w:t>
+        <w:t xml:space="preserve">IRB — this study requires approval, and that is not the pathway our existing work used.</w:t>
+      </w:r>
+      <w:r>
+        <w:t xml:space="preserve"> </w:t>
+      </w:r>
+      <w:r>
+        <w:t xml:space="preserve">The CTSpinoPelvic1K dataset work received a Not Human Participant Research determination</w:t>
+      </w:r>
+      <w:r>
+        <w:t xml:space="preserve"> </w:t>
+      </w:r>
+      <w:r>
+        <w:t xml:space="preserve">because it is built entirely from publicly released, already de-identified imaging.</w:t>
       </w:r>
       <w:r>
         <w:t xml:space="preserve"> </w:t>
@@ -1449,55 +1455,127 @@
           <w:b/>
           <w:bCs/>
         </w:rPr>
-        <w:t xml:space="preserve">Not Human Participant Research determination</w:t>
-      </w:r>
-      <w:r>
-        <w:t xml:space="preserve"> </w:t>
-      </w:r>
-      <w:r>
-        <w:t xml:space="preserve">from the WSU IRB. A retrospective de-identified DMC cohort follows the same pathway and needs</w:t>
-      </w:r>
-      <w:r>
-        <w:t xml:space="preserve"> </w:t>
-      </w:r>
-      <w:r>
-        <w:t xml:space="preserve">its own determination through the IRB Administration Office (irb.wayne.edu, 313-577-1628).</w:t>
-      </w:r>
-      <w:r>
-        <w:t xml:space="preserve"> </w:t>
-      </w:r>
-      <w:r>
-        <w:t xml:space="preserve">De-identification and DICOM header scrubbing occur before any imaging leaves the institutional</w:t>
-      </w:r>
-      <w:r>
-        <w:t xml:space="preserve"> </w:t>
-      </w:r>
-      <w:r>
-        <w:t xml:space="preserve">environment.</w:t>
-      </w:r>
-    </w:p>
-    <w:p>
-      <w:pPr>
-        <w:pStyle w:val="BodyText"/>
-      </w:pPr>
+        <w:t xml:space="preserve">This</w:t>
+      </w:r>
       <w:r>
         <w:rPr>
           <w:b/>
           <w:bCs/>
         </w:rPr>
+        <w:t xml:space="preserve"> </w:t>
+      </w:r>
+      <w:r>
+        <w:rPr>
+          <w:b/>
+          <w:bCs/>
+        </w:rPr>
+        <w:t xml:space="preserve">proposal is categorically different: it draws imaging and reports from DMC patients’ own</w:t>
+      </w:r>
+      <w:r>
+        <w:rPr>
+          <w:b/>
+          <w:bCs/>
+        </w:rPr>
+        <w:t xml:space="preserve"> </w:t>
+      </w:r>
+      <w:r>
+        <w:rPr>
+          <w:b/>
+          <w:bCs/>
+        </w:rPr>
+        <w:t xml:space="preserve">records, which is human subjects research and requires IRB review and approval.</w:t>
+      </w:r>
+      <w:r>
+        <w:t xml:space="preserve"> </w:t>
+      </w:r>
+      <w:r>
+        <w:t xml:space="preserve">That the</w:t>
+      </w:r>
+      <w:r>
+        <w:t xml:space="preserve"> </w:t>
+      </w:r>
+      <w:r>
+        <w:t xml:space="preserve">data is de-identified before analysis does not change it, because assembling the cohort</w:t>
+      </w:r>
+      <w:r>
+        <w:t xml:space="preserve"> </w:t>
+      </w:r>
+      <w:r>
+        <w:t xml:space="preserve">requires reaching identifiers in the first place.</w:t>
+      </w:r>
+    </w:p>
+    <w:p>
+      <w:pPr>
+        <w:pStyle w:val="BodyText"/>
+      </w:pPr>
+      <w:r>
+        <w:t xml:space="preserve">A full protocol will therefore be submitted to the WSU IRB (irb.wayne.edu, 313-577-1628).</w:t>
+      </w:r>
+      <w:r>
+        <w:t xml:space="preserve"> </w:t>
+      </w:r>
+      <w:r>
+        <w:t xml:space="preserve">Retrospective review of records collected for clinical purposes is commonly eligible for</w:t>
+      </w:r>
+      <w:r>
+        <w:t xml:space="preserve"> </w:t>
+      </w:r>
+      <w:r>
+        <w:t xml:space="preserve">expedited review, and studies of this design commonly request a waiver of informed consent</w:t>
+      </w:r>
+      <w:r>
+        <w:t xml:space="preserve"> </w:t>
+      </w:r>
+      <w:r>
+        <w:t xml:space="preserve">and a HIPAA waiver of authorization — but the review category and the waivers are the IRB’s</w:t>
+      </w:r>
+      <w:r>
+        <w:t xml:space="preserve"> </w:t>
+      </w:r>
+      <w:r>
+        <w:t xml:space="preserve">determination to make, and are named here as what will be requested rather than what applies.</w:t>
+      </w:r>
+      <w:r>
+        <w:t xml:space="preserve"> </w:t>
+      </w:r>
+      <w:r>
+        <w:t xml:space="preserve">De-identification and DICOM header scrubbing occur under the approved protocol, before any</w:t>
+      </w:r>
+      <w:r>
+        <w:t xml:space="preserve"> </w:t>
+      </w:r>
+      <w:r>
+        <w:t xml:space="preserve">imaging is used for model development.</w:t>
+      </w:r>
+    </w:p>
+    <w:p>
+      <w:pPr>
+        <w:pStyle w:val="BodyText"/>
+      </w:pPr>
+      <w:r>
+        <w:rPr>
+          <w:b/>
+          <w:bCs/>
+        </w:rPr>
         <w:t xml:space="preserve">AI platform authorization — the step most people miss.</w:t>
       </w:r>
       <w:r>
         <w:t xml:space="preserve"> </w:t>
       </w:r>
       <w:r>
-        <w:t xml:space="preserve">The IRB’s determination letter</w:t>
-      </w:r>
-      <w:r>
-        <w:t xml:space="preserve"> </w:t>
-      </w:r>
-      <w:r>
-        <w:t xml:space="preserve">carries a condition that is easy to overlook:</w:t>
+        <w:t xml:space="preserve">The determination letter issued</w:t>
+      </w:r>
+      <w:r>
+        <w:t xml:space="preserve"> </w:t>
+      </w:r>
+      <w:r>
+        <w:t xml:space="preserve">for our existing dataset work carries a condition that will apply here too and is easy to</w:t>
+      </w:r>
+      <w:r>
+        <w:t xml:space="preserve"> </w:t>
+      </w:r>
+      <w:r>
+        <w:t xml:space="preserve">overlook:</w:t>
       </w:r>
       <w:r>
         <w:t xml:space="preserve"> </w:t>
@@ -1618,7 +1696,7 @@
         <w:t xml:space="preserve"> </w:t>
       </w:r>
       <w:r>
-        <w:t xml:space="preserve">the same encounter — under the determination above.</w:t>
+        <w:t xml:space="preserve">the same encounter — under an approved IRB protocol.</w:t>
       </w:r>
     </w:p>
     <w:p>

--- a/proposals/XR_Fracture_Detector_Proposal.docx
+++ b/proposals/XR_Fracture_Detector_Proposal.docx
@@ -1439,13 +1439,25 @@
         <w:t xml:space="preserve"> </w:t>
       </w:r>
       <w:r>
-        <w:t xml:space="preserve">The CTSpinoPelvic1K dataset work received a Not Human Participant Research determination</w:t>
-      </w:r>
-      <w:r>
-        <w:t xml:space="preserve"> </w:t>
-      </w:r>
-      <w:r>
-        <w:t xml:space="preserve">because it is built entirely from publicly released, already de-identified imaging.</w:t>
+        <w:t xml:space="preserve">The CTSpinoPelvic1K dataset work received a Non-Human Participant Research determination</w:t>
+      </w:r>
+      <w:r>
+        <w:t xml:space="preserve"> </w:t>
+      </w:r>
+      <w:r>
+        <w:t xml:space="preserve">(WSU IRB HPR 2026-269, 2 September 2026) because it is built entirely from publicly released,</w:t>
+      </w:r>
+      <w:r>
+        <w:t xml:space="preserve"> </w:t>
+      </w:r>
+      <w:r>
+        <w:t xml:space="preserve">already de-identified imaging; that letter itself notes that changes to the study plan may</w:t>
+      </w:r>
+      <w:r>
+        <w:t xml:space="preserve"> </w:t>
+      </w:r>
+      <w:r>
+        <w:t xml:space="preserve">affect the determination.</w:t>
       </w:r>
       <w:r>
         <w:t xml:space="preserve"> </w:t>
@@ -1557,6 +1569,75 @@
           <w:b/>
           <w:bCs/>
         </w:rPr>
+        <w:t xml:space="preserve">Two approvals, not one.</w:t>
+      </w:r>
+      <w:r>
+        <w:t xml:space="preserve"> </w:t>
+      </w:r>
+      <w:r>
+        <w:t xml:space="preserve">The determination letter for our existing work states that</w:t>
+      </w:r>
+      <w:r>
+        <w:t xml:space="preserve"> </w:t>
+      </w:r>
+      <w:r>
+        <w:t xml:space="preserve">projects must obtain support from any unaffiliated institution involved, and names DMC among</w:t>
+      </w:r>
+      <w:r>
+        <w:t xml:space="preserve"> </w:t>
+      </w:r>
+      <w:r>
+        <w:t xml:space="preserve">the applicable affiliates.</w:t>
+      </w:r>
+      <w:r>
+        <w:t xml:space="preserve"> </w:t>
+      </w:r>
+      <w:r>
+        <w:rPr>
+          <w:b/>
+          <w:bCs/>
+        </w:rPr>
+        <w:t xml:space="preserve">DMC authorization is therefore a separate approval from Wayne</w:t>
+      </w:r>
+      <w:r>
+        <w:rPr>
+          <w:b/>
+          <w:bCs/>
+        </w:rPr>
+        <w:t xml:space="preserve"> </w:t>
+      </w:r>
+      <w:r>
+        <w:rPr>
+          <w:b/>
+          <w:bCs/>
+        </w:rPr>
+        <w:t xml:space="preserve">State’s</w:t>
+      </w:r>
+      <w:r>
+        <w:t xml:space="preserve">, and both are needed before imaging moves. The same letter notes that work touching</w:t>
+      </w:r>
+      <w:r>
+        <w:t xml:space="preserve"> </w:t>
+      </w:r>
+      <w:r>
+        <w:t xml:space="preserve">identifiable PHI must adhere to HIPAA regardless of the human-participant question and may</w:t>
+      </w:r>
+      <w:r>
+        <w:t xml:space="preserve"> </w:t>
+      </w:r>
+      <w:r>
+        <w:t xml:space="preserve">require authorization from the covered entity’s privacy officer.</w:t>
+      </w:r>
+    </w:p>
+    <w:p>
+      <w:pPr>
+        <w:pStyle w:val="BodyText"/>
+      </w:pPr>
+      <w:r>
+        <w:rPr>
+          <w:b/>
+          <w:bCs/>
+        </w:rPr>
         <w:t xml:space="preserve">AI platform authorization — the step most people miss.</w:t>
       </w:r>
       <w:r>
@@ -1662,7 +1743,215 @@
       </w:r>
     </w:p>
     <w:bookmarkEnd w:id="14"/>
-    <w:bookmarkStart w:id="15" w:name="what-is-being-asked"/>
+    <w:bookmarkStart w:id="15" w:name="data-handling-and-computing-environment"/>
+    <w:p>
+      <w:pPr>
+        <w:pStyle w:val="Heading1"/>
+      </w:pPr>
+      <w:r>
+        <w:t xml:space="preserve">Data handling and computing environment</w:t>
+      </w:r>
+    </w:p>
+    <w:p>
+      <w:pPr>
+        <w:pStyle w:val="FirstParagraph"/>
+      </w:pPr>
+      <w:r>
+        <w:rPr>
+          <w:b/>
+          <w:bCs/>
+        </w:rPr>
+        <w:t xml:space="preserve">Nothing leaves Wayne State.</w:t>
+      </w:r>
+      <w:r>
+        <w:t xml:space="preserve"> </w:t>
+      </w:r>
+      <w:r>
+        <w:t xml:space="preserve">All DMC imaging is stored on WSU-managed research storage and</w:t>
+      </w:r>
+      <w:r>
+        <w:t xml:space="preserve"> </w:t>
+      </w:r>
+      <w:r>
+        <w:t xml:space="preserve">processed on WSU-managed research computing. No patient imaging is copied to personal</w:t>
+      </w:r>
+      <w:r>
+        <w:t xml:space="preserve"> </w:t>
+      </w:r>
+      <w:r>
+        <w:t xml:space="preserve">machines, personal cloud accounts, commercial cloud compute, or any third-party model or</w:t>
+      </w:r>
+      <w:r>
+        <w:t xml:space="preserve"> </w:t>
+      </w:r>
+      <w:r>
+        <w:t xml:space="preserve">inference API. Model training runs on the WSU high-performance computing cluster under the</w:t>
+      </w:r>
+      <w:r>
+        <w:t xml:space="preserve"> </w:t>
+      </w:r>
+      <w:r>
+        <w:t xml:space="preserve">investigator’s existing account.</w:t>
+      </w:r>
+    </w:p>
+    <w:p>
+      <w:pPr>
+        <w:pStyle w:val="BodyText"/>
+      </w:pPr>
+      <w:r>
+        <w:rPr>
+          <w:b/>
+          <w:bCs/>
+        </w:rPr>
+        <w:t xml:space="preserve">This is deliberate, not incidental.</w:t>
+      </w:r>
+      <w:r>
+        <w:t xml:space="preserve"> </w:t>
+      </w:r>
+      <w:r>
+        <w:t xml:space="preserve">The determination letter’s condition on external AI</w:t>
+      </w:r>
+      <w:r>
+        <w:t xml:space="preserve"> </w:t>
+      </w:r>
+      <w:r>
+        <w:t xml:space="preserve">platforms is answered by not using any: models are open-weight and trained locally, so there</w:t>
+      </w:r>
+      <w:r>
+        <w:t xml:space="preserve"> </w:t>
+      </w:r>
+      <w:r>
+        <w:t xml:space="preserve">is no external software to authorize and no route by which imaging could reach a vendor.</w:t>
+      </w:r>
+      <w:r>
+        <w:t xml:space="preserve"> </w:t>
+      </w:r>
+      <w:r>
+        <w:t xml:space="preserve">Academic Research Technology (services@wayne.edu) will be consulted before any tool outside</w:t>
+      </w:r>
+      <w:r>
+        <w:t xml:space="preserve"> </w:t>
+      </w:r>
+      <w:r>
+        <w:t xml:space="preserve">that boundary is added.</w:t>
+      </w:r>
+    </w:p>
+    <w:p>
+      <w:pPr>
+        <w:pStyle w:val="BodyText"/>
+      </w:pPr>
+      <w:r>
+        <w:rPr>
+          <w:b/>
+          <w:bCs/>
+        </w:rPr>
+        <w:t xml:space="preserve">The two stages have different exposure, and the plan exploits that.</w:t>
+      </w:r>
+      <w:r>
+        <w:t xml:space="preserve"> </w:t>
+      </w:r>
+      <w:r>
+        <w:t xml:space="preserve">Stage 1 uses only</w:t>
+      </w:r>
+      <w:r>
+        <w:t xml:space="preserve"> </w:t>
+      </w:r>
+      <w:r>
+        <w:t xml:space="preserve">public datasets and digitally reconstructed radiographs from an already-published,</w:t>
+      </w:r>
+      <w:r>
+        <w:t xml:space="preserve"> </w:t>
+      </w:r>
+      <w:r>
+        <w:t xml:space="preserve">de-identified CT release — no PHI is involved, so the model can be built and benchmarked</w:t>
+      </w:r>
+      <w:r>
+        <w:t xml:space="preserve"> </w:t>
+      </w:r>
+      <w:r>
+        <w:t xml:space="preserve">before any DMC data is requested. Only Stages 2 and 3 touch institutional imaging.</w:t>
+      </w:r>
+    </w:p>
+    <w:p>
+      <w:pPr>
+        <w:pStyle w:val="BodyText"/>
+      </w:pPr>
+      <w:r>
+        <w:rPr>
+          <w:b/>
+          <w:bCs/>
+        </w:rPr>
+        <w:t xml:space="preserve">Handling under the approved protocol.</w:t>
+      </w:r>
+      <w:r>
+        <w:t xml:space="preserve"> </w:t>
+      </w:r>
+      <w:r>
+        <w:t xml:space="preserve">Imaging is pulled by an honest broker where</w:t>
+      </w:r>
+      <w:r>
+        <w:t xml:space="preserve"> </w:t>
+      </w:r>
+      <w:r>
+        <w:t xml:space="preserve">required, de-identified with DICOM header scrubbing and removal of burned-in annotation</w:t>
+      </w:r>
+      <w:r>
+        <w:t xml:space="preserve"> </w:t>
+      </w:r>
+      <w:r>
+        <w:t xml:space="preserve">before analysis, and stored with access limited to named study personnel. The linkage</w:t>
+      </w:r>
+      <w:r>
+        <w:t xml:space="preserve"> </w:t>
+      </w:r>
+      <w:r>
+        <w:t xml:space="preserve">between study identifiers and the medical record, if one is retained, is held separately</w:t>
+      </w:r>
+      <w:r>
+        <w:t xml:space="preserve"> </w:t>
+      </w:r>
+      <w:r>
+        <w:t xml:space="preserve">under the protocol’s terms and is not required for model development. Retention and</w:t>
+      </w:r>
+      <w:r>
+        <w:t xml:space="preserve"> </w:t>
+      </w:r>
+      <w:r>
+        <w:t xml:space="preserve">destruction follow the approved protocol and institutional policy.</w:t>
+      </w:r>
+    </w:p>
+    <w:p>
+      <w:pPr>
+        <w:pStyle w:val="BodyText"/>
+      </w:pPr>
+      <w:r>
+        <w:rPr>
+          <w:b/>
+          <w:bCs/>
+        </w:rPr>
+        <w:t xml:space="preserve">What is published.</w:t>
+      </w:r>
+      <w:r>
+        <w:t xml:space="preserve"> </w:t>
+      </w:r>
+      <w:r>
+        <w:t xml:space="preserve">Trained model weights and aggregate performance figures, not imaging.</w:t>
+      </w:r>
+      <w:r>
+        <w:t xml:space="preserve"> </w:t>
+      </w:r>
+      <w:r>
+        <w:t xml:space="preserve">Any figure showing a radiograph would use a public-dataset case or require separate</w:t>
+      </w:r>
+      <w:r>
+        <w:t xml:space="preserve"> </w:t>
+      </w:r>
+      <w:r>
+        <w:t xml:space="preserve">authorization.</w:t>
+      </w:r>
+    </w:p>
+    <w:bookmarkEnd w:id="15"/>
+    <w:bookmarkStart w:id="16" w:name="what-is-being-asked"/>
     <w:p>
       <w:pPr>
         <w:pStyle w:val="Heading1"/>
@@ -1778,8 +2067,8 @@
         <w:t xml:space="preserve">[Cohort size, date range, scope, effort and authorship to be discussed.]</w:t>
       </w:r>
     </w:p>
-    <w:bookmarkEnd w:id="15"/>
-    <w:bookmarkStart w:id="17" w:name="references"/>
+    <w:bookmarkEnd w:id="16"/>
+    <w:bookmarkStart w:id="18" w:name="references"/>
     <w:p>
       <w:pPr>
         <w:pStyle w:val="Heading1"/>
@@ -1808,7 +2097,7 @@
       <w:r>
         <w:t xml:space="preserve"> </w:t>
       </w:r>
-      <w:hyperlink r:id="rId16">
+      <w:hyperlink r:id="rId17">
         <w:r>
           <w:rPr>
             <w:rStyle w:val="Hyperlink"/>
@@ -2063,7 +2352,7 @@
         <w:t xml:space="preserve">2023;10:521. doi:10.1038/s41597-023-02432-4</w:t>
       </w:r>
     </w:p>
-    <w:bookmarkEnd w:id="17"/>
+    <w:bookmarkEnd w:id="18"/>
     <w:sectPr>
       <w:footnotePr>
         <w:numRestart w:val="eachSect"/>

--- a/proposals/XR_Fracture_Detector_Proposal.docx
+++ b/proposals/XR_Fracture_Detector_Proposal.docx
@@ -1767,31 +1767,43 @@
         <w:t xml:space="preserve"> </w:t>
       </w:r>
       <w:r>
-        <w:t xml:space="preserve">All DMC imaging is stored on WSU-managed research storage and</w:t>
-      </w:r>
-      <w:r>
-        <w:t xml:space="preserve"> </w:t>
-      </w:r>
-      <w:r>
-        <w:t xml:space="preserve">processed on WSU-managed research computing. No patient imaging is copied to personal</w:t>
-      </w:r>
-      <w:r>
-        <w:t xml:space="preserve"> </w:t>
-      </w:r>
-      <w:r>
-        <w:t xml:space="preserve">machines, personal cloud accounts, commercial cloud compute, or any third-party model or</w:t>
-      </w:r>
-      <w:r>
-        <w:t xml:space="preserve"> </w:t>
-      </w:r>
-      <w:r>
-        <w:t xml:space="preserve">inference API. Model training runs on the WSU high-performance computing cluster under the</w:t>
-      </w:r>
-      <w:r>
-        <w:t xml:space="preserve"> </w:t>
-      </w:r>
-      <w:r>
-        <w:t xml:space="preserve">investigator’s existing account.</w:t>
+        <w:t xml:space="preserve">All imaging is stored on WSU-managed research storage and</w:t>
+      </w:r>
+      <w:r>
+        <w:t xml:space="preserve"> </w:t>
+      </w:r>
+      <w:r>
+        <w:t xml:space="preserve">processed on the WSU high-performance computing cluster (the Grid). No patient imaging is</w:t>
+      </w:r>
+      <w:r>
+        <w:t xml:space="preserve"> </w:t>
+      </w:r>
+      <w:r>
+        <w:t xml:space="preserve">copied to personal machines, personal cloud accounts, commercial cloud compute, or any</w:t>
+      </w:r>
+      <w:r>
+        <w:t xml:space="preserve"> </w:t>
+      </w:r>
+      <w:r>
+        <w:t xml:space="preserve">third-party model or inference API. Models are open-weight and trained locally, so there is</w:t>
+      </w:r>
+      <w:r>
+        <w:t xml:space="preserve"> </w:t>
+      </w:r>
+      <w:r>
+        <w:t xml:space="preserve">no external software to authorize under the determination letter’s AI-platform condition —</w:t>
+      </w:r>
+      <w:r>
+        <w:t xml:space="preserve"> </w:t>
+      </w:r>
+      <w:r>
+        <w:t xml:space="preserve">the condition is answered by not using one. Academic Research Technology</w:t>
+      </w:r>
+      <w:r>
+        <w:t xml:space="preserve"> </w:t>
+      </w:r>
+      <w:r>
+        <w:t xml:space="preserve">(services@wayne.edu) will be consulted before any tool outside that boundary is added.</w:t>
       </w:r>
     </w:p>
     <w:p>
@@ -1803,37 +1815,25 @@
           <w:b/>
           <w:bCs/>
         </w:rPr>
-        <w:t xml:space="preserve">This is deliberate, not incidental.</w:t>
-      </w:r>
-      <w:r>
-        <w:t xml:space="preserve"> </w:t>
-      </w:r>
-      <w:r>
-        <w:t xml:space="preserve">The determination letter’s condition on external AI</w:t>
-      </w:r>
-      <w:r>
-        <w:t xml:space="preserve"> </w:t>
-      </w:r>
-      <w:r>
-        <w:t xml:space="preserve">platforms is answered by not using any: models are open-weight and trained locally, so there</w:t>
-      </w:r>
-      <w:r>
-        <w:t xml:space="preserve"> </w:t>
-      </w:r>
-      <w:r>
-        <w:t xml:space="preserve">is no external software to authorize and no route by which imaging could reach a vendor.</w:t>
-      </w:r>
-      <w:r>
-        <w:t xml:space="preserve"> </w:t>
-      </w:r>
-      <w:r>
-        <w:t xml:space="preserve">Academic Research Technology (services@wayne.edu) will be consulted before any tool outside</w:t>
-      </w:r>
-      <w:r>
-        <w:t xml:space="preserve"> </w:t>
-      </w:r>
-      <w:r>
-        <w:t xml:space="preserve">that boundary is added.</w:t>
+        <w:t xml:space="preserve">What is already in place.</w:t>
+      </w:r>
+      <w:r>
+        <w:t xml:space="preserve"> </w:t>
+      </w:r>
+      <w:r>
+        <w:t xml:space="preserve">The investigator holds an active Grid account with roughly</w:t>
+      </w:r>
+      <w:r>
+        <w:t xml:space="preserve"> </w:t>
+      </w:r>
+      <w:r>
+        <w:t xml:space="preserve">5 TB of allocated storage and access to NVIDIA H200 NVL GPU nodes under SLURM, on which the</w:t>
+      </w:r>
+      <w:r>
+        <w:t xml:space="preserve"> </w:t>
+      </w:r>
+      <w:r>
+        <w:t xml:space="preserve">CTSpinoPelvic1K pipeline already runs. Stage 1 needs nothing further.</w:t>
       </w:r>
     </w:p>
     <w:p>
@@ -1845,31 +1845,242 @@
           <w:b/>
           <w:bCs/>
         </w:rPr>
-        <w:t xml:space="preserve">The two stages have different exposure, and the plan exploits that.</w:t>
-      </w:r>
-      <w:r>
-        <w:t xml:space="preserve"> </w:t>
-      </w:r>
-      <w:r>
-        <w:t xml:space="preserve">Stage 1 uses only</w:t>
-      </w:r>
-      <w:r>
-        <w:t xml:space="preserve"> </w:t>
-      </w:r>
-      <w:r>
-        <w:t xml:space="preserve">public datasets and digitally reconstructed radiographs from an already-published,</w:t>
-      </w:r>
-      <w:r>
-        <w:t xml:space="preserve"> </w:t>
-      </w:r>
-      <w:r>
-        <w:t xml:space="preserve">de-identified CT release — no PHI is involved, so the model can be built and benchmarked</w:t>
-      </w:r>
-      <w:r>
-        <w:t xml:space="preserve"> </w:t>
-      </w:r>
-      <w:r>
-        <w:t xml:space="preserve">before any DMC data is requested. Only Stages 2 and 3 touch institutional imaging.</w:t>
+        <w:t xml:space="preserve">What will be requested, and from where.</w:t>
+      </w:r>
+      <w:r>
+        <w:t xml:space="preserve"> </w:t>
+      </w:r>
+      <w:r>
+        <w:t xml:space="preserve">C&amp;IT’s Research Technology service catalog</w:t>
+      </w:r>
+      <w:r>
+        <w:t xml:space="preserve"> </w:t>
+      </w:r>
+      <w:r>
+        <w:t xml:space="preserve">(services.wayne.edu → Research technology) is the single intake for the resources this</w:t>
+      </w:r>
+      <w:r>
+        <w:t xml:space="preserve"> </w:t>
+      </w:r>
+      <w:r>
+        <w:t xml:space="preserve">project needs:</w:t>
+      </w:r>
+    </w:p>
+    <w:tbl>
+      <w:tblPr>
+        <w:tblStyle w:val="Table"/>
+        <w:tblW w:type="pct" w:w="5000"/>
+        <w:tblLayout w:type="fixed"/>
+        <w:tblLook w:firstRow="1" w:lastRow="0" w:firstColumn="0" w:lastColumn="0" w:noHBand="0" w:noVBand="0" w:val="0020"/>
+      </w:tblPr>
+      <w:tblGrid>
+        <w:gridCol w:w="2640"/>
+        <w:gridCol w:w="2640"/>
+        <w:gridCol w:w="2640"/>
+      </w:tblGrid>
+      <w:tr>
+        <w:trPr>
+          <w:tblHeader w:val="on"/>
+        </w:trPr>
+        <w:tc>
+          <w:tcPr/>
+          <w:p>
+            <w:pPr>
+              <w:pStyle w:val="Compact"/>
+            </w:pPr>
+            <w:r>
+              <w:t xml:space="preserve">Service</w:t>
+            </w:r>
+          </w:p>
+        </w:tc>
+        <w:tc>
+          <w:tcPr/>
+          <w:p>
+            <w:pPr>
+              <w:pStyle w:val="Compact"/>
+            </w:pPr>
+            <w:r>
+              <w:t xml:space="preserve">Used for</w:t>
+            </w:r>
+          </w:p>
+        </w:tc>
+        <w:tc>
+          <w:tcPr/>
+          <w:p>
+            <w:pPr>
+              <w:pStyle w:val="Compact"/>
+            </w:pPr>
+            <w:r>
+              <w:t xml:space="preserve">What WSU documents</w:t>
+            </w:r>
+          </w:p>
+        </w:tc>
+      </w:tr>
+      <w:tr>
+        <w:tc>
+          <w:tcPr/>
+          <w:p>
+            <w:pPr>
+              <w:pStyle w:val="Compact"/>
+            </w:pPr>
+            <w:r>
+              <w:t xml:space="preserve">High performance computing</w:t>
+            </w:r>
+          </w:p>
+        </w:tc>
+        <w:tc>
+          <w:tcPr/>
+          <w:p>
+            <w:pPr>
+              <w:pStyle w:val="Compact"/>
+            </w:pPr>
+            <w:r>
+              <w:t xml:space="preserve">GPU training; existing account</w:t>
+            </w:r>
+          </w:p>
+        </w:tc>
+        <w:tc>
+          <w:tcPr/>
+          <w:p>
+            <w:pPr>
+              <w:pStyle w:val="Compact"/>
+            </w:pPr>
+            <w:r>
+              <w:t xml:space="preserve">No cost; any WSU faculty, staff or student with an AccessID and a research task; new accounts within two business days; allocation first come, first served</w:t>
+            </w:r>
+          </w:p>
+        </w:tc>
+      </w:tr>
+      <w:tr>
+        <w:tc>
+          <w:tcPr/>
+          <w:p>
+            <w:pPr>
+              <w:pStyle w:val="Compact"/>
+            </w:pPr>
+            <w:r>
+              <w:t xml:space="preserve">Research storage request</w:t>
+            </w:r>
+          </w:p>
+        </w:tc>
+        <w:tc>
+          <w:tcPr/>
+          <w:p>
+            <w:pPr>
+              <w:pStyle w:val="Compact"/>
+            </w:pPr>
+            <w:r>
+              <w:t xml:space="preserve">A group directory for the DMC cohort, sized to the cohort</w:t>
+            </w:r>
+          </w:p>
+        </w:tc>
+        <w:tc>
+          <w:tcPr/>
+          <w:p>
+            <w:pPr>
+              <w:pStyle w:val="Compact"/>
+            </w:pPr>
+            <w:r>
+              <w:t xml:space="preserve">Quota checked with</w:t>
+            </w:r>
+            <w:r>
+              <w:t xml:space="preserve"> </w:t>
+            </w:r>
+            <w:r>
+              <w:rPr>
+                <w:rStyle w:val="VerbatimChar"/>
+              </w:rPr>
+              <w:t xml:space="preserve">wsuquota</w:t>
+            </w:r>
+            <w:r>
+              <w:t xml:space="preserve">; additional space requested in GB; Panasas tiers, Tier 1 backed up for two weeks</w:t>
+            </w:r>
+          </w:p>
+        </w:tc>
+      </w:tr>
+      <w:tr>
+        <w:tc>
+          <w:tcPr/>
+          <w:p>
+            <w:pPr>
+              <w:pStyle w:val="Compact"/>
+            </w:pPr>
+            <w:r>
+              <w:t xml:space="preserve">Research consulting</w:t>
+            </w:r>
+          </w:p>
+        </w:tc>
+        <w:tc>
+          <w:tcPr/>
+          <w:p>
+            <w:pPr>
+              <w:pStyle w:val="Compact"/>
+            </w:pPr>
+            <w:r>
+              <w:t xml:space="preserve">Confirming the storage tier and any control needed for the cohort</w:t>
+            </w:r>
+          </w:p>
+        </w:tc>
+        <w:tc>
+          <w:tcPr/>
+          <w:p>
+            <w:pPr>
+              <w:pStyle w:val="Compact"/>
+            </w:pPr>
+            <w:r>
+              <w:t xml:space="preserve">Advisory; also the stated route for grant-support questions</w:t>
+            </w:r>
+          </w:p>
+        </w:tc>
+      </w:tr>
+      <w:tr>
+        <w:tc>
+          <w:tcPr/>
+          <w:p>
+            <w:pPr>
+              <w:pStyle w:val="Compact"/>
+            </w:pPr>
+            <w:r>
+              <w:t xml:space="preserve">Research data request</w:t>
+            </w:r>
+          </w:p>
+        </w:tc>
+        <w:tc>
+          <w:tcPr/>
+          <w:p>
+            <w:pPr>
+              <w:pStyle w:val="Compact"/>
+            </w:pPr>
+            <w:r>
+              <w:t xml:space="preserve">If DMC imaging is delivered through a WSU broker rather than directly</w:t>
+            </w:r>
+          </w:p>
+        </w:tc>
+        <w:tc>
+          <w:tcPr/>
+          <w:p>
+            <w:pPr>
+              <w:pStyle w:val="Compact"/>
+            </w:pPr>
+            <w:r>
+              <w:t xml:space="preserve">Form-based</w:t>
+            </w:r>
+          </w:p>
+        </w:tc>
+      </w:tr>
+    </w:tbl>
+    <w:p>
+      <w:pPr>
+        <w:pStyle w:val="BodyText"/>
+      </w:pPr>
+      <w:r>
+        <w:t xml:space="preserve">The catalog states no lead times beyond account creation, so the storage request will be</w:t>
+      </w:r>
+      <w:r>
+        <w:t xml:space="preserve"> </w:t>
+      </w:r>
+      <w:r>
+        <w:t xml:space="preserve">filed as soon as the cohort size is known rather than when the imaging is ready to move.</w:t>
       </w:r>
     </w:p>
     <w:p>
@@ -1881,67 +2092,169 @@
           <w:b/>
           <w:bCs/>
         </w:rPr>
-        <w:t xml:space="preserve">Handling under the approved protocol.</w:t>
-      </w:r>
-      <w:r>
-        <w:t xml:space="preserve"> </w:t>
-      </w:r>
-      <w:r>
-        <w:t xml:space="preserve">Imaging is pulled by an honest broker where</w:t>
-      </w:r>
-      <w:r>
-        <w:t xml:space="preserve"> </w:t>
-      </w:r>
-      <w:r>
-        <w:t xml:space="preserve">required, de-identified with DICOM header scrubbing and removal of burned-in annotation</w:t>
-      </w:r>
-      <w:r>
-        <w:t xml:space="preserve"> </w:t>
-      </w:r>
-      <w:r>
-        <w:t xml:space="preserve">before analysis, and stored with access limited to named study personnel. The linkage</w:t>
-      </w:r>
-      <w:r>
-        <w:t xml:space="preserve"> </w:t>
-      </w:r>
-      <w:r>
-        <w:t xml:space="preserve">between study identifiers and the medical record, if one is retained, is held separately</w:t>
-      </w:r>
-      <w:r>
-        <w:t xml:space="preserve"> </w:t>
-      </w:r>
-      <w:r>
-        <w:t xml:space="preserve">under the protocol’s terms and is not required for model development. Retention and</w:t>
-      </w:r>
-      <w:r>
-        <w:t xml:space="preserve"> </w:t>
-      </w:r>
-      <w:r>
-        <w:t xml:space="preserve">destruction follow the approved protocol and institutional policy.</w:t>
-      </w:r>
-    </w:p>
-    <w:p>
-      <w:pPr>
-        <w:pStyle w:val="BodyText"/>
-      </w:pPr>
+        <w:t xml:space="preserve">The one thing WSU does not document, and how the design makes it moot.</w:t>
+      </w:r>
+      <w:r>
+        <w:t xml:space="preserve"> </w:t>
+      </w:r>
+      <w:r>
+        <w:t xml:space="preserve">No public WSU</w:t>
+      </w:r>
+      <w:r>
+        <w:t xml:space="preserve"> </w:t>
+      </w:r>
+      <w:r>
+        <w:t xml:space="preserve">page states whether identifiable PHI may be placed on the Grid; the Confidential Information</w:t>
+      </w:r>
+      <w:r>
+        <w:t xml:space="preserve"> </w:t>
+      </w:r>
+      <w:r>
+        <w:t xml:space="preserve">Policy (07-2) classifies PHI and personal information collected under IRB-approved protocols</w:t>
+      </w:r>
+      <w:r>
+        <w:t xml:space="preserve"> </w:t>
+      </w:r>
+      <w:r>
+        <w:t xml:space="preserve">as confidential data with access limited to those whose duties require it, but does not name</w:t>
+      </w:r>
+      <w:r>
+        <w:t xml:space="preserve"> </w:t>
+      </w:r>
+      <w:r>
+        <w:t xml:space="preserve">approved systems. Rather than rely on an answer, the workflow is arranged so the question</w:t>
+      </w:r>
+      <w:r>
+        <w:t xml:space="preserve"> </w:t>
+      </w:r>
+      <w:r>
+        <w:t xml:space="preserve">does not arise:</w:t>
+      </w:r>
+      <w:r>
+        <w:t xml:space="preserve"> </w:t>
+      </w:r>
       <w:r>
         <w:rPr>
           <w:b/>
           <w:bCs/>
         </w:rPr>
-        <w:t xml:space="preserve">What is published.</w:t>
-      </w:r>
-      <w:r>
-        <w:t xml:space="preserve"> </w:t>
-      </w:r>
-      <w:r>
-        <w:t xml:space="preserve">Trained model weights and aggregate performance figures, not imaging.</w:t>
-      </w:r>
-      <w:r>
-        <w:t xml:space="preserve"> </w:t>
-      </w:r>
-      <w:r>
-        <w:t xml:space="preserve">Any figure showing a radiograph would use a public-dataset case or require separate</w:t>
+        <w:t xml:space="preserve">de-identification and DICOM header scrubbing occur before any imaging</w:t>
+      </w:r>
+      <w:r>
+        <w:rPr>
+          <w:b/>
+          <w:bCs/>
+        </w:rPr>
+        <w:t xml:space="preserve"> </w:t>
+      </w:r>
+      <w:r>
+        <w:rPr>
+          <w:b/>
+          <w:bCs/>
+        </w:rPr>
+        <w:t xml:space="preserve">reaches the Grid.</w:t>
+      </w:r>
+      <w:r>
+        <w:t xml:space="preserve"> </w:t>
+      </w:r>
+      <w:r>
+        <w:t xml:space="preserve">Only de-identified imaging is stored or processed on the cluster. Any</w:t>
+      </w:r>
+      <w:r>
+        <w:t xml:space="preserve"> </w:t>
+      </w:r>
+      <w:r>
+        <w:t xml:space="preserve">linkage between study identifiers and the medical record, if one is retained at all, stays</w:t>
+      </w:r>
+      <w:r>
+        <w:t xml:space="preserve"> </w:t>
+      </w:r>
+      <w:r>
+        <w:t xml:space="preserve">within the DMC environment under the approved protocol and is not needed for model</w:t>
+      </w:r>
+      <w:r>
+        <w:t xml:space="preserve"> </w:t>
+      </w:r>
+      <w:r>
+        <w:t xml:space="preserve">development. The permitted-systems question will still be put to hpc@wayne.edu and the</w:t>
+      </w:r>
+      <w:r>
+        <w:t xml:space="preserve"> </w:t>
+      </w:r>
+      <w:r>
+        <w:t xml:space="preserve">Information Security Office before the first transfer, so that the answer is on record.</w:t>
+      </w:r>
+    </w:p>
+    <w:p>
+      <w:pPr>
+        <w:pStyle w:val="BodyText"/>
+      </w:pPr>
+      <w:r>
+        <w:rPr>
+          <w:b/>
+          <w:bCs/>
+        </w:rPr>
+        <w:t xml:space="preserve">Two stages, different exposure.</w:t>
+      </w:r>
+      <w:r>
+        <w:t xml:space="preserve"> </w:t>
+      </w:r>
+      <w:r>
+        <w:t xml:space="preserve">Stage 1 uses only public datasets and digitally</w:t>
+      </w:r>
+      <w:r>
+        <w:t xml:space="preserve"> </w:t>
+      </w:r>
+      <w:r>
+        <w:t xml:space="preserve">reconstructed radiographs from an already-published, de-identified CT release — no PHI, so</w:t>
+      </w:r>
+      <w:r>
+        <w:t xml:space="preserve"> </w:t>
+      </w:r>
+      <w:r>
+        <w:t xml:space="preserve">the model is built and benchmarked before any DMC data is requested. Only Stages 2 and 3</w:t>
+      </w:r>
+      <w:r>
+        <w:t xml:space="preserve"> </w:t>
+      </w:r>
+      <w:r>
+        <w:t xml:space="preserve">touch institutional imaging, and only in de-identified form.</w:t>
+      </w:r>
+    </w:p>
+    <w:p>
+      <w:pPr>
+        <w:pStyle w:val="BodyText"/>
+      </w:pPr>
+      <w:r>
+        <w:rPr>
+          <w:b/>
+          <w:bCs/>
+        </w:rPr>
+        <w:t xml:space="preserve">Access, retention and publication.</w:t>
+      </w:r>
+      <w:r>
+        <w:t xml:space="preserve"> </w:t>
+      </w:r>
+      <w:r>
+        <w:t xml:space="preserve">Access to the study directory is limited to named</w:t>
+      </w:r>
+      <w:r>
+        <w:t xml:space="preserve"> </w:t>
+      </w:r>
+      <w:r>
+        <w:t xml:space="preserve">study personnel. Retention and destruction follow the approved protocol and institutional</w:t>
+      </w:r>
+      <w:r>
+        <w:t xml:space="preserve"> </w:t>
+      </w:r>
+      <w:r>
+        <w:t xml:space="preserve">policy. What is published is trained model weights and aggregate performance figures, not</w:t>
+      </w:r>
+      <w:r>
+        <w:t xml:space="preserve"> </w:t>
+      </w:r>
+      <w:r>
+        <w:t xml:space="preserve">imaging; any figure showing a radiograph would use a public-dataset case or require separate</w:t>
       </w:r>
       <w:r>
         <w:t xml:space="preserve"> </w:t>

--- a/proposals/XR_Fracture_Detector_Proposal.docx
+++ b/proposals/XR_Fracture_Detector_Proposal.docx
@@ -15,7 +15,7 @@
         <w:pStyle w:val="Subtitle"/>
       </w:pPr>
       <w:r>
-        <w:t xml:space="preserve">Analysis plan under the DMC Trauma QI protocol (PI: Rahul Vaidya, MD)</w:t>
+        <w:t xml:space="preserve">Analysis plan under WSU IRB-21-10-4123, Improving Outcome in Orthopaedics Trauma Care (PI: Rahul Vaidya, MD)</w:t>
       </w:r>
     </w:p>
     <w:p>
@@ -868,13 +868,87 @@
       </w:r>
     </w:p>
     <w:bookmarkEnd w:id="14"/>
-    <w:bookmarkStart w:id="15" w:name="what-we-are-asking-of-the-lab"/>
+    <w:bookmarkStart w:id="15" w:name="X21a99f8b9ad68224522f2f0411e0a081e2a089b"/>
     <w:p>
       <w:pPr>
         <w:pStyle w:val="Heading1"/>
       </w:pPr>
       <w:r>
-        <w:t xml:space="preserve">What we are asking of the lab</w:t>
+        <w:t xml:space="preserve">What the protocol covers, and what it does not</w:t>
+      </w:r>
+    </w:p>
+    <w:p>
+      <w:pPr>
+        <w:pStyle w:val="FirstParagraph"/>
+      </w:pPr>
+      <w:r>
+        <w:t xml:space="preserve">We read IRB-21-10-4123 (</w:t>
+      </w:r>
+      <w:r>
+        <w:t xml:space="preserve">“Improving Outcome in Orthopaedics Trauma Care”</w:t>
+      </w:r>
+      <w:r>
+        <w:t xml:space="preserve">, expedited,</w:t>
+      </w:r>
+      <w:r>
+        <w:t xml:space="preserve"> </w:t>
+      </w:r>
+      <w:r>
+        <w:t xml:space="preserve">approved June 2022, DMC Research Review RR#19981) against this plan.</w:t>
+      </w:r>
+    </w:p>
+    <w:p>
+      <w:pPr>
+        <w:pStyle w:val="BodyText"/>
+      </w:pPr>
+      <w:r>
+        <w:rPr>
+          <w:b/>
+          <w:bCs/>
+        </w:rPr>
+        <w:t xml:space="preserve">Already covered.</w:t>
+      </w:r>
+      <w:r>
+        <w:t xml:space="preserve"> </w:t>
+      </w:r>
+      <w:r>
+        <w:t xml:space="preserve">A retrospective secondary analysis of DMC orthopaedic trauma records</w:t>
+      </w:r>
+      <w:r>
+        <w:t xml:space="preserve"> </w:t>
+      </w:r>
+      <w:r>
+        <w:t xml:space="preserve">from the trauma registry and EMR, adults 18–99, under an approved waiver of consent and</w:t>
+      </w:r>
+      <w:r>
+        <w:t xml:space="preserve"> </w:t>
+      </w:r>
+      <w:r>
+        <w:t xml:space="preserve">waiver of HIPAA authorization, at DMC, with the author listed as an investigator. The</w:t>
+      </w:r>
+      <w:r>
+        <w:t xml:space="preserve"> </w:t>
+      </w:r>
+      <w:r>
+        <w:t xml:space="preserve">protocol’s stated aims include identifying new orthopaedic injury patterns, which is where</w:t>
+      </w:r>
+      <w:r>
+        <w:t xml:space="preserve"> </w:t>
+      </w:r>
+      <w:r>
+        <w:t xml:space="preserve">this work sits.</w:t>
+      </w:r>
+    </w:p>
+    <w:p>
+      <w:pPr>
+        <w:pStyle w:val="BodyText"/>
+      </w:pPr>
+      <w:r>
+        <w:rPr>
+          <w:b/>
+          <w:bCs/>
+        </w:rPr>
+        <w:t xml:space="preserve">Not in the protocol as written, and needing an amendment before we pull anything:</w:t>
       </w:r>
     </w:p>
     <w:p>
@@ -886,13 +960,65 @@
         </w:numPr>
       </w:pPr>
       <w:r>
-        <w:t xml:space="preserve">A query of the trauma log for encounters with spine radiographs and the corresponding CT</w:t>
-      </w:r>
-      <w:r>
-        <w:t xml:space="preserve"> </w:t>
-      </w:r>
-      <w:r>
-        <w:t xml:space="preserve">reports, and an imaging pull for those encounters.</w:t>
+        <w:rPr>
+          <w:i/>
+          <w:iCs/>
+        </w:rPr>
+        <w:t xml:space="preserve">Imaging as a data source.</w:t>
+      </w:r>
+      <w:r>
+        <w:t xml:space="preserve"> </w:t>
+      </w:r>
+      <w:r>
+        <w:t xml:space="preserve">The approved data instrument is the</w:t>
+      </w:r>
+      <w:r>
+        <w:t xml:space="preserve"> </w:t>
+      </w:r>
+      <w:r>
+        <w:t xml:space="preserve">“Orthopaedic Trauma</w:t>
+      </w:r>
+      <w:r>
+        <w:t xml:space="preserve"> </w:t>
+      </w:r>
+      <w:r>
+        <w:t xml:space="preserve">Patient Variables”</w:t>
+      </w:r>
+      <w:r>
+        <w:t xml:space="preserve"> </w:t>
+      </w:r>
+      <w:r>
+        <w:t xml:space="preserve">sheet. Radiographs, CT, and PACS do not appear anywhere in the</w:t>
+      </w:r>
+      <w:r>
+        <w:t xml:space="preserve"> </w:t>
+      </w:r>
+      <w:r>
+        <w:t xml:space="preserve">protocol, and at the 2022 DMC review the team was asked to deselect</w:t>
+      </w:r>
+      <w:r>
+        <w:t xml:space="preserve"> </w:t>
+      </w:r>
+      <w:r>
+        <w:t xml:space="preserve">“DMC</w:t>
+      </w:r>
+      <w:r>
+        <w:t xml:space="preserve"> </w:t>
+      </w:r>
+      <w:r>
+        <w:t xml:space="preserve">Radiology/Imaging Services”</w:t>
+      </w:r>
+      <w:r>
+        <w:t xml:space="preserve"> </w:t>
+      </w:r>
+      <w:r>
+        <w:t xml:space="preserve">unless it would be used beyond reading records. Pulling</w:t>
+      </w:r>
+      <w:r>
+        <w:t xml:space="preserve"> </w:t>
+      </w:r>
+      <w:r>
+        <w:t xml:space="preserve">images from Radiology is a new data source.</w:t>
       </w:r>
     </w:p>
     <w:p>
@@ -904,13 +1030,35 @@
         </w:numPr>
       </w:pPr>
       <w:r>
-        <w:t xml:space="preserve">Confirmation from the IRB manager that this analysis sits within the protocol’s scope as</w:t>
-      </w:r>
-      <w:r>
-        <w:t xml:space="preserve"> </w:t>
-      </w:r>
-      <w:r>
-        <w:t xml:space="preserve">written, or what would need to be added if it does not.</w:t>
+        <w:rPr>
+          <w:i/>
+          <w:iCs/>
+        </w:rPr>
+        <w:t xml:space="preserve">Where data is stored.</w:t>
+      </w:r>
+      <w:r>
+        <w:t xml:space="preserve"> </w:t>
+      </w:r>
+      <w:r>
+        <w:t xml:space="preserve">The protocol states data is coded and kept on DMC Citrix and is</w:t>
+      </w:r>
+      <w:r>
+        <w:t xml:space="preserve"> </w:t>
+      </w:r>
+      <w:r>
+        <w:t xml:space="preserve">not shared outside the research team. Storing de-identified images on Wayne State</w:t>
+      </w:r>
+      <w:r>
+        <w:t xml:space="preserve"> </w:t>
+      </w:r>
+      <w:r>
+        <w:t xml:space="preserve">research computing is a change of location and needs to be written in, with the</w:t>
+      </w:r>
+      <w:r>
+        <w:t xml:space="preserve"> </w:t>
+      </w:r>
+      <w:r>
+        <w:t xml:space="preserve">de-identification step described.</w:t>
       </w:r>
     </w:p>
     <w:p>
@@ -922,7 +1070,45 @@
         </w:numPr>
       </w:pPr>
       <w:r>
-        <w:t xml:space="preserve">A point of contact for questions about the log’s fields.</w:t>
+        <w:rPr>
+          <w:i/>
+          <w:iCs/>
+        </w:rPr>
+        <w:t xml:space="preserve">What is done with it.</w:t>
+      </w:r>
+      <w:r>
+        <w:t xml:space="preserve"> </w:t>
+      </w:r>
+      <w:r>
+        <w:t xml:space="preserve">Procedures describe chart review. Model training is a new</w:t>
+      </w:r>
+      <w:r>
+        <w:t xml:space="preserve"> </w:t>
+      </w:r>
+      <w:r>
+        <w:t xml:space="preserve">analysis and should be named as such.</w:t>
+      </w:r>
+    </w:p>
+    <w:p>
+      <w:pPr>
+        <w:pStyle w:val="Compact"/>
+        <w:numPr>
+          <w:ilvl w:val="0"/>
+          <w:numId w:val="1004"/>
+        </w:numPr>
+      </w:pPr>
+      <w:r>
+        <w:rPr>
+          <w:i/>
+          <w:iCs/>
+        </w:rPr>
+        <w:t xml:space="preserve">Record count.</w:t>
+      </w:r>
+      <w:r>
+        <w:t xml:space="preserve"> </w:t>
+      </w:r>
+      <w:r>
+        <w:t xml:space="preserve">2,000 charts are approved. The imaging cohort may exceed that.</w:t>
       </w:r>
     </w:p>
     <w:p>
@@ -930,23 +1116,29 @@
         <w:pStyle w:val="FirstParagraph"/>
       </w:pPr>
       <w:r>
-        <w:t xml:space="preserve">Radiology reads for label adjudication are already covered by two radiology residents who</w:t>
-      </w:r>
-      <w:r>
-        <w:t xml:space="preserve"> </w:t>
-      </w:r>
-      <w:r>
-        <w:t xml:space="preserve">work with us on the CT dataset. There is no reading burden on the trauma service.</w:t>
+        <w:t xml:space="preserve">None of this is out of the ordinary for this protocol — it has carried 46 approved</w:t>
+      </w:r>
+      <w:r>
+        <w:t xml:space="preserve"> </w:t>
+      </w:r>
+      <w:r>
+        <w:t xml:space="preserve">amendments since 2022, most turning around within two weeks. We would rather file the</w:t>
+      </w:r>
+      <w:r>
+        <w:t xml:space="preserve"> </w:t>
+      </w:r>
+      <w:r>
+        <w:t xml:space="preserve">amendment up front than discover mid-project that an imaging pull was not covered.</w:t>
       </w:r>
     </w:p>
     <w:bookmarkEnd w:id="15"/>
-    <w:bookmarkStart w:id="16" w:name="references"/>
+    <w:bookmarkStart w:id="16" w:name="what-we-are-asking-of-the-lab"/>
     <w:p>
       <w:pPr>
         <w:pStyle w:val="Heading1"/>
       </w:pPr>
       <w:r>
-        <w:t xml:space="preserve">References</w:t>
+        <w:t xml:space="preserve">What we are asking of the lab</w:t>
       </w:r>
     </w:p>
     <w:p>
@@ -958,13 +1150,13 @@
         </w:numPr>
       </w:pPr>
       <w:r>
-        <w:t xml:space="preserve">GLEAMER BoneView: FDA 510(k) clearance, March 2022; deployment and reader-study figures as</w:t>
-      </w:r>
-      <w:r>
-        <w:t xml:space="preserve"> </w:t>
-      </w:r>
-      <w:r>
-        <w:t xml:space="preserve">reported by the manufacturer. https://www.gleamer.ai</w:t>
+        <w:t xml:space="preserve">A query of the trauma log for encounters with spine radiographs and the corresponding CT</w:t>
+      </w:r>
+      <w:r>
+        <w:t xml:space="preserve"> </w:t>
+      </w:r>
+      <w:r>
+        <w:t xml:space="preserve">reports, and an imaging pull for those encounters.</w:t>
       </w:r>
     </w:p>
     <w:p>
@@ -976,6 +1168,102 @@
         </w:numPr>
       </w:pPr>
       <w:r>
+        <w:t xml:space="preserve">An amendment to IRB-21-10-4123 covering the four items under</w:t>
+      </w:r>
+      <w:r>
+        <w:t xml:space="preserve"> </w:t>
+      </w:r>
+      <w:r>
+        <w:t xml:space="preserve">“What the protocol</w:t>
+      </w:r>
+      <w:r>
+        <w:t xml:space="preserve"> </w:t>
+      </w:r>
+      <w:r>
+        <w:t xml:space="preserve">covers, and what it does not”</w:t>
+      </w:r>
+      <w:r>
+        <w:t xml:space="preserve"> </w:t>
+      </w:r>
+      <w:r>
+        <w:t xml:space="preserve">below. The author’s addition to personnel (Amendment 47,</w:t>
+      </w:r>
+      <w:r>
+        <w:t xml:space="preserve"> </w:t>
+      </w:r>
+      <w:r>
+        <w:t xml:space="preserve">created 9/2/2026) is still pending; the scope items can ride on the same amendment or the</w:t>
+      </w:r>
+      <w:r>
+        <w:t xml:space="preserve"> </w:t>
+      </w:r>
+      <w:r>
+        <w:t xml:space="preserve">next one.</w:t>
+      </w:r>
+    </w:p>
+    <w:p>
+      <w:pPr>
+        <w:pStyle w:val="Compact"/>
+        <w:numPr>
+          <w:ilvl w:val="0"/>
+          <w:numId w:val="1005"/>
+        </w:numPr>
+      </w:pPr>
+      <w:r>
+        <w:t xml:space="preserve">A point of contact for questions about the log’s fields.</w:t>
+      </w:r>
+    </w:p>
+    <w:p>
+      <w:pPr>
+        <w:pStyle w:val="FirstParagraph"/>
+      </w:pPr>
+      <w:r>
+        <w:t xml:space="preserve">Radiology reads for label adjudication are already covered by two radiology residents who</w:t>
+      </w:r>
+      <w:r>
+        <w:t xml:space="preserve"> </w:t>
+      </w:r>
+      <w:r>
+        <w:t xml:space="preserve">work with us on the CT dataset. There is no reading burden on the trauma service.</w:t>
+      </w:r>
+    </w:p>
+    <w:bookmarkEnd w:id="16"/>
+    <w:bookmarkStart w:id="17" w:name="references"/>
+    <w:p>
+      <w:pPr>
+        <w:pStyle w:val="Heading1"/>
+      </w:pPr>
+      <w:r>
+        <w:t xml:space="preserve">References</w:t>
+      </w:r>
+    </w:p>
+    <w:p>
+      <w:pPr>
+        <w:pStyle w:val="Compact"/>
+        <w:numPr>
+          <w:ilvl w:val="0"/>
+          <w:numId w:val="1006"/>
+        </w:numPr>
+      </w:pPr>
+      <w:r>
+        <w:t xml:space="preserve">GLEAMER BoneView: FDA 510(k) clearance, March 2022; deployment and reader-study figures as</w:t>
+      </w:r>
+      <w:r>
+        <w:t xml:space="preserve"> </w:t>
+      </w:r>
+      <w:r>
+        <w:t xml:space="preserve">reported by the manufacturer. https://www.gleamer.ai</w:t>
+      </w:r>
+    </w:p>
+    <w:p>
+      <w:pPr>
+        <w:pStyle w:val="Compact"/>
+        <w:numPr>
+          <w:ilvl w:val="0"/>
+          <w:numId w:val="1006"/>
+        </w:numPr>
+      </w:pPr>
+      <w:r>
         <w:t xml:space="preserve">Konin GP, Walz DM. Lumbosacral transitional vertebrae: classification, imaging findings,</w:t>
       </w:r>
       <w:r>
@@ -1012,7 +1300,7 @@
         <w:pStyle w:val="Compact"/>
         <w:numPr>
           <w:ilvl w:val="0"/>
-          <w:numId w:val="1005"/>
+          <w:numId w:val="1006"/>
         </w:numPr>
       </w:pPr>
       <w:r>
@@ -1046,7 +1334,7 @@
         <w:pStyle w:val="Compact"/>
         <w:numPr>
           <w:ilvl w:val="0"/>
-          <w:numId w:val="1005"/>
+          <w:numId w:val="1006"/>
         </w:numPr>
       </w:pPr>
       <w:r>
@@ -1074,7 +1362,7 @@
         <w:pStyle w:val="Compact"/>
         <w:numPr>
           <w:ilvl w:val="0"/>
-          <w:numId w:val="1005"/>
+          <w:numId w:val="1006"/>
         </w:numPr>
       </w:pPr>
       <w:r>
@@ -1098,7 +1386,7 @@
         <w:pStyle w:val="Compact"/>
         <w:numPr>
           <w:ilvl w:val="0"/>
-          <w:numId w:val="1005"/>
+          <w:numId w:val="1006"/>
         </w:numPr>
       </w:pPr>
       <w:r>
@@ -1132,7 +1420,7 @@
         <w:pStyle w:val="Compact"/>
         <w:numPr>
           <w:ilvl w:val="0"/>
-          <w:numId w:val="1005"/>
+          <w:numId w:val="1006"/>
         </w:numPr>
       </w:pPr>
       <w:r>
@@ -1161,7 +1449,7 @@
         <w:t xml:space="preserve">2025;5:1–15. doi:10.20517/ais.2024.36</w:t>
       </w:r>
     </w:p>
-    <w:bookmarkEnd w:id="16"/>
+    <w:bookmarkEnd w:id="17"/>
     <w:sectPr>
       <w:footnotePr>
         <w:numRestart w:val="eachSect"/>
@@ -1500,9 +1788,39 @@
     <w:abstractNumId w:val="991"/>
   </w:num>
   <w:num w:numId="1004">
+    <w:abstractNumId w:val="99411"/>
+    <w:lvlOverride w:ilvl="0">
+      <w:startOverride w:val="1"/>
+    </w:lvlOverride>
+    <w:lvlOverride w:ilvl="1">
+      <w:startOverride w:val="1"/>
+    </w:lvlOverride>
+    <w:lvlOverride w:ilvl="2">
+      <w:startOverride w:val="1"/>
+    </w:lvlOverride>
+    <w:lvlOverride w:ilvl="3">
+      <w:startOverride w:val="1"/>
+    </w:lvlOverride>
+    <w:lvlOverride w:ilvl="4">
+      <w:startOverride w:val="1"/>
+    </w:lvlOverride>
+    <w:lvlOverride w:ilvl="5">
+      <w:startOverride w:val="1"/>
+    </w:lvlOverride>
+    <w:lvlOverride w:ilvl="6">
+      <w:startOverride w:val="1"/>
+    </w:lvlOverride>
+    <w:lvlOverride w:ilvl="7">
+      <w:startOverride w:val="1"/>
+    </w:lvlOverride>
+    <w:lvlOverride w:ilvl="8">
+      <w:startOverride w:val="1"/>
+    </w:lvlOverride>
+  </w:num>
+  <w:num w:numId="1005">
     <w:abstractNumId w:val="991"/>
   </w:num>
-  <w:num w:numId="1005">
+  <w:num w:numId="1006">
     <w:abstractNumId w:val="99411"/>
     <w:lvlOverride w:ilvl="0">
       <w:startOverride w:val="1"/>

--- a/proposals/XR_Fracture_Detector_Proposal.docx
+++ b/proposals/XR_Fracture_Detector_Proposal.docx
@@ -7,7 +7,7 @@
         <w:pStyle w:val="Title"/>
       </w:pPr>
       <w:r>
-        <w:t xml:space="preserve">Automated fracture detection and level identification on trauma radiographs</w:t>
+        <w:t xml:space="preserve">Amendment to IRB-21-10-4123: Automated fracture detection and vertebral level identification on trauma spine radiographs</w:t>
       </w:r>
     </w:p>
     <w:p>
@@ -15,7 +15,7 @@
         <w:pStyle w:val="Subtitle"/>
       </w:pPr>
       <w:r>
-        <w:t xml:space="preserve">Analysis plan under WSU IRB-21-10-4123, Improving Outcome in Orthopaedics Trauma Care (PI: Rahul Vaidya, MD)</w:t>
+        <w:t xml:space="preserve">Improving Outcome in Orthopaedics Trauma Care — PI: Rahul Vaidya, MD — Expedited amendment, PI-originated, study open to accrual</w:t>
       </w:r>
     </w:p>
     <w:p>
@@ -23,7 +23,7 @@
         <w:pStyle w:val="Author"/>
       </w:pPr>
       <w:r>
-        <w:t xml:space="preserve">Gregory Schwing, MD, PhD — Department of Surgery, Detroit Medical Center / Wayne State University</w:t>
+        <w:t xml:space="preserve">Prepared by Gregory Schwing, MD, PhD (Other Investigator) for Andreea Geamanu</w:t>
       </w:r>
     </w:p>
     <w:p>
@@ -34,285 +34,159 @@
         <w:t xml:space="preserve">September 2026</w:t>
       </w:r>
     </w:p>
-    <w:bookmarkStart w:id="9" w:name="what-we-want-to-do"/>
+    <w:p>
+      <w:pPr>
+        <w:pStyle w:val="FirstParagraph"/>
+      </w:pPr>
+      <w:r>
+        <w:t xml:space="preserve">This document follows the eProtocol section order. Each section gives the text to enter, or</w:t>
+      </w:r>
+      <w:r>
+        <w:t xml:space="preserve"> </w:t>
+      </w:r>
+      <w:r>
+        <w:t xml:space="preserve">states that no change is needed. The amendment adds personnel and extends the approved</w:t>
+      </w:r>
+      <w:r>
+        <w:t xml:space="preserve"> </w:t>
+      </w:r>
+      <w:r>
+        <w:t xml:space="preserve">retrospective chart review to the imaging already obtained during care. It does not change</w:t>
+      </w:r>
+      <w:r>
+        <w:t xml:space="preserve"> </w:t>
+      </w:r>
+      <w:r>
+        <w:t xml:space="preserve">consent, risk, or the participant population, so it stays expedited.</w:t>
+      </w:r>
+    </w:p>
+    <w:bookmarkStart w:id="9" w:name="amendment-summary-lay-terms"/>
     <w:p>
       <w:pPr>
         <w:pStyle w:val="Heading1"/>
       </w:pPr>
       <w:r>
-        <w:t xml:space="preserve">What we want to do</w:t>
-      </w:r>
-    </w:p>
-    <w:p>
-      <w:pPr>
-        <w:pStyle w:val="FirstParagraph"/>
-      </w:pPr>
-      <w:r>
-        <w:t xml:space="preserve">We want to train a model that reads a trauma spine radiograph and reports three things:</w:t>
-      </w:r>
-      <w:r>
-        <w:t xml:space="preserve"> </w:t>
-      </w:r>
-      <w:r>
-        <w:t xml:space="preserve">whether there is a fracture, which vertebra it is in, and whether it is displaced. We then</w:t>
-      </w:r>
-      <w:r>
-        <w:t xml:space="preserve"> </w:t>
-      </w:r>
-      <w:r>
-        <w:t xml:space="preserve">want to check how often it is right using the imaging and reports already collected under the</w:t>
-      </w:r>
-      <w:r>
-        <w:t xml:space="preserve"> </w:t>
-      </w:r>
-      <w:r>
-        <w:t xml:space="preserve">Trauma QI protocol.</w:t>
-      </w:r>
-    </w:p>
-    <w:p>
-      <w:pPr>
-        <w:pStyle w:val="BodyText"/>
-      </w:pPr>
-      <w:r>
-        <w:t xml:space="preserve">This is a retrospective analysis of existing imaging. Nothing the model produces goes into</w:t>
-      </w:r>
-      <w:r>
-        <w:t xml:space="preserve"> </w:t>
-      </w:r>
-      <w:r>
-        <w:t xml:space="preserve">a chart, gets shown to a treating physician, or affects any patient’s care. The output is a</w:t>
-      </w:r>
-      <w:r>
-        <w:t xml:space="preserve"> </w:t>
-      </w:r>
-      <w:r>
-        <w:t xml:space="preserve">paper and a set of model weights.</w:t>
+        <w:t xml:space="preserve">Amendment Summary (lay terms)</w:t>
+      </w:r>
+    </w:p>
+    <w:p>
+      <w:pPr>
+        <w:pStyle w:val="BlockText"/>
+      </w:pPr>
+      <w:r>
+        <w:t xml:space="preserve">This amendment adds study personnel and extends the existing retrospective chart review</w:t>
+      </w:r>
+      <w:r>
+        <w:t xml:space="preserve"> </w:t>
+      </w:r>
+      <w:r>
+        <w:t xml:space="preserve">to include imaging already obtained during care. (1) Spine radiographs and spine CT scans,</w:t>
+      </w:r>
+      <w:r>
+        <w:t xml:space="preserve"> </w:t>
+      </w:r>
+      <w:r>
+        <w:t xml:space="preserve">with their radiology reports, will be retrieved from DMC Radiology/PACS for patients already</w:t>
+      </w:r>
+      <w:r>
+        <w:t xml:space="preserve"> </w:t>
+      </w:r>
+      <w:r>
+        <w:t xml:space="preserve">identified from the trauma registry. (2) Images will be de-identified within DMC — names,</w:t>
+      </w:r>
+      <w:r>
+        <w:t xml:space="preserve"> </w:t>
+      </w:r>
+      <w:r>
+        <w:t xml:space="preserve">medical record numbers, dates, and all DICOM header identifiers removed, and any text burned</w:t>
+      </w:r>
+      <w:r>
+        <w:t xml:space="preserve"> </w:t>
+      </w:r>
+      <w:r>
+        <w:t xml:space="preserve">into the image checked and removed — before being stored and analyzed on Wayne State</w:t>
+      </w:r>
+      <w:r>
+        <w:t xml:space="preserve"> </w:t>
+      </w:r>
+      <w:r>
+        <w:t xml:space="preserve">University’s secure research computing cluster. (3) The de-identified images will be used</w:t>
+      </w:r>
+      <w:r>
+        <w:t xml:space="preserve"> </w:t>
+      </w:r>
+      <w:r>
+        <w:t xml:space="preserve">to develop and evaluate computer methods (machine learning models) for detecting fractures</w:t>
+      </w:r>
+      <w:r>
+        <w:t xml:space="preserve"> </w:t>
+      </w:r>
+      <w:r>
+        <w:t xml:space="preserve">and identifying the vertebral level on trauma radiographs, with results compared against the</w:t>
+      </w:r>
+      <w:r>
+        <w:t xml:space="preserve"> </w:t>
+      </w:r>
+      <w:r>
+        <w:t xml:space="preserve">CT and the radiology report. (4) The approved number of records is increased from 2,000 to</w:t>
+      </w:r>
+      <w:r>
+        <w:t xml:space="preserve"> </w:t>
+      </w:r>
+      <w:r>
+        <w:t xml:space="preserve">[N]. The master list linking study IDs to identifiers remains on DMC Citrix, separate from</w:t>
+      </w:r>
+      <w:r>
+        <w:t xml:space="preserve"> </w:t>
+      </w:r>
+      <w:r>
+        <w:t xml:space="preserve">study data, as currently approved. No results are returned to the medical record or to</w:t>
+      </w:r>
+      <w:r>
+        <w:t xml:space="preserve"> </w:t>
+      </w:r>
+      <w:r>
+        <w:t xml:space="preserve">treating clinicians. Nothing about consent, risk, or the participant population changes.</w:t>
       </w:r>
     </w:p>
     <w:bookmarkEnd w:id="9"/>
-    <w:bookmarkStart w:id="10" w:name="why-this-is-worth-doing"/>
+    <w:bookmarkStart w:id="10" w:name="summary-purpose-append-to-purpose"/>
     <w:p>
       <w:pPr>
         <w:pStyle w:val="Heading1"/>
       </w:pPr>
       <w:r>
-        <w:t xml:space="preserve">Why this is worth doing</w:t>
-      </w:r>
-    </w:p>
-    <w:p>
-      <w:pPr>
-        <w:pStyle w:val="FirstParagraph"/>
-      </w:pPr>
-      <w:r>
-        <w:t xml:space="preserve">Commercial fracture detection already exists and works. GLEAMER’s BoneView is FDA-cleared for</w:t>
-      </w:r>
-      <w:r>
-        <w:t xml:space="preserve"> </w:t>
-      </w:r>
-      <w:r>
-        <w:t xml:space="preserve">the appendicular skeleton, ribs, and thoracolumbar spine, runs in over 300 hospitals, and in</w:t>
-      </w:r>
-      <w:r>
-        <w:t xml:space="preserve"> </w:t>
-      </w:r>
-      <w:r>
-        <w:t xml:space="preserve">its reader study improved fracture sensitivity by about 10 points and cut false negatives by</w:t>
-      </w:r>
-      <w:r>
-        <w:t xml:space="preserve"> </w:t>
-      </w:r>
-      <w:r>
-        <w:t xml:space="preserve">29%.</w:t>
-      </w:r>
-      <w:r>
-        <w:rPr>
-          <w:vertAlign w:val="superscript"/>
-        </w:rPr>
-        <w:t xml:space="preserve">1</w:t>
-      </w:r>
-      <w:r>
-        <w:t xml:space="preserve"> </w:t>
-      </w:r>
-      <w:r>
-        <w:t xml:space="preserve">We are not trying to beat that.</w:t>
-      </w:r>
-    </w:p>
-    <w:p>
-      <w:pPr>
-        <w:pStyle w:val="BodyText"/>
-      </w:pPr>
-      <w:r>
-        <w:t xml:space="preserve">The problem these tools do not solve is naming the level. A detector that says</w:t>
-      </w:r>
-      <w:r>
-        <w:t xml:space="preserve"> </w:t>
-      </w:r>
-      <w:r>
-        <w:t xml:space="preserve">“fracture at</w:t>
-      </w:r>
-      <w:r>
-        <w:t xml:space="preserve"> </w:t>
-      </w:r>
-      <w:r>
-        <w:t xml:space="preserve">L1”</w:t>
-      </w:r>
-      <w:r>
-        <w:t xml:space="preserve"> </w:t>
-      </w:r>
-      <w:r>
-        <w:t xml:space="preserve">gets there by counting vertebrae on the film, and counting is unreliable in exactly the</w:t>
-      </w:r>
-      <w:r>
-        <w:t xml:space="preserve"> </w:t>
-      </w:r>
-      <w:r>
-        <w:t xml:space="preserve">patients where it matters. Lumbosacral transitional vertebrae occur in somewhere between 4%</w:t>
-      </w:r>
-      <w:r>
-        <w:t xml:space="preserve"> </w:t>
-      </w:r>
-      <w:r>
-        <w:t xml:space="preserve">and 30% of people depending on the definition,</w:t>
-      </w:r>
-      <w:r>
-        <w:rPr>
-          <w:vertAlign w:val="superscript"/>
-        </w:rPr>
-        <w:t xml:space="preserve">2</w:t>
-      </w:r>
-      <w:r>
-        <w:t xml:space="preserve"> </w:t>
-      </w:r>
-      <w:r>
-        <w:t xml:space="preserve">and the accepted way to number the spine is</w:t>
-      </w:r>
-      <w:r>
-        <w:t xml:space="preserve"> </w:t>
-      </w:r>
-      <w:r>
-        <w:t xml:space="preserve">to count down from C2 on whole-spine imaging</w:t>
-      </w:r>
-      <w:r>
-        <w:rPr>
-          <w:vertAlign w:val="superscript"/>
-        </w:rPr>
-        <w:t xml:space="preserve">3</w:t>
-      </w:r>
-      <w:r>
-        <w:t xml:space="preserve"> </w:t>
-      </w:r>
-      <w:r>
-        <w:t xml:space="preserve">— which no one gets in the trauma bay.</w:t>
-      </w:r>
-      <w:r>
-        <w:t xml:space="preserve"> </w:t>
-      </w:r>
-      <w:r>
-        <w:t xml:space="preserve">Wrong-level spine surgery happens roughly once per 3,100 procedures and transitional anatomy</w:t>
-      </w:r>
-      <w:r>
-        <w:t xml:space="preserve"> </w:t>
-      </w:r>
-      <w:r>
-        <w:t xml:space="preserve">is the most common reason.</w:t>
-      </w:r>
-      <w:r>
-        <w:rPr>
-          <w:vertAlign w:val="superscript"/>
-        </w:rPr>
-        <w:t xml:space="preserve">4</w:t>
-      </w:r>
-    </w:p>
-    <w:p>
-      <w:pPr>
-        <w:pStyle w:val="BodyText"/>
-      </w:pPr>
-      <w:r>
-        <w:t xml:space="preserve">For a trauma surgeon the practical version is this: a confident wrong level on the initial</w:t>
-      </w:r>
-      <w:r>
-        <w:t xml:space="preserve"> </w:t>
-      </w:r>
-      <w:r>
-        <w:t xml:space="preserve">film is worse than no level at all, and it will be wrong most often in the patient whose</w:t>
-      </w:r>
-      <w:r>
-        <w:t xml:space="preserve"> </w:t>
-      </w:r>
-      <w:r>
-        <w:t xml:space="preserve">anatomy is unusual. Same problem for ribs (numbered by counting) and for side (routinely</w:t>
-      </w:r>
-      <w:r>
-        <w:t xml:space="preserve"> </w:t>
-      </w:r>
-      <w:r>
-        <w:t xml:space="preserve">mislabeled — our own CT quality control caught four cases with a left hip labeled on the</w:t>
-      </w:r>
-      <w:r>
-        <w:t xml:space="preserve"> </w:t>
-      </w:r>
-      <w:r>
-        <w:t xml:space="preserve">patient’s right).</w:t>
-      </w:r>
-    </w:p>
-    <w:p>
-      <w:pPr>
-        <w:pStyle w:val="BodyText"/>
-      </w:pPr>
-      <w:r>
-        <w:t xml:space="preserve">We have a resource nobody else has for this. CTSpinoPelvic1K is a public CT dataset we</w:t>
-      </w:r>
-      <w:r>
-        <w:t xml:space="preserve"> </w:t>
-      </w:r>
-      <w:r>
-        <w:t xml:space="preserve">built: 802 scans with the spine, sacrum, hips, femora, and every rib labeled on one</w:t>
-      </w:r>
-      <w:r>
-        <w:t xml:space="preserve"> </w:t>
-      </w:r>
-      <w:r>
-        <w:t xml:space="preserve">coordinate frame, with explicit classes for L6, a thirteenth thoracic vertebra, a separate</w:t>
-      </w:r>
-      <w:r>
-        <w:t xml:space="preserve"> </w:t>
-      </w:r>
-      <w:r>
-        <w:t xml:space="preserve">S1, and lumbar ribs.</w:t>
-      </w:r>
-      <w:r>
-        <w:rPr>
-          <w:vertAlign w:val="superscript"/>
-        </w:rPr>
-        <w:t xml:space="preserve">5</w:t>
-      </w:r>
-      <w:r>
-        <w:t xml:space="preserve"> </w:t>
-      </w:r>
-      <w:r>
-        <w:t xml:space="preserve">It was built specifically to test whether a vertebra can be named</w:t>
-      </w:r>
-      <w:r>
-        <w:t xml:space="preserve"> </w:t>
-      </w:r>
-      <w:r>
-        <w:t xml:space="preserve">from its own appearance without counting from C2. That is the supervision a radiograph model</w:t>
-      </w:r>
-      <w:r>
-        <w:t xml:space="preserve"> </w:t>
-      </w:r>
-      <w:r>
-        <w:t xml:space="preserve">needs and cannot get from radiographs.</w:t>
+        <w:t xml:space="preserve">Summary &amp; Purpose — append to Purpose</w:t>
+      </w:r>
+    </w:p>
+    <w:p>
+      <w:pPr>
+        <w:pStyle w:val="BlockText"/>
+      </w:pPr>
+      <w:r>
+        <w:t xml:space="preserve">A further aim is to determine whether automated image-analysis methods can detect</w:t>
+      </w:r>
+      <w:r>
+        <w:t xml:space="preserve"> </w:t>
+      </w:r>
+      <w:r>
+        <w:t xml:space="preserve">fractures and identify vertebral levels on trauma spine radiographs from this population,</w:t>
+      </w:r>
+      <w:r>
+        <w:t xml:space="preserve"> </w:t>
+      </w:r>
+      <w:r>
+        <w:t xml:space="preserve">using the CT and radiology reports already obtained during care as the reference standard.</w:t>
       </w:r>
     </w:p>
     <w:bookmarkEnd w:id="10"/>
-    <w:bookmarkStart w:id="11" w:name="X9340f70c6ce2d812cc0eeddcd56faa8996bc191"/>
+    <w:bookmarkStart w:id="11" w:name="Xe47d7543d91233c3efe1936f223aad47f597701"/>
     <w:p>
       <w:pPr>
         <w:pStyle w:val="Heading1"/>
       </w:pPr>
       <w:r>
-        <w:t xml:space="preserve">Why radiographs, and whether we actually need CT</w:t>
+        <w:t xml:space="preserve">Background, Rationale, Data Analysis and Procedures</w:t>
       </w:r>
     </w:p>
     <w:p>
@@ -324,141 +198,1211 @@
           <w:b/>
           <w:bCs/>
         </w:rPr>
-        <w:t xml:space="preserve">Radiographs are the target, so they are non-negotiable.</w:t>
-      </w:r>
-      <w:r>
-        <w:t xml:space="preserve"> </w:t>
-      </w:r>
-      <w:r>
-        <w:t xml:space="preserve">The model has to work on the</w:t>
-      </w:r>
-      <w:r>
-        <w:t xml:space="preserve"> </w:t>
-      </w:r>
-      <w:r>
-        <w:t xml:space="preserve">film a patient actually gets first. Training and evaluation both have to be on real trauma</w:t>
-      </w:r>
-      <w:r>
-        <w:t xml:space="preserve"> </w:t>
-      </w:r>
-      <w:r>
-        <w:t xml:space="preserve">radiographs from this population, AP and lateral, because the AP carries the twelfth rib and</w:t>
-      </w:r>
-      <w:r>
-        <w:t xml:space="preserve"> </w:t>
-      </w:r>
-      <w:r>
-        <w:t xml:space="preserve">the transverse processes (what decides the level) and the lateral carries the fracture</w:t>
-      </w:r>
-      <w:r>
-        <w:t xml:space="preserve"> </w:t>
-      </w:r>
-      <w:r>
-        <w:t xml:space="preserve">morphology and the sagittal alignment.</w:t>
-      </w:r>
-    </w:p>
-    <w:p>
-      <w:pPr>
-        <w:pStyle w:val="BodyText"/>
+        <w:t xml:space="preserve">Section A — Background (add).</w:t>
+      </w:r>
+    </w:p>
+    <w:p>
+      <w:pPr>
+        <w:pStyle w:val="BlockText"/>
+      </w:pPr>
+      <w:r>
+        <w:t xml:space="preserve">Commercial software already detects fractures on radiographs well; GLEAMER’s BoneView is</w:t>
+      </w:r>
+      <w:r>
+        <w:t xml:space="preserve"> </w:t>
+      </w:r>
+      <w:r>
+        <w:t xml:space="preserve">FDA-cleared for the appendicular skeleton, ribs, and thoracolumbar spine and is in use at</w:t>
+      </w:r>
+      <w:r>
+        <w:t xml:space="preserve"> </w:t>
+      </w:r>
+      <w:r>
+        <w:t xml:space="preserve">over 300 hospitals.</w:t>
+      </w:r>
+      <w:r>
+        <w:rPr>
+          <w:vertAlign w:val="superscript"/>
+        </w:rPr>
+        <w:t xml:space="preserve">1</w:t>
+      </w:r>
+      <w:r>
+        <w:t xml:space="preserve"> </w:t>
+      </w:r>
+      <w:r>
+        <w:t xml:space="preserve">What it does not do is name the vertebra reliably. A detector that</w:t>
+      </w:r>
+      <w:r>
+        <w:t xml:space="preserve"> </w:t>
+      </w:r>
+      <w:r>
+        <w:t xml:space="preserve">reports</w:t>
+      </w:r>
+      <w:r>
+        <w:t xml:space="preserve"> </w:t>
+      </w:r>
+      <w:r>
+        <w:t xml:space="preserve">“fracture at L1”</w:t>
+      </w:r>
+      <w:r>
+        <w:t xml:space="preserve"> </w:t>
+      </w:r>
+      <w:r>
+        <w:t xml:space="preserve">counts vertebrae on the film, and counting fails in the patients</w:t>
+      </w:r>
+      <w:r>
+        <w:t xml:space="preserve"> </w:t>
+      </w:r>
+      <w:r>
+        <w:t xml:space="preserve">where it matters: lumbosacral transitional vertebrae occur in 4–30% of people,</w:t>
+      </w:r>
+      <w:r>
+        <w:rPr>
+          <w:vertAlign w:val="superscript"/>
+        </w:rPr>
+        <w:t xml:space="preserve">2</w:t>
+      </w:r>
+      <w:r>
+        <w:t xml:space="preserve"> </w:t>
+      </w:r>
+      <w:r>
+        <w:t xml:space="preserve">the</w:t>
+      </w:r>
+      <w:r>
+        <w:t xml:space="preserve"> </w:t>
+      </w:r>
+      <w:r>
+        <w:t xml:space="preserve">accepted method is to count down from C2 on whole-spine imaging,</w:t>
+      </w:r>
+      <w:r>
+        <w:rPr>
+          <w:vertAlign w:val="superscript"/>
+        </w:rPr>
+        <w:t xml:space="preserve">3</w:t>
+      </w:r>
+      <w:r>
+        <w:t xml:space="preserve"> </w:t>
+      </w:r>
+      <w:r>
+        <w:t xml:space="preserve">which trauma patients</w:t>
+      </w:r>
+      <w:r>
+        <w:t xml:space="preserve"> </w:t>
+      </w:r>
+      <w:r>
+        <w:t xml:space="preserve">do not get, and wrong-level spine surgery occurs about once per 3,100 procedures with</w:t>
+      </w:r>
+      <w:r>
+        <w:t xml:space="preserve"> </w:t>
+      </w:r>
+      <w:r>
+        <w:t xml:space="preserve">transitional anatomy the most common cause.</w:t>
+      </w:r>
+      <w:r>
+        <w:rPr>
+          <w:vertAlign w:val="superscript"/>
+        </w:rPr>
+        <w:t xml:space="preserve">4</w:t>
+      </w:r>
+      <w:r>
+        <w:t xml:space="preserve"> </w:t>
+      </w:r>
+      <w:r>
+        <w:t xml:space="preserve">A confident wrong level is worse than none,</w:t>
+      </w:r>
+      <w:r>
+        <w:t xml:space="preserve"> </w:t>
+      </w:r>
+      <w:r>
+        <w:t xml:space="preserve">and it is wrong most often in the patient whose anatomy is unusual.</w:t>
+      </w:r>
+    </w:p>
+    <w:p>
+      <w:pPr>
+        <w:pStyle w:val="BlockText"/>
+      </w:pPr>
+      <w:r>
+        <w:t xml:space="preserve">The investigators built and published CTSpinoPelvic1K, 802 CT scans with the spine,</w:t>
+      </w:r>
+      <w:r>
+        <w:t xml:space="preserve"> </w:t>
+      </w:r>
+      <w:r>
+        <w:t xml:space="preserve">sacrum, hips, femora, and ribs labeled on one coordinate frame, with explicit classes for</w:t>
+      </w:r>
+      <w:r>
+        <w:t xml:space="preserve"> </w:t>
+      </w:r>
+      <w:r>
+        <w:t xml:space="preserve">L6, a thirteenth thoracic vertebra, a separate S1, and lumbar ribs.</w:t>
+      </w:r>
+      <w:r>
+        <w:rPr>
+          <w:vertAlign w:val="superscript"/>
+        </w:rPr>
+        <w:t xml:space="preserve">5</w:t>
+      </w:r>
+      <w:r>
+        <w:t xml:space="preserve"> </w:t>
+      </w:r>
+      <w:r>
+        <w:t xml:space="preserve">It was built to test</w:t>
+      </w:r>
+      <w:r>
+        <w:t xml:space="preserve"> </w:t>
+      </w:r>
+      <w:r>
+        <w:t xml:space="preserve">whether a vertebra can be identified from its own appearance without counting from C2.</w:t>
+      </w:r>
+      <w:r>
+        <w:t xml:space="preserve"> </w:t>
+      </w:r>
+      <w:r>
+        <w:t xml:space="preserve">That is the supervision a radiograph model needs and cannot obtain from radiographs.</w:t>
+      </w:r>
+    </w:p>
+    <w:p>
+      <w:pPr>
+        <w:pStyle w:val="BlockText"/>
+      </w:pPr>
+      <w:r>
+        <w:t xml:space="preserve">Radiographs are the target modality and are required. CT is not used to train the model;</w:t>
+      </w:r>
+      <w:r>
+        <w:t xml:space="preserve"> </w:t>
+      </w:r>
+      <w:r>
+        <w:t xml:space="preserve">it serves as the reference standard for two questions the radiograph cannot answer about</w:t>
+      </w:r>
+      <w:r>
+        <w:t xml:space="preserve"> </w:t>
+      </w:r>
+      <w:r>
+        <w:t xml:space="preserve">itself — whether the level was correct (CT images, for encounters with both studies) and</w:t>
+      </w:r>
+      <w:r>
+        <w:t xml:space="preserve"> </w:t>
+      </w:r>
+      <w:r>
+        <w:t xml:space="preserve">whether a fracture was missed on the initial film (CT report only).</w:t>
+      </w:r>
+    </w:p>
+    <w:p>
+      <w:pPr>
+        <w:pStyle w:val="FirstParagraph"/>
       </w:pPr>
       <w:r>
         <w:rPr>
           <w:b/>
           <w:bCs/>
         </w:rPr>
-        <w:t xml:space="preserve">CT is needed for less than it looks like.</w:t>
-      </w:r>
-      <w:r>
-        <w:t xml:space="preserve"> </w:t>
-      </w:r>
-      <w:r>
-        <w:t xml:space="preserve">It is not needed to train the detector. The</w:t>
-      </w:r>
-      <w:r>
-        <w:t xml:space="preserve"> </w:t>
-      </w:r>
-      <w:r>
-        <w:t xml:space="preserve">fracture and outline heads train on public radiograph datasets, and the level-naming head</w:t>
-      </w:r>
-      <w:r>
-        <w:t xml:space="preserve"> </w:t>
-      </w:r>
-      <w:r>
-        <w:t xml:space="preserve">pretrains on radiograph-like projections rendered from our own CT dataset. What DMC CT gives</w:t>
-      </w:r>
-      <w:r>
-        <w:t xml:space="preserve"> </w:t>
-      </w:r>
-      <w:r>
-        <w:t xml:space="preserve">us is ground truth for two specific questions the radiograph cannot answer about itself:</w:t>
-      </w:r>
-    </w:p>
-    <w:p>
-      <w:pPr>
-        <w:pStyle w:val="Compact"/>
+        <w:t xml:space="preserve">Section A(b) — Statistical methods (replace</w:t>
+      </w:r>
+      <w:r>
+        <w:rPr>
+          <w:b/>
+          <w:bCs/>
+        </w:rPr>
+        <w:t xml:space="preserve"> </w:t>
+      </w:r>
+      <w:r>
+        <w:rPr>
+          <w:b/>
+          <w:bCs/>
+        </w:rPr>
+        <w:t xml:space="preserve">“N/A”</w:t>
+      </w:r>
+      <w:r>
+        <w:rPr>
+          <w:b/>
+          <w:bCs/>
+        </w:rPr>
+        <w:t xml:space="preserve">).</w:t>
+      </w:r>
+    </w:p>
+    <w:p>
+      <w:pPr>
+        <w:pStyle w:val="BlockText"/>
+      </w:pPr>
+      <w:r>
+        <w:t xml:space="preserve">Descriptive statistics for the cohort. For the imaging analysis: sensitivity and</w:t>
+      </w:r>
+      <w:r>
+        <w:t xml:space="preserve"> </w:t>
+      </w:r>
+      <w:r>
+        <w:t xml:space="preserve">specificity of automated fracture detection against the radiology report and CT;</w:t>
+      </w:r>
+      <w:r>
+        <w:t xml:space="preserve"> </w:t>
+      </w:r>
+      <w:r>
+        <w:t xml:space="preserve">agreement of automated vertebral-level identification with CT, reported separately for</w:t>
+      </w:r>
+      <w:r>
+        <w:t xml:space="preserve"> </w:t>
+      </w:r>
+      <w:r>
+        <w:t xml:space="preserve">patients with and without transitional lumbosacral anatomy; agreement of automated</w:t>
+      </w:r>
+      <w:r>
+        <w:t xml:space="preserve"> </w:t>
+      </w:r>
+      <w:r>
+        <w:t xml:space="preserve">spinopelvic measurements with manual measurement against published error bands.</w:t>
+      </w:r>
+      <w:r>
+        <w:rPr>
+          <w:vertAlign w:val="superscript"/>
+        </w:rPr>
+        <w:t xml:space="preserve">6,7</w:t>
+      </w:r>
+    </w:p>
+    <w:p>
+      <w:pPr>
+        <w:pStyle w:val="FirstParagraph"/>
+      </w:pPr>
+      <w:r>
+        <w:rPr>
+          <w:b/>
+          <w:bCs/>
+        </w:rPr>
+        <w:t xml:space="preserve">Section B — Procedures (add).</w:t>
+      </w:r>
+    </w:p>
+    <w:p>
+      <w:pPr>
+        <w:pStyle w:val="BlockText"/>
+      </w:pPr>
+      <w:r>
+        <w:t xml:space="preserve">Retrospective. No interaction with participants. Models are first developed on public</w:t>
+      </w:r>
+      <w:r>
+        <w:t xml:space="preserve"> </w:t>
+      </w:r>
+      <w:r>
+        <w:t xml:space="preserve">datasets; DMC images are used to refine and evaluate them. No output is placed in the</w:t>
+      </w:r>
+      <w:r>
+        <w:t xml:space="preserve"> </w:t>
+      </w:r>
+      <w:r>
+        <w:t xml:space="preserve">medical record or shown to treating clinicians.</w:t>
+      </w:r>
+    </w:p>
+    <w:p>
+      <w:pPr>
+        <w:pStyle w:val="FirstParagraph"/>
+      </w:pPr>
+      <w:r>
+        <w:rPr>
+          <w:b/>
+          <w:bCs/>
+        </w:rPr>
+        <w:t xml:space="preserve">Section C — Data Collection (revise).</w:t>
+      </w:r>
+    </w:p>
+    <w:p>
+      <w:pPr>
+        <w:pStyle w:val="BlockText"/>
+      </w:pPr>
+      <w:r>
+        <w:t xml:space="preserve">Data will be collected from the DMC electronic medical record (Citrix) using the data</w:t>
+      </w:r>
+      <w:r>
+        <w:t xml:space="preserve"> </w:t>
+      </w:r>
+      <w:r>
+        <w:t xml:space="preserve">collection sheet, and from DMC Radiology/PACS: thoracolumbar and lumbar spine radiographs</w:t>
+      </w:r>
+      <w:r>
+        <w:t xml:space="preserve"> </w:t>
+      </w:r>
+      <w:r>
+        <w:t xml:space="preserve">(AP and lateral), spine CT, and the associated radiology reports, for patients already</w:t>
+      </w:r>
+      <w:r>
+        <w:t xml:space="preserve"> </w:t>
+      </w:r>
+      <w:r>
+        <w:t xml:space="preserve">identified from the trauma registry. Images are de-identified within DMC before analysis.</w:t>
+      </w:r>
+    </w:p>
+    <w:bookmarkEnd w:id="11"/>
+    <w:bookmarkStart w:id="12" w:name="participant-population"/>
+    <w:p>
+      <w:pPr>
+        <w:pStyle w:val="Heading1"/>
+      </w:pPr>
+      <w:r>
+        <w:t xml:space="preserve">Participant Population</w:t>
+      </w:r>
+    </w:p>
+    <w:p>
+      <w:pPr>
+        <w:pStyle w:val="FirstParagraph"/>
+      </w:pPr>
+      <w:r>
+        <w:t xml:space="preserve">Number of records/charts:</w:t>
+      </w:r>
+      <w:r>
+        <w:t xml:space="preserve"> </w:t>
+      </w:r>
+      <w:r>
+        <w:rPr>
+          <w:b/>
+          <w:bCs/>
+        </w:rPr>
+        <w:t xml:space="preserve">2,000 → [N]</w:t>
+      </w:r>
+      <w:r>
+        <w:t xml:space="preserve">.</w:t>
+      </w:r>
+      <w:r>
+        <w:t xml:space="preserve"> </w:t>
+      </w:r>
+      <w:r>
+        <w:rPr>
+          <w:i/>
+          <w:iCs/>
+        </w:rPr>
+        <w:t xml:space="preserve">The same number must appear on the DMC</w:t>
+      </w:r>
+      <w:r>
+        <w:rPr>
+          <w:i/>
+          <w:iCs/>
+        </w:rPr>
+        <w:t xml:space="preserve"> </w:t>
+      </w:r>
+      <w:r>
+        <w:rPr>
+          <w:i/>
+          <w:iCs/>
+        </w:rPr>
+        <w:t xml:space="preserve">application and in the protocol document; the 2022 DMC review flagged a mismatch.</w:t>
+      </w:r>
+      <w:r>
+        <w:t xml:space="preserve"> </w:t>
+      </w:r>
+      <w:r>
+        <w:t xml:space="preserve">Age</w:t>
+      </w:r>
+      <w:r>
+        <w:t xml:space="preserve"> </w:t>
+      </w:r>
+      <w:r>
+        <w:t xml:space="preserve">range, inclusion, and exclusion unchanged.</w:t>
+      </w:r>
+    </w:p>
+    <w:bookmarkEnd w:id="12"/>
+    <w:bookmarkStart w:id="13" w:name="Xfec188331658b0ee9352ccd26b00cc4391dfda4"/>
+    <w:p>
+      <w:pPr>
+        <w:pStyle w:val="Heading1"/>
+      </w:pPr>
+      <w:r>
+        <w:t xml:space="preserve">Procedures to Maintain Confidentiality — revise (c), (e), (f), (i), (j)</w:t>
+      </w:r>
+    </w:p>
+    <w:p>
+      <w:pPr>
+        <w:pStyle w:val="BlockText"/>
         <w:numPr>
           <w:ilvl w:val="0"/>
           <w:numId w:val="1001"/>
         </w:numPr>
       </w:pPr>
       <w:r>
-        <w:rPr>
-          <w:i/>
-          <w:iCs/>
-        </w:rPr>
-        <w:t xml:space="preserve">Was the level right?</w:t>
-      </w:r>
-      <w:r>
-        <w:t xml:space="preserve"> </w:t>
-      </w:r>
-      <w:r>
-        <w:t xml:space="preserve">On a transitional spine, the film cannot settle which vertebra is</w:t>
-      </w:r>
-      <w:r>
-        <w:t xml:space="preserve"> </w:t>
-      </w:r>
-      <w:r>
-        <w:t xml:space="preserve">which. The CT can. This is the one comparison that makes the project worth doing, and it</w:t>
-      </w:r>
-      <w:r>
-        <w:t xml:space="preserve"> </w:t>
-      </w:r>
-      <w:r>
-        <w:t xml:space="preserve">only needs CT for patients who had both studies in the same encounter.</w:t>
-      </w:r>
-    </w:p>
-    <w:p>
-      <w:pPr>
-        <w:pStyle w:val="Compact"/>
+        <w:t xml:space="preserve">Chart data will be coded and stored on DMC Citrix. Imaging will be de-identified within</w:t>
+      </w:r>
+      <w:r>
+        <w:t xml:space="preserve"> </w:t>
+      </w:r>
+      <w:r>
+        <w:t xml:space="preserve">DMC — all DICOM header identifiers removed and burned-in text checked and removed — and the</w:t>
+      </w:r>
+      <w:r>
+        <w:t xml:space="preserve"> </w:t>
+      </w:r>
+      <w:r>
+        <w:t xml:space="preserve">de-identified images stored and analyzed on the Wayne State University High Performance</w:t>
+      </w:r>
+      <w:r>
+        <w:t xml:space="preserve"> </w:t>
+      </w:r>
+      <w:r>
+        <w:t xml:space="preserve">Computing cluster, an institutionally managed secure research computing environment with</w:t>
+      </w:r>
+      <w:r>
+        <w:t xml:space="preserve"> </w:t>
+      </w:r>
+      <w:r>
+        <w:t xml:space="preserve">access limited to named study personnel. No imaging is stored on personal devices,</w:t>
+      </w:r>
+      <w:r>
+        <w:t xml:space="preserve"> </w:t>
+      </w:r>
+      <w:r>
+        <w:t xml:space="preserve">personal cloud accounts, or third-party services.</w:t>
+      </w:r>
+    </w:p>
+    <w:p>
+      <w:pPr>
+        <w:pStyle w:val="BlockText"/>
         <w:numPr>
           <w:ilvl w:val="0"/>
           <w:numId w:val="1001"/>
         </w:numPr>
       </w:pPr>
       <w:r>
+        <w:t xml:space="preserve">PI and research study team.</w:t>
+      </w:r>
+    </w:p>
+    <w:p>
+      <w:pPr>
+        <w:pStyle w:val="BlockText"/>
+        <w:numPr>
+          <w:ilvl w:val="0"/>
+          <w:numId w:val="1001"/>
+        </w:numPr>
+      </w:pPr>
+      <w:r>
+        <w:t xml:space="preserve">DMC electronic medical record (Citrix) and DMC Radiology/PACS.</w:t>
+      </w:r>
+    </w:p>
+    <w:p>
+      <w:pPr>
+        <w:pStyle w:val="BlockText"/>
+        <w:numPr>
+          <w:ilvl w:val="0"/>
+          <w:numId w:val="1001"/>
+        </w:numPr>
+      </w:pPr>
+      <w:r>
+        <w:t xml:space="preserve">The master list (key to identifiers) and study data will be stored separately on DMC</w:t>
+      </w:r>
+      <w:r>
+        <w:t xml:space="preserve"> </w:t>
+      </w:r>
+      <w:r>
+        <w:t xml:space="preserve">Citrix. De-identified imaging on the WSU cluster carries study IDs only; the key never</w:t>
+      </w:r>
+      <w:r>
+        <w:t xml:space="preserve"> </w:t>
+      </w:r>
+      <w:r>
+        <w:t xml:space="preserve">leaves DMC.</w:t>
+      </w:r>
+    </w:p>
+    <w:p>
+      <w:pPr>
+        <w:pStyle w:val="BlockText"/>
+        <w:numPr>
+          <w:ilvl w:val="0"/>
+          <w:numId w:val="1001"/>
+        </w:numPr>
+      </w:pPr>
+      <w:r>
+        <w:t xml:space="preserve">Data will be kept until all publishable articles/abstracts have been accepted and</w:t>
+      </w:r>
+      <w:r>
+        <w:t xml:space="preserve"> </w:t>
+      </w:r>
+      <w:r>
+        <w:t xml:space="preserve">published. De-identified imaging on the WSU cluster will be deleted at study closure.</w:t>
+      </w:r>
+    </w:p>
+    <w:bookmarkEnd w:id="13"/>
+    <w:bookmarkStart w:id="14" w:name="hipaa-no-change"/>
+    <w:p>
+      <w:pPr>
+        <w:pStyle w:val="Heading1"/>
+      </w:pPr>
+      <w:r>
+        <w:t xml:space="preserve">HIPAA — no change</w:t>
+      </w:r>
+    </w:p>
+    <w:p>
+      <w:pPr>
+        <w:pStyle w:val="FirstParagraph"/>
+      </w:pPr>
+      <w:r>
+        <w:t xml:space="preserve">Identifiers used remain geographic subdivisions, elements of dates, medical record number,</w:t>
+      </w:r>
+      <w:r>
+        <w:t xml:space="preserve"> </w:t>
+      </w:r>
+      <w:r>
+        <w:t xml:space="preserve">and other unique identifying number; disclosed: none. Imaging that leaves DMC is</w:t>
+      </w:r>
+      <w:r>
+        <w:t xml:space="preserve"> </w:t>
+      </w:r>
+      <w:r>
+        <w:t xml:space="preserve">de-identified.</w:t>
+      </w:r>
+      <w:r>
+        <w:t xml:space="preserve"> </w:t>
+      </w:r>
+      <w:r>
         <w:rPr>
           <w:i/>
           <w:iCs/>
         </w:rPr>
-        <w:t xml:space="preserve">Was the fracture missed?</w:t>
-      </w:r>
-      <w:r>
-        <w:t xml:space="preserve"> </w:t>
-      </w:r>
-      <w:r>
-        <w:t xml:space="preserve">The clinically meaningful error is a fracture not seen on the</w:t>
-      </w:r>
-      <w:r>
-        <w:t xml:space="preserve"> </w:t>
-      </w:r>
-      <w:r>
-        <w:t xml:space="preserve">initial film and found later on CT. To count those we need to know a CT was done and</w:t>
-      </w:r>
-      <w:r>
-        <w:t xml:space="preserve"> </w:t>
-      </w:r>
-      <w:r>
-        <w:t xml:space="preserve">what it showed. For this the</w:t>
+        <w:t xml:space="preserve">Confirm the</w:t>
+      </w:r>
+      <w:r>
+        <w:rPr>
+          <w:i/>
+          <w:iCs/>
+        </w:rPr>
+        <w:t xml:space="preserve"> </w:t>
+      </w:r>
+      <w:r>
+        <w:rPr>
+          <w:i/>
+          <w:iCs/>
+        </w:rPr>
+        <w:t xml:space="preserve">“Will PHI be disclosed to sponsors”</w:t>
+      </w:r>
+      <w:r>
+        <w:rPr>
+          <w:i/>
+          <w:iCs/>
+        </w:rPr>
+        <w:t xml:space="preserve"> </w:t>
+      </w:r>
+      <w:r>
+        <w:rPr>
+          <w:i/>
+          <w:iCs/>
+        </w:rPr>
+        <w:t xml:space="preserve">answer is completed; it was</w:t>
+      </w:r>
+      <w:r>
+        <w:rPr>
+          <w:i/>
+          <w:iCs/>
+        </w:rPr>
+        <w:t xml:space="preserve"> </w:t>
+      </w:r>
+      <w:r>
+        <w:rPr>
+          <w:i/>
+          <w:iCs/>
+        </w:rPr>
+        <w:t xml:space="preserve">flagged blank in 2022.</w:t>
+      </w:r>
+    </w:p>
+    <w:bookmarkEnd w:id="14"/>
+    <w:bookmarkStart w:id="15" w:name="X330c6a74d65616e8c37d65c197cdc89368b6a74"/>
+    <w:p>
+      <w:pPr>
+        <w:pStyle w:val="Heading1"/>
+      </w:pPr>
+      <w:r>
+        <w:t xml:space="preserve">Personnel Information — Key Personnel Additions</w:t>
+      </w:r>
+    </w:p>
+    <w:p>
+      <w:pPr>
+        <w:pStyle w:val="FirstParagraph"/>
+      </w:pPr>
+      <w:r>
+        <w:t xml:space="preserve">Role for each: Other Investigator, Student/Resident/Fellow, unless noted.</w:t>
+      </w:r>
+    </w:p>
+    <w:tbl>
+      <w:tblPr>
+        <w:tblStyle w:val="Table"/>
+        <w:tblW w:type="pct" w:w="5000"/>
+        <w:tblLayout w:type="fixed"/>
+        <w:tblLook w:firstRow="1" w:lastRow="0" w:firstColumn="0" w:lastColumn="0" w:noHBand="0" w:noVBand="0" w:val="0020"/>
+      </w:tblPr>
+      <w:tblGrid>
+        <w:gridCol w:w="2640"/>
+        <w:gridCol w:w="2640"/>
+        <w:gridCol w:w="2640"/>
+      </w:tblGrid>
+      <w:tr>
+        <w:trPr>
+          <w:tblHeader w:val="on"/>
+        </w:trPr>
+        <w:tc>
+          <w:tcPr/>
+          <w:p>
+            <w:pPr>
+              <w:pStyle w:val="Compact"/>
+            </w:pPr>
+            <w:r>
+              <w:t xml:space="preserve">Name</w:t>
+            </w:r>
+          </w:p>
+        </w:tc>
+        <w:tc>
+          <w:tcPr/>
+          <w:p>
+            <w:pPr>
+              <w:pStyle w:val="Compact"/>
+            </w:pPr>
+            <w:r>
+              <w:t xml:space="preserve">Email</w:t>
+            </w:r>
+          </w:p>
+        </w:tc>
+        <w:tc>
+          <w:tcPr/>
+          <w:p>
+            <w:pPr>
+              <w:pStyle w:val="Compact"/>
+            </w:pPr>
+            <w:r>
+              <w:t xml:space="preserve">Note</w:t>
+            </w:r>
+          </w:p>
+        </w:tc>
+      </w:tr>
+      <w:tr>
+        <w:tc>
+          <w:tcPr/>
+          <w:p>
+            <w:pPr>
+              <w:pStyle w:val="Compact"/>
+            </w:pPr>
+            <w:r>
+              <w:t xml:space="preserve">Ashley Schehr</w:t>
+            </w:r>
+          </w:p>
+        </w:tc>
+        <w:tc>
+          <w:tcPr/>
+          <w:p>
+            <w:pPr>
+              <w:pStyle w:val="Compact"/>
+            </w:pPr>
+            <w:r>
+              <w:t xml:space="preserve">—</w:t>
+            </w:r>
+          </w:p>
+        </w:tc>
+        <w:tc>
+          <w:tcPr/>
+          <w:p>
+            <w:pPr>
+              <w:pStyle w:val="Compact"/>
+            </w:pPr>
+            <w:r>
+              <w:t xml:space="preserve">Student lead</w:t>
+            </w:r>
+          </w:p>
+        </w:tc>
+      </w:tr>
+      <w:tr>
+        <w:tc>
+          <w:tcPr/>
+          <w:p>
+            <w:pPr>
+              <w:pStyle w:val="Compact"/>
+            </w:pPr>
+            <w:r>
+              <w:t xml:space="preserve">Annika Tekumulla</w:t>
+            </w:r>
+          </w:p>
+        </w:tc>
+        <w:tc>
+          <w:tcPr/>
+          <w:p>
+            <w:pPr>
+              <w:pStyle w:val="Compact"/>
+            </w:pPr>
+            <w:r>
+              <w:t xml:space="preserve">—</w:t>
+            </w:r>
+          </w:p>
+        </w:tc>
+        <w:tc>
+          <w:tcPr/>
+          <w:p>
+            <w:pPr>
+              <w:pStyle w:val="Compact"/>
+            </w:pPr>
+          </w:p>
+        </w:tc>
+      </w:tr>
+      <w:tr>
+        <w:tc>
+          <w:tcPr/>
+          <w:p>
+            <w:pPr>
+              <w:pStyle w:val="Compact"/>
+            </w:pPr>
+            <w:r>
+              <w:t xml:space="preserve">Margret Khoushi</w:t>
+            </w:r>
+          </w:p>
+        </w:tc>
+        <w:tc>
+          <w:tcPr/>
+          <w:p>
+            <w:pPr>
+              <w:pStyle w:val="Compact"/>
+            </w:pPr>
+            <w:r>
+              <w:t xml:space="preserve">—</w:t>
+            </w:r>
+          </w:p>
+        </w:tc>
+        <w:tc>
+          <w:tcPr/>
+          <w:p>
+            <w:pPr>
+              <w:pStyle w:val="Compact"/>
+            </w:pPr>
+          </w:p>
+        </w:tc>
+      </w:tr>
+      <w:tr>
+        <w:tc>
+          <w:tcPr/>
+          <w:p>
+            <w:pPr>
+              <w:pStyle w:val="Compact"/>
+            </w:pPr>
+            <w:r>
+              <w:t xml:space="preserve">Ryan Christian</w:t>
+            </w:r>
+          </w:p>
+        </w:tc>
+        <w:tc>
+          <w:tcPr/>
+          <w:p>
+            <w:pPr>
+              <w:pStyle w:val="Compact"/>
+            </w:pPr>
+            <w:r>
+              <w:t xml:space="preserve">—</w:t>
+            </w:r>
+          </w:p>
+        </w:tc>
+        <w:tc>
+          <w:tcPr/>
+          <w:p>
+            <w:pPr>
+              <w:pStyle w:val="Compact"/>
+            </w:pPr>
+          </w:p>
+        </w:tc>
+      </w:tr>
+      <w:tr>
+        <w:tc>
+          <w:tcPr/>
+          <w:p>
+            <w:pPr>
+              <w:pStyle w:val="Compact"/>
+            </w:pPr>
+            <w:r>
+              <w:t xml:space="preserve">Dane Hubers</w:t>
+            </w:r>
+          </w:p>
+        </w:tc>
+        <w:tc>
+          <w:tcPr/>
+          <w:p>
+            <w:pPr>
+              <w:pStyle w:val="Compact"/>
+            </w:pPr>
+            <w:r>
+              <w:t xml:space="preserve">—</w:t>
+            </w:r>
+          </w:p>
+        </w:tc>
+        <w:tc>
+          <w:tcPr/>
+          <w:p>
+            <w:pPr>
+              <w:pStyle w:val="Compact"/>
+            </w:pPr>
+          </w:p>
+        </w:tc>
+      </w:tr>
+      <w:tr>
+        <w:tc>
+          <w:tcPr/>
+          <w:p>
+            <w:pPr>
+              <w:pStyle w:val="Compact"/>
+            </w:pPr>
+            <w:r>
+              <w:t xml:space="preserve">Faris Mahjoub</w:t>
+            </w:r>
+          </w:p>
+        </w:tc>
+        <w:tc>
+          <w:tcPr/>
+          <w:p>
+            <w:pPr>
+              <w:pStyle w:val="Compact"/>
+            </w:pPr>
+            <w:r>
+              <w:t xml:space="preserve">—</w:t>
+            </w:r>
+          </w:p>
+        </w:tc>
+        <w:tc>
+          <w:tcPr/>
+          <w:p>
+            <w:pPr>
+              <w:pStyle w:val="Compact"/>
+            </w:pPr>
+          </w:p>
+        </w:tc>
+      </w:tr>
+      <w:tr>
+        <w:tc>
+          <w:tcPr/>
+          <w:p>
+            <w:pPr>
+              <w:pStyle w:val="Compact"/>
+            </w:pPr>
+            <w:r>
+              <w:t xml:space="preserve">Hassan Saad</w:t>
+            </w:r>
+          </w:p>
+        </w:tc>
+        <w:tc>
+          <w:tcPr/>
+          <w:p>
+            <w:pPr>
+              <w:pStyle w:val="Compact"/>
+            </w:pPr>
+            <w:r>
+              <w:t xml:space="preserve">—</w:t>
+            </w:r>
+          </w:p>
+        </w:tc>
+        <w:tc>
+          <w:tcPr/>
+          <w:p>
+            <w:pPr>
+              <w:pStyle w:val="Compact"/>
+            </w:pPr>
+          </w:p>
+        </w:tc>
+      </w:tr>
+      <w:tr>
+        <w:tc>
+          <w:tcPr/>
+          <w:p>
+            <w:pPr>
+              <w:pStyle w:val="Compact"/>
+            </w:pPr>
+            <w:r>
+              <w:t xml:space="preserve">Mia Sooch</w:t>
+            </w:r>
+          </w:p>
+        </w:tc>
+        <w:tc>
+          <w:tcPr/>
+          <w:p>
+            <w:pPr>
+              <w:pStyle w:val="Compact"/>
+            </w:pPr>
+            <w:r>
+              <w:t xml:space="preserve">—</w:t>
+            </w:r>
+          </w:p>
+        </w:tc>
+        <w:tc>
+          <w:tcPr/>
+          <w:p>
+            <w:pPr>
+              <w:pStyle w:val="Compact"/>
+            </w:pPr>
+          </w:p>
+        </w:tc>
+      </w:tr>
+      <w:tr>
+        <w:tc>
+          <w:tcPr/>
+          <w:p>
+            <w:pPr>
+              <w:pStyle w:val="Compact"/>
+            </w:pPr>
+            <w:r>
+              <w:t xml:space="preserve">Sathya Siddapureddy</w:t>
+            </w:r>
+          </w:p>
+        </w:tc>
+        <w:tc>
+          <w:tcPr/>
+          <w:p>
+            <w:pPr>
+              <w:pStyle w:val="Compact"/>
+            </w:pPr>
+            <w:r>
+              <w:t xml:space="preserve">—</w:t>
+            </w:r>
+          </w:p>
+        </w:tc>
+        <w:tc>
+          <w:tcPr/>
+          <w:p>
+            <w:pPr>
+              <w:pStyle w:val="Compact"/>
+            </w:pPr>
+          </w:p>
+        </w:tc>
+      </w:tr>
+      <w:tr>
+        <w:tc>
+          <w:tcPr/>
+          <w:p>
+            <w:pPr>
+              <w:pStyle w:val="Compact"/>
+            </w:pPr>
+            <w:r>
+              <w:t xml:space="preserve">Michael McLellan</w:t>
+            </w:r>
+          </w:p>
+        </w:tc>
+        <w:tc>
+          <w:tcPr/>
+          <w:p>
+            <w:pPr>
+              <w:pStyle w:val="Compact"/>
+            </w:pPr>
+            <w:r>
+              <w:t xml:space="preserve">—</w:t>
+            </w:r>
+          </w:p>
+        </w:tc>
+        <w:tc>
+          <w:tcPr/>
+          <w:p>
+            <w:pPr>
+              <w:pStyle w:val="Compact"/>
+            </w:pPr>
+          </w:p>
+        </w:tc>
+      </w:tr>
+      <w:tr>
+        <w:tc>
+          <w:tcPr/>
+          <w:p>
+            <w:pPr>
+              <w:pStyle w:val="Compact"/>
+            </w:pPr>
+            <w:r>
+              <w:t xml:space="preserve">Jerick Kim</w:t>
+            </w:r>
+          </w:p>
+        </w:tc>
+        <w:tc>
+          <w:tcPr/>
+          <w:p>
+            <w:pPr>
+              <w:pStyle w:val="Compact"/>
+            </w:pPr>
+            <w:r>
+              <w:t xml:space="preserve">—</w:t>
+            </w:r>
+          </w:p>
+        </w:tc>
+        <w:tc>
+          <w:tcPr/>
+          <w:p>
+            <w:pPr>
+              <w:pStyle w:val="Compact"/>
+            </w:pPr>
+          </w:p>
+        </w:tc>
+      </w:tr>
+      <w:tr>
+        <w:tc>
+          <w:tcPr/>
+          <w:p>
+            <w:pPr>
+              <w:pStyle w:val="Compact"/>
+            </w:pPr>
+            <w:r>
+              <w:t xml:space="preserve">Emi Ueda-Martinez</w:t>
+            </w:r>
+          </w:p>
+        </w:tc>
+        <w:tc>
+          <w:tcPr/>
+          <w:p>
+            <w:pPr>
+              <w:pStyle w:val="Compact"/>
+            </w:pPr>
+            <w:r>
+              <w:t xml:space="preserve">hv3612@wayne.edu</w:t>
+            </w:r>
+          </w:p>
+        </w:tc>
+        <w:tc>
+          <w:tcPr/>
+          <w:p>
+            <w:pPr>
+              <w:pStyle w:val="Compact"/>
+            </w:pPr>
+          </w:p>
+        </w:tc>
+      </w:tr>
+      <w:tr>
+        <w:tc>
+          <w:tcPr/>
+          <w:p>
+            <w:pPr>
+              <w:pStyle w:val="Compact"/>
+            </w:pPr>
+            <w:r>
+              <w:t xml:space="preserve">Nishaan Makim</w:t>
+            </w:r>
+          </w:p>
+        </w:tc>
+        <w:tc>
+          <w:tcPr/>
+          <w:p>
+            <w:pPr>
+              <w:pStyle w:val="Compact"/>
+            </w:pPr>
+            <w:r>
+              <w:t xml:space="preserve">naahsin@gmail.com</w:t>
+            </w:r>
+          </w:p>
+        </w:tc>
+        <w:tc>
+          <w:tcPr/>
+          <w:p>
+            <w:pPr>
+              <w:pStyle w:val="Compact"/>
+            </w:pPr>
+            <w:r>
+              <w:rPr>
+                <w:b/>
+                <w:bCs/>
+              </w:rPr>
+              <w:t xml:space="preserve">Not WSU-affiliated.</w:t>
+            </w:r>
+            <w:r>
+              <w:t xml:space="preserve"> </w:t>
+            </w:r>
+            <w:r>
+              <w:t xml:space="preserve">Every personnel entry in this protocol carries a WSU AccessID, and Obligations and COI are signed in eProtocol. He will need a sponsored/guest WSU AccessID before he can be listed; CITI must then be completed under that WSU affiliation so the protocol can pull his record.</w:t>
+            </w:r>
+          </w:p>
+        </w:tc>
+      </w:tr>
+      <w:tr>
+        <w:tc>
+          <w:tcPr/>
+          <w:p>
+            <w:pPr>
+              <w:pStyle w:val="Compact"/>
+            </w:pPr>
+            <w:r>
+              <w:t xml:space="preserve">Miraziz Ismoilov, MD; Nizar Alnabahneh, MD</w:t>
+            </w:r>
+          </w:p>
+        </w:tc>
+        <w:tc>
+          <w:tcPr/>
+          <w:p>
+            <w:pPr>
+              <w:pStyle w:val="Compact"/>
+            </w:pPr>
+            <w:r>
+              <w:t xml:space="preserve">—</w:t>
+            </w:r>
+          </w:p>
+        </w:tc>
+        <w:tc>
+          <w:tcPr/>
+          <w:p>
+            <w:pPr>
+              <w:pStyle w:val="Compact"/>
+            </w:pPr>
+            <w:r>
+              <w:t xml:space="preserve">Radiology.</w:t>
+            </w:r>
+            <w:r>
+              <w:t xml:space="preserve"> </w:t>
+            </w:r>
+            <w:r>
+              <w:rPr>
+                <w:b/>
+                <w:bCs/>
+              </w:rPr>
+              <w:t xml:space="preserve">Add only if they will adjudicate DMC images</w:t>
+            </w:r>
+            <w:r>
+              <w:t xml:space="preserve">; omit if their role stays on public data.</w:t>
+            </w:r>
+          </w:p>
+        </w:tc>
+      </w:tr>
+    </w:tbl>
+    <w:p>
+      <w:pPr>
+        <w:pStyle w:val="BodyText"/>
+      </w:pPr>
+      <w:r>
+        <w:t xml:space="preserve">Each must complete before submission: CITI</w:t>
+      </w:r>
+      <w:r>
+        <w:t xml:space="preserve"> </w:t>
+      </w:r>
+      <w:r>
+        <w:rPr>
+          <w:i/>
+          <w:iCs/>
+        </w:rPr>
+        <w:t xml:space="preserve">Biomedical Investigators</w:t>
+      </w:r>
+      <w:r>
+        <w:t xml:space="preserve">,</w:t>
+      </w:r>
+      <w:r>
+        <w:t xml:space="preserve"> </w:t>
+      </w:r>
+      <w:r>
+        <w:rPr>
+          <w:i/>
+          <w:iCs/>
+        </w:rPr>
+        <w:t xml:space="preserve">HIPS for Students</w:t>
+      </w:r>
+      <w:r>
+        <w:rPr>
+          <w:i/>
+          <w:iCs/>
+        </w:rPr>
+        <w:t xml:space="preserve"> </w:t>
+      </w:r>
+      <w:r>
+        <w:rPr>
+          <w:i/>
+          <w:iCs/>
+        </w:rPr>
+        <w:t xml:space="preserve">and Instructors</w:t>
+      </w:r>
+      <w:r>
+        <w:t xml:space="preserve">,</w:t>
+      </w:r>
+      <w:r>
+        <w:t xml:space="preserve"> </w:t>
+      </w:r>
+      <w:r>
+        <w:rPr>
+          <w:i/>
+          <w:iCs/>
+        </w:rPr>
+        <w:t xml:space="preserve">Biomedical Responsible Conduct of Research</w:t>
+      </w:r>
+      <w:r>
+        <w:t xml:space="preserve">; sign the</w:t>
       </w:r>
       <w:r>
         <w:t xml:space="preserve"> </w:t>
@@ -468,13 +1412,48 @@
           <w:b/>
           <w:bCs/>
         </w:rPr>
-        <w:t xml:space="preserve">CT report</w:t>
-      </w:r>
-      <w:r>
-        <w:t xml:space="preserve"> </w:t>
-      </w:r>
-      <w:r>
-        <w:t xml:space="preserve">is enough; we do not need the images.</w:t>
+        <w:t xml:space="preserve">Obligations</w:t>
+      </w:r>
+      <w:r>
+        <w:t xml:space="preserve"> </w:t>
+      </w:r>
+      <w:r>
+        <w:t xml:space="preserve">page;</w:t>
+      </w:r>
+      <w:r>
+        <w:t xml:space="preserve"> </w:t>
+      </w:r>
+      <w:r>
+        <w:t xml:space="preserve">complete</w:t>
+      </w:r>
+      <w:r>
+        <w:t xml:space="preserve"> </w:t>
+      </w:r>
+      <w:r>
+        <w:rPr>
+          <w:b/>
+          <w:bCs/>
+        </w:rPr>
+        <w:t xml:space="preserve">COI</w:t>
+      </w:r>
+      <w:r>
+        <w:t xml:space="preserve">. One incomplete person holds the amendment; list whoever is done by the</w:t>
+      </w:r>
+      <w:r>
+        <w:t xml:space="preserve"> </w:t>
+      </w:r>
+      <w:r>
+        <w:t xml:space="preserve">submission date and add the rest on the next one.</w:t>
+      </w:r>
+    </w:p>
+    <w:bookmarkEnd w:id="15"/>
+    <w:bookmarkStart w:id="16" w:name="study-location-dmc-application"/>
+    <w:p>
+      <w:pPr>
+        <w:pStyle w:val="Heading1"/>
+      </w:pPr>
+      <w:r>
+        <w:t xml:space="preserve">Study Location / DMC Application</w:t>
       </w:r>
     </w:p>
     <w:p>
@@ -482,69 +1461,51 @@
         <w:pStyle w:val="FirstParagraph"/>
       </w:pPr>
       <w:r>
-        <w:t xml:space="preserve">So the honest data request is: all trauma spine radiographs in the log; CT</w:t>
-      </w:r>
-      <w:r>
-        <w:t xml:space="preserve"> </w:t>
-      </w:r>
-      <w:r>
-        <w:rPr>
-          <w:i/>
-          <w:iCs/>
-        </w:rPr>
-        <w:t xml:space="preserve">reports</w:t>
-      </w:r>
-      <w:r>
-        <w:t xml:space="preserve"> </w:t>
-      </w:r>
-      <w:r>
-        <w:t xml:space="preserve">for the</w:t>
-      </w:r>
-      <w:r>
-        <w:t xml:space="preserve"> </w:t>
-      </w:r>
-      <w:r>
-        <w:t xml:space="preserve">same encounters; and CT</w:t>
-      </w:r>
-      <w:r>
-        <w:t xml:space="preserve"> </w:t>
-      </w:r>
-      <w:r>
-        <w:rPr>
-          <w:i/>
-          <w:iCs/>
-        </w:rPr>
-        <w:t xml:space="preserve">images</w:t>
-      </w:r>
-      <w:r>
-        <w:t xml:space="preserve"> </w:t>
-      </w:r>
-      <w:r>
-        <w:t xml:space="preserve">only for the paired subset used for the level-naming</w:t>
-      </w:r>
-      <w:r>
-        <w:t xml:space="preserve"> </w:t>
-      </w:r>
-      <w:r>
-        <w:t xml:space="preserve">check. Everything else about the model can be built without touching DMC CT at all.</w:t>
-      </w:r>
-    </w:p>
-    <w:bookmarkEnd w:id="11"/>
-    <w:bookmarkStart w:id="12" w:name="what-we-would-pull-from-the-protocol"/>
+        <w:t xml:space="preserve">DMC unchanged.</w:t>
+      </w:r>
+      <w:r>
+        <w:t xml:space="preserve"> </w:t>
+      </w:r>
+      <w:r>
+        <w:rPr>
+          <w:b/>
+          <w:bCs/>
+        </w:rPr>
+        <w:t xml:space="preserve">DMC Application, Section 5:</w:t>
+      </w:r>
+      <w:r>
+        <w:t xml:space="preserve"> </w:t>
+      </w:r>
+      <w:r>
+        <w:t xml:space="preserve">re-select</w:t>
+      </w:r>
+      <w:r>
+        <w:t xml:space="preserve"> </w:t>
+      </w:r>
+      <w:r>
+        <w:t xml:space="preserve">“DMC Radiology/Imaging Services”</w:t>
+      </w:r>
+      <w:r>
+        <w:t xml:space="preserve"> </w:t>
+      </w:r>
+      <w:r>
+        <w:t xml:space="preserve">with a statement that images will be retrieved from PACS, not only records read. It was</w:t>
+      </w:r>
+      <w:r>
+        <w:t xml:space="preserve"> </w:t>
+      </w:r>
+      <w:r>
+        <w:t xml:space="preserve">deselected in 2022 at the CRO reviewer’s request.</w:t>
+      </w:r>
+    </w:p>
+    <w:bookmarkEnd w:id="16"/>
+    <w:bookmarkStart w:id="17" w:name="attachments-add-highlighted"/>
     <w:p>
       <w:pPr>
         <w:pStyle w:val="Heading1"/>
       </w:pPr>
       <w:r>
-        <w:t xml:space="preserve">What we would pull from the protocol</w:t>
-      </w:r>
-    </w:p>
-    <w:p>
-      <w:pPr>
-        <w:pStyle w:val="FirstParagraph"/>
-      </w:pPr>
-      <w:r>
-        <w:t xml:space="preserve">From the trauma log and PACS, for patients already captured under the Trauma QI protocol:</w:t>
+        <w:t xml:space="preserve">Attachments — add, highlighted</w:t>
       </w:r>
     </w:p>
     <w:p>
@@ -556,7 +1517,19 @@
         </w:numPr>
       </w:pPr>
       <w:r>
-        <w:t xml:space="preserve">Thoracolumbar and lumbar spine radiographs (AP and lateral), with the dictated report.</w:t>
+        <w:t xml:space="preserve">Revised data collection sheet (</w:t>
+      </w:r>
+      <w:r>
+        <w:t xml:space="preserve">“Orthopaedic Trauma Patient Variables”</w:t>
+      </w:r>
+      <w:r>
+        <w:t xml:space="preserve">) with imaging fields:</w:t>
+      </w:r>
+      <w:r>
+        <w:t xml:space="preserve"> </w:t>
+      </w:r>
+      <w:r>
+        <w:t xml:space="preserve">study ID, radiograph accession and views present, CT accession, report findings.</w:t>
       </w:r>
     </w:p>
     <w:p>
@@ -568,7 +1541,7 @@
         </w:numPr>
       </w:pPr>
       <w:r>
-        <w:t xml:space="preserve">The CT report for any spine CT in the same encounter.</w:t>
+        <w:t xml:space="preserve">Revised protocol document with the imaging methodology and the named storage environment.</w:t>
       </w:r>
     </w:p>
     <w:p>
@@ -580,151 +1553,17 @@
         </w:numPr>
       </w:pPr>
       <w:r>
-        <w:t xml:space="preserve">CT images for the subset of encounters with both a radiograph and a spine CT.</w:t>
-      </w:r>
-    </w:p>
-    <w:p>
-      <w:pPr>
-        <w:pStyle w:val="Compact"/>
-        <w:numPr>
-          <w:ilvl w:val="0"/>
-          <w:numId w:val="1002"/>
-        </w:numPr>
-      </w:pPr>
-      <w:r>
-        <w:t xml:space="preserve">Age, sex, mechanism, and whether the injury was operative. No names, MRNs, or dates</w:t>
-      </w:r>
-      <w:r>
-        <w:t xml:space="preserve"> </w:t>
-      </w:r>
-      <w:r>
-        <w:t xml:space="preserve">leave the DMC environment; the study ID is generated at pull.</w:t>
-      </w:r>
-    </w:p>
-    <w:p>
-      <w:pPr>
-        <w:pStyle w:val="FirstParagraph"/>
-      </w:pPr>
-      <w:r>
-        <w:t xml:space="preserve">A retrospective, de-identified pull. Volume to be set with the lab once we know the log’s</w:t>
-      </w:r>
-      <w:r>
-        <w:t xml:space="preserve"> </w:t>
-      </w:r>
-      <w:r>
-        <w:t xml:space="preserve">date range.</w:t>
-      </w:r>
-    </w:p>
-    <w:bookmarkEnd w:id="12"/>
-    <w:bookmarkStart w:id="13" w:name="what-we-would-do-with-it"/>
+        <w:t xml:space="preserve">Revised DMC Application (Section 5).</w:t>
+      </w:r>
+    </w:p>
+    <w:bookmarkEnd w:id="17"/>
+    <w:bookmarkStart w:id="18" w:name="open-before-submission"/>
     <w:p>
       <w:pPr>
         <w:pStyle w:val="Heading1"/>
       </w:pPr>
       <w:r>
-        <w:t xml:space="preserve">What we would do with it</w:t>
-      </w:r>
-    </w:p>
-    <w:p>
-      <w:pPr>
-        <w:pStyle w:val="FirstParagraph"/>
-      </w:pPr>
-      <w:r>
-        <w:rPr>
-          <w:b/>
-          <w:bCs/>
-        </w:rPr>
-        <w:t xml:space="preserve">Stage 1 — build the model on public data.</w:t>
-      </w:r>
-      <w:r>
-        <w:t xml:space="preserve"> </w:t>
-      </w:r>
-      <w:r>
-        <w:t xml:space="preserve">This happens first and needs nothing from DMC.</w:t>
-      </w:r>
-      <w:r>
-        <w:t xml:space="preserve"> </w:t>
-      </w:r>
-      <w:r>
-        <w:t xml:space="preserve">Fracture detection and outlining train on FracAtlas (4,083 radiographs with segmentation</w:t>
-      </w:r>
-      <w:r>
-        <w:t xml:space="preserve"> </w:t>
-      </w:r>
-      <w:r>
-        <w:t xml:space="preserve">masks)</w:t>
-      </w:r>
-      <w:r>
-        <w:rPr>
-          <w:vertAlign w:val="superscript"/>
-        </w:rPr>
-        <w:t xml:space="preserve">6</w:t>
-      </w:r>
-      <w:r>
-        <w:t xml:space="preserve"> </w:t>
-      </w:r>
-      <w:r>
-        <w:t xml:space="preserve">and GRAZPEDWRI-DX (20,000 wrist films with boxes); level naming trains on</w:t>
-      </w:r>
-      <w:r>
-        <w:t xml:space="preserve"> </w:t>
-      </w:r>
-      <w:r>
-        <w:t xml:space="preserve">projections rendered from CTSpinoPelvic1K plus VinDr-RibCXR for rib numbering; the</w:t>
-      </w:r>
-      <w:r>
-        <w:t xml:space="preserve"> </w:t>
-      </w:r>
-      <w:r>
-        <w:t xml:space="preserve">spinopelvic measurements are already benchmarked on the CT. By the time we ask for DMC data</w:t>
-      </w:r>
-      <w:r>
-        <w:t xml:space="preserve"> </w:t>
-      </w:r>
-      <w:r>
-        <w:t xml:space="preserve">we have a working model with published-benchmark numbers.</w:t>
-      </w:r>
-    </w:p>
-    <w:p>
-      <w:pPr>
-        <w:pStyle w:val="BodyText"/>
-      </w:pPr>
-      <w:r>
-        <w:rPr>
-          <w:b/>
-          <w:bCs/>
-        </w:rPr>
-        <w:t xml:space="preserve">Stage 2 — refine on DMC radiographs.</w:t>
-      </w:r>
-      <w:r>
-        <w:t xml:space="preserve"> </w:t>
-      </w:r>
-      <w:r>
-        <w:t xml:space="preserve">Fine-tune on the de-identified trauma films so the</w:t>
-      </w:r>
-      <w:r>
-        <w:t xml:space="preserve"> </w:t>
-      </w:r>
-      <w:r>
-        <w:t xml:space="preserve">model has seen our scanners, our protocols, and our patients.</w:t>
-      </w:r>
-    </w:p>
-    <w:p>
-      <w:pPr>
-        <w:pStyle w:val="BodyText"/>
-      </w:pPr>
-      <w:r>
-        <w:rPr>
-          <w:b/>
-          <w:bCs/>
-        </w:rPr>
-        <w:t xml:space="preserve">Stage 3 — evaluate against CT.</w:t>
-      </w:r>
-      <w:r>
-        <w:t xml:space="preserve"> </w:t>
-      </w:r>
-      <w:r>
-        <w:t xml:space="preserve">On a held-out set never used for training, report:</w:t>
+        <w:t xml:space="preserve">Open before submission</w:t>
       </w:r>
     </w:p>
     <w:p>
@@ -736,13 +1575,23 @@
         </w:numPr>
       </w:pPr>
       <w:r>
-        <w:t xml:space="preserve">Sensitivity for fractures that were missed on the initial film and found on CT. That is</w:t>
-      </w:r>
-      <w:r>
-        <w:t xml:space="preserve"> </w:t>
-      </w:r>
-      <w:r>
-        <w:t xml:space="preserve">the number that matters clinically, not just an AUC.</w:t>
+        <w:rPr>
+          <w:b/>
+          <w:bCs/>
+        </w:rPr>
+        <w:t xml:space="preserve">[N]</w:t>
+      </w:r>
+      <w:r>
+        <w:t xml:space="preserve"> </w:t>
+      </w:r>
+      <w:r>
+        <w:t xml:space="preserve">from a trauma-log query: encounters with a thoracolumbar or lumbar spine</w:t>
+      </w:r>
+      <w:r>
+        <w:t xml:space="preserve"> </w:t>
+      </w:r>
+      <w:r>
+        <w:t xml:space="preserve">radiograph and a spine CT report in the same encounter, and the log’s date range.</w:t>
       </w:r>
     </w:p>
     <w:p>
@@ -754,13 +1603,7 @@
         </w:numPr>
       </w:pPr>
       <w:r>
-        <w:t xml:space="preserve">Level agreement with CT, reported separately for normal and transitional spines. Averaging</w:t>
-      </w:r>
-      <w:r>
-        <w:t xml:space="preserve"> </w:t>
-      </w:r>
-      <w:r>
-        <w:t xml:space="preserve">the two hides the failure in the 4–30% where it actually happens.</w:t>
+        <w:t xml:space="preserve">Radiology residents on or off the amendment.</w:t>
       </w:r>
     </w:p>
     <w:p>
@@ -772,7 +1615,19 @@
         </w:numPr>
       </w:pPr>
       <w:r>
-        <w:t xml:space="preserve">Displacement call against the report.</w:t>
+        <w:t xml:space="preserve">A labeling tool on WSU compute (ITK-SNAP or 3D Slicer on a WSU machine, or self-hosted</w:t>
+      </w:r>
+      <w:r>
+        <w:t xml:space="preserve"> </w:t>
+      </w:r>
+      <w:r>
+        <w:t xml:space="preserve">CVAT on the cluster). The Colab server used for the CT work is commercial cloud and is</w:t>
+      </w:r>
+      <w:r>
+        <w:t xml:space="preserve"> </w:t>
+      </w:r>
+      <w:r>
+        <w:t xml:space="preserve">excluded by the storage text above.</w:t>
       </w:r>
     </w:p>
     <w:p>
@@ -784,171 +1639,17 @@
         </w:numPr>
       </w:pPr>
       <w:r>
-        <w:t xml:space="preserve">Spinopelvic parameters against manual measurement, compared with the published error bands</w:t>
-      </w:r>
-      <w:r>
-        <w:t xml:space="preserve"> </w:t>
-      </w:r>
-      <w:r>
-        <w:t xml:space="preserve">(pooled mean absolute error for pelvic incidence is about 4°).</w:t>
-      </w:r>
-      <w:r>
-        <w:rPr>
-          <w:vertAlign w:val="superscript"/>
-        </w:rPr>
-        <w:t xml:space="preserve">7</w:t>
-      </w:r>
-    </w:p>
-    <w:bookmarkEnd w:id="13"/>
-    <w:bookmarkStart w:id="14" w:name="where-the-data-lives"/>
+        <w:t xml:space="preserve">A sponsored WSU AccessID for Nishaan Makim.</w:t>
+      </w:r>
+    </w:p>
+    <w:bookmarkEnd w:id="18"/>
+    <w:bookmarkStart w:id="19" w:name="references"/>
     <w:p>
       <w:pPr>
         <w:pStyle w:val="Heading1"/>
       </w:pPr>
       <w:r>
-        <w:t xml:space="preserve">Where the data lives</w:t>
-      </w:r>
-    </w:p>
-    <w:p>
-      <w:pPr>
-        <w:pStyle w:val="FirstParagraph"/>
-      </w:pPr>
-      <w:r>
-        <w:t xml:space="preserve">All DMC imaging is de-identified before it leaves the DMC environment and is then stored and</w:t>
-      </w:r>
-      <w:r>
-        <w:t xml:space="preserve"> </w:t>
-      </w:r>
-      <w:r>
-        <w:t xml:space="preserve">processed only on Wayne State research computing — the WSU high-performance cluster, where</w:t>
-      </w:r>
-      <w:r>
-        <w:t xml:space="preserve"> </w:t>
-      </w:r>
-      <w:r>
-        <w:t xml:space="preserve">our CT pipeline already runs. Nothing goes to a personal machine, a personal cloud account,</w:t>
-      </w:r>
-      <w:r>
-        <w:t xml:space="preserve"> </w:t>
-      </w:r>
-      <w:r>
-        <w:t xml:space="preserve">commercial cloud compute, or any third-party AI service. The models are open-weight and</w:t>
-      </w:r>
-      <w:r>
-        <w:t xml:space="preserve"> </w:t>
-      </w:r>
-      <w:r>
-        <w:t xml:space="preserve">trained locally, so no patient image ever leaves institutional storage. Access to the study</w:t>
-      </w:r>
-      <w:r>
-        <w:t xml:space="preserve"> </w:t>
-      </w:r>
-      <w:r>
-        <w:t xml:space="preserve">directory is limited to named study personnel. Any linkage to the record stays inside DMC</w:t>
-      </w:r>
-      <w:r>
-        <w:t xml:space="preserve"> </w:t>
-      </w:r>
-      <w:r>
-        <w:t xml:space="preserve">under the protocol.</w:t>
-      </w:r>
-    </w:p>
-    <w:p>
-      <w:pPr>
-        <w:pStyle w:val="BodyText"/>
-      </w:pPr>
-      <w:r>
-        <w:t xml:space="preserve">What gets published is model weights and aggregate numbers, not images. If a figure needs an</w:t>
-      </w:r>
-      <w:r>
-        <w:t xml:space="preserve"> </w:t>
-      </w:r>
-      <w:r>
-        <w:t xml:space="preserve">example radiograph we use a public-dataset case.</w:t>
-      </w:r>
-    </w:p>
-    <w:bookmarkEnd w:id="14"/>
-    <w:bookmarkStart w:id="15" w:name="X21a99f8b9ad68224522f2f0411e0a081e2a089b"/>
-    <w:p>
-      <w:pPr>
-        <w:pStyle w:val="Heading1"/>
-      </w:pPr>
-      <w:r>
-        <w:t xml:space="preserve">What the protocol covers, and what it does not</w:t>
-      </w:r>
-    </w:p>
-    <w:p>
-      <w:pPr>
-        <w:pStyle w:val="FirstParagraph"/>
-      </w:pPr>
-      <w:r>
-        <w:t xml:space="preserve">We read IRB-21-10-4123 (</w:t>
-      </w:r>
-      <w:r>
-        <w:t xml:space="preserve">“Improving Outcome in Orthopaedics Trauma Care”</w:t>
-      </w:r>
-      <w:r>
-        <w:t xml:space="preserve">, expedited,</w:t>
-      </w:r>
-      <w:r>
-        <w:t xml:space="preserve"> </w:t>
-      </w:r>
-      <w:r>
-        <w:t xml:space="preserve">approved June 2022, DMC Research Review RR#19981) against this plan.</w:t>
-      </w:r>
-    </w:p>
-    <w:p>
-      <w:pPr>
-        <w:pStyle w:val="BodyText"/>
-      </w:pPr>
-      <w:r>
-        <w:rPr>
-          <w:b/>
-          <w:bCs/>
-        </w:rPr>
-        <w:t xml:space="preserve">Already covered.</w:t>
-      </w:r>
-      <w:r>
-        <w:t xml:space="preserve"> </w:t>
-      </w:r>
-      <w:r>
-        <w:t xml:space="preserve">A retrospective secondary analysis of DMC orthopaedic trauma records</w:t>
-      </w:r>
-      <w:r>
-        <w:t xml:space="preserve"> </w:t>
-      </w:r>
-      <w:r>
-        <w:t xml:space="preserve">from the trauma registry and EMR, adults 18–99, under an approved waiver of consent and</w:t>
-      </w:r>
-      <w:r>
-        <w:t xml:space="preserve"> </w:t>
-      </w:r>
-      <w:r>
-        <w:t xml:space="preserve">waiver of HIPAA authorization, at DMC, with the author listed as an investigator. The</w:t>
-      </w:r>
-      <w:r>
-        <w:t xml:space="preserve"> </w:t>
-      </w:r>
-      <w:r>
-        <w:t xml:space="preserve">protocol’s stated aims include identifying new orthopaedic injury patterns, which is where</w:t>
-      </w:r>
-      <w:r>
-        <w:t xml:space="preserve"> </w:t>
-      </w:r>
-      <w:r>
-        <w:t xml:space="preserve">this work sits.</w:t>
-      </w:r>
-    </w:p>
-    <w:p>
-      <w:pPr>
-        <w:pStyle w:val="BodyText"/>
-      </w:pPr>
-      <w:r>
-        <w:rPr>
-          <w:b/>
-          <w:bCs/>
-        </w:rPr>
-        <w:t xml:space="preserve">Not in the protocol as written, and needing an amendment before we pull anything:</w:t>
+        <w:t xml:space="preserve">References</w:t>
       </w:r>
     </w:p>
     <w:p>
@@ -960,65 +1661,13 @@
         </w:numPr>
       </w:pPr>
       <w:r>
-        <w:rPr>
-          <w:i/>
-          <w:iCs/>
-        </w:rPr>
-        <w:t xml:space="preserve">Imaging as a data source.</w:t>
-      </w:r>
-      <w:r>
-        <w:t xml:space="preserve"> </w:t>
-      </w:r>
-      <w:r>
-        <w:t xml:space="preserve">The approved data instrument is the</w:t>
-      </w:r>
-      <w:r>
-        <w:t xml:space="preserve"> </w:t>
-      </w:r>
-      <w:r>
-        <w:t xml:space="preserve">“Orthopaedic Trauma</w:t>
-      </w:r>
-      <w:r>
-        <w:t xml:space="preserve"> </w:t>
-      </w:r>
-      <w:r>
-        <w:t xml:space="preserve">Patient Variables”</w:t>
-      </w:r>
-      <w:r>
-        <w:t xml:space="preserve"> </w:t>
-      </w:r>
-      <w:r>
-        <w:t xml:space="preserve">sheet. Radiographs, CT, and PACS do not appear anywhere in the</w:t>
-      </w:r>
-      <w:r>
-        <w:t xml:space="preserve"> </w:t>
-      </w:r>
-      <w:r>
-        <w:t xml:space="preserve">protocol, and at the 2022 DMC review the team was asked to deselect</w:t>
-      </w:r>
-      <w:r>
-        <w:t xml:space="preserve"> </w:t>
-      </w:r>
-      <w:r>
-        <w:t xml:space="preserve">“DMC</w:t>
-      </w:r>
-      <w:r>
-        <w:t xml:space="preserve"> </w:t>
-      </w:r>
-      <w:r>
-        <w:t xml:space="preserve">Radiology/Imaging Services”</w:t>
-      </w:r>
-      <w:r>
-        <w:t xml:space="preserve"> </w:t>
-      </w:r>
-      <w:r>
-        <w:t xml:space="preserve">unless it would be used beyond reading records. Pulling</w:t>
-      </w:r>
-      <w:r>
-        <w:t xml:space="preserve"> </w:t>
-      </w:r>
-      <w:r>
-        <w:t xml:space="preserve">images from Radiology is a new data source.</w:t>
+        <w:t xml:space="preserve">GLEAMER BoneView: FDA 510(k) clearance, March 2022; figures as reported by the</w:t>
+      </w:r>
+      <w:r>
+        <w:t xml:space="preserve"> </w:t>
+      </w:r>
+      <w:r>
+        <w:t xml:space="preserve">manufacturer. https://www.gleamer.ai</w:t>
       </w:r>
     </w:p>
     <w:p>
@@ -1030,35 +1679,35 @@
         </w:numPr>
       </w:pPr>
       <w:r>
+        <w:t xml:space="preserve">Konin GP, Walz DM. Lumbosacral transitional vertebrae: classification, imaging findings,</w:t>
+      </w:r>
+      <w:r>
+        <w:t xml:space="preserve"> </w:t>
+      </w:r>
+      <w:r>
+        <w:t xml:space="preserve">and clinical relevance.</w:t>
+      </w:r>
+      <w:r>
+        <w:t xml:space="preserve"> </w:t>
+      </w:r>
+      <w:r>
         <w:rPr>
           <w:i/>
           <w:iCs/>
         </w:rPr>
-        <w:t xml:space="preserve">Where data is stored.</w:t>
-      </w:r>
-      <w:r>
-        <w:t xml:space="preserve"> </w:t>
-      </w:r>
-      <w:r>
-        <w:t xml:space="preserve">The protocol states data is coded and kept on DMC Citrix and is</w:t>
-      </w:r>
-      <w:r>
-        <w:t xml:space="preserve"> </w:t>
-      </w:r>
-      <w:r>
-        <w:t xml:space="preserve">not shared outside the research team. Storing de-identified images on Wayne State</w:t>
-      </w:r>
-      <w:r>
-        <w:t xml:space="preserve"> </w:t>
-      </w:r>
-      <w:r>
-        <w:t xml:space="preserve">research computing is a change of location and needs to be written in, with the</w:t>
-      </w:r>
-      <w:r>
-        <w:t xml:space="preserve"> </w:t>
-      </w:r>
-      <w:r>
-        <w:t xml:space="preserve">de-identification step described.</w:t>
+        <w:t xml:space="preserve">AJNR Am J Neuroradiol.</w:t>
+      </w:r>
+      <w:r>
+        <w:t xml:space="preserve"> </w:t>
+      </w:r>
+      <w:r>
+        <w:t xml:space="preserve">2010;31(10):1778–1786.</w:t>
+      </w:r>
+      <w:r>
+        <w:t xml:space="preserve"> </w:t>
+      </w:r>
+      <w:r>
+        <w:t xml:space="preserve">doi:10.3174/ajnr.A2036</w:t>
       </w:r>
     </w:p>
     <w:p>
@@ -1070,23 +1719,29 @@
         </w:numPr>
       </w:pPr>
       <w:r>
+        <w:t xml:space="preserve">Lian J, Levine N, Cho W. A review of lumbosacral transitional vertebrae and associated</w:t>
+      </w:r>
+      <w:r>
+        <w:t xml:space="preserve"> </w:t>
+      </w:r>
+      <w:r>
+        <w:t xml:space="preserve">vertebral numeration.</w:t>
+      </w:r>
+      <w:r>
+        <w:t xml:space="preserve"> </w:t>
+      </w:r>
+      <w:r>
         <w:rPr>
           <w:i/>
           <w:iCs/>
         </w:rPr>
-        <w:t xml:space="preserve">What is done with it.</w:t>
-      </w:r>
-      <w:r>
-        <w:t xml:space="preserve"> </w:t>
-      </w:r>
-      <w:r>
-        <w:t xml:space="preserve">Procedures describe chart review. Model training is a new</w:t>
-      </w:r>
-      <w:r>
-        <w:t xml:space="preserve"> </w:t>
-      </w:r>
-      <w:r>
-        <w:t xml:space="preserve">analysis and should be named as such.</w:t>
+        <w:t xml:space="preserve">Eur Spine J.</w:t>
+      </w:r>
+      <w:r>
+        <w:t xml:space="preserve"> </w:t>
+      </w:r>
+      <w:r>
+        <w:t xml:space="preserve">2018;27(5):995–1004. doi:10.1007/s00586-018-5554-8</w:t>
       </w:r>
     </w:p>
     <w:p>
@@ -1098,47 +1753,23 @@
         </w:numPr>
       </w:pPr>
       <w:r>
+        <w:t xml:space="preserve">Epstein NE. A perspective on wrong level, wrong side, and wrong site spine surgery.</w:t>
+      </w:r>
+      <w:r>
+        <w:t xml:space="preserve"> </w:t>
+      </w:r>
+      <w:r>
         <w:rPr>
           <w:i/>
           <w:iCs/>
         </w:rPr>
-        <w:t xml:space="preserve">Record count.</w:t>
-      </w:r>
-      <w:r>
-        <w:t xml:space="preserve"> </w:t>
-      </w:r>
-      <w:r>
-        <w:t xml:space="preserve">2,000 charts are approved. The imaging cohort may exceed that.</w:t>
-      </w:r>
-    </w:p>
-    <w:p>
-      <w:pPr>
-        <w:pStyle w:val="FirstParagraph"/>
-      </w:pPr>
-      <w:r>
-        <w:t xml:space="preserve">None of this is out of the ordinary for this protocol — it has carried 46 approved</w:t>
-      </w:r>
-      <w:r>
-        <w:t xml:space="preserve"> </w:t>
-      </w:r>
-      <w:r>
-        <w:t xml:space="preserve">amendments since 2022, most turning around within two weeks. We would rather file the</w:t>
-      </w:r>
-      <w:r>
-        <w:t xml:space="preserve"> </w:t>
-      </w:r>
-      <w:r>
-        <w:t xml:space="preserve">amendment up front than discover mid-project that an imaging pull was not covered.</w:t>
-      </w:r>
-    </w:p>
-    <w:bookmarkEnd w:id="15"/>
-    <w:bookmarkStart w:id="16" w:name="what-we-are-asking-of-the-lab"/>
-    <w:p>
-      <w:pPr>
-        <w:pStyle w:val="Heading1"/>
-      </w:pPr>
-      <w:r>
-        <w:t xml:space="preserve">What we are asking of the lab</w:t>
+        <w:t xml:space="preserve">Surg Neurol Int.</w:t>
+      </w:r>
+      <w:r>
+        <w:t xml:space="preserve"> </w:t>
+      </w:r>
+      <w:r>
+        <w:t xml:space="preserve">2021;12:286. doi:10.25259/SNI_402_2021</w:t>
       </w:r>
     </w:p>
     <w:p>
@@ -1146,17 +1777,23 @@
         <w:pStyle w:val="Compact"/>
         <w:numPr>
           <w:ilvl w:val="0"/>
-          <w:numId w:val="1005"/>
+          <w:numId w:val="1004"/>
         </w:numPr>
       </w:pPr>
       <w:r>
-        <w:t xml:space="preserve">A query of the trauma log for encounters with spine radiographs and the corresponding CT</w:t>
-      </w:r>
-      <w:r>
-        <w:t xml:space="preserve"> </w:t>
-      </w:r>
-      <w:r>
-        <w:t xml:space="preserve">reports, and an imaging pull for those encounters.</w:t>
+        <w:t xml:space="preserve">Schwing G, et al. CTSpinoPelvic1K: spine, pelvis, ribs and femora in one coordinate frame,</w:t>
+      </w:r>
+      <w:r>
+        <w:t xml:space="preserve"> </w:t>
+      </w:r>
+      <w:r>
+        <w:t xml:space="preserve">annotated for lumbosacral transitional anatomy. Zenodo. doi:10.5281/zenodo.22139642</w:t>
+      </w:r>
+      <w:r>
+        <w:t xml:space="preserve"> </w:t>
+      </w:r>
+      <w:r>
+        <w:t xml:space="preserve">(v7 at doi:10.5281/zenodo.22242745). Dataset descriptor in preparation.</w:t>
       </w:r>
     </w:p>
     <w:p>
@@ -1164,41 +1801,33 @@
         <w:pStyle w:val="Compact"/>
         <w:numPr>
           <w:ilvl w:val="0"/>
-          <w:numId w:val="1005"/>
+          <w:numId w:val="1004"/>
         </w:numPr>
       </w:pPr>
       <w:r>
-        <w:t xml:space="preserve">An amendment to IRB-21-10-4123 covering the four items under</w:t>
-      </w:r>
-      <w:r>
-        <w:t xml:space="preserve"> </w:t>
-      </w:r>
-      <w:r>
-        <w:t xml:space="preserve">“What the protocol</w:t>
-      </w:r>
-      <w:r>
-        <w:t xml:space="preserve"> </w:t>
-      </w:r>
-      <w:r>
-        <w:t xml:space="preserve">covers, and what it does not”</w:t>
-      </w:r>
-      <w:r>
-        <w:t xml:space="preserve"> </w:t>
-      </w:r>
-      <w:r>
-        <w:t xml:space="preserve">below. The author’s addition to personnel (Amendment 47,</w:t>
-      </w:r>
-      <w:r>
-        <w:t xml:space="preserve"> </w:t>
-      </w:r>
-      <w:r>
-        <w:t xml:space="preserve">created 9/2/2026) is still pending; the scope items can ride on the same amendment or the</w:t>
-      </w:r>
-      <w:r>
-        <w:t xml:space="preserve"> </w:t>
-      </w:r>
-      <w:r>
-        <w:t xml:space="preserve">next one.</w:t>
+        <w:t xml:space="preserve">Abedeen I, Rahman MA, Prottyasha FZ, et al. FracAtlas: a dataset for fracture</w:t>
+      </w:r>
+      <w:r>
+        <w:t xml:space="preserve"> </w:t>
+      </w:r>
+      <w:r>
+        <w:t xml:space="preserve">classification, localization and segmentation of musculoskeletal radiographs.</w:t>
+      </w:r>
+      <w:r>
+        <w:t xml:space="preserve"> </w:t>
+      </w:r>
+      <w:r>
+        <w:rPr>
+          <w:i/>
+          <w:iCs/>
+        </w:rPr>
+        <w:t xml:space="preserve">Sci Data.</w:t>
+      </w:r>
+      <w:r>
+        <w:t xml:space="preserve"> </w:t>
+      </w:r>
+      <w:r>
+        <w:t xml:space="preserve">2023;10:521. doi:10.1038/s41597-023-02432-4</w:t>
       </w:r>
     </w:p>
     <w:p>
@@ -1206,71 +1835,17 @@
         <w:pStyle w:val="Compact"/>
         <w:numPr>
           <w:ilvl w:val="0"/>
-          <w:numId w:val="1005"/>
+          <w:numId w:val="1004"/>
         </w:numPr>
       </w:pPr>
       <w:r>
-        <w:t xml:space="preserve">A point of contact for questions about the log’s fields.</w:t>
-      </w:r>
-    </w:p>
-    <w:p>
-      <w:pPr>
-        <w:pStyle w:val="FirstParagraph"/>
-      </w:pPr>
-      <w:r>
-        <w:t xml:space="preserve">Radiology reads for label adjudication are already covered by two radiology residents who</w:t>
-      </w:r>
-      <w:r>
-        <w:t xml:space="preserve"> </w:t>
-      </w:r>
-      <w:r>
-        <w:t xml:space="preserve">work with us on the CT dataset. There is no reading burden on the trauma service.</w:t>
-      </w:r>
-    </w:p>
-    <w:bookmarkEnd w:id="16"/>
-    <w:bookmarkStart w:id="17" w:name="references"/>
-    <w:p>
-      <w:pPr>
-        <w:pStyle w:val="Heading1"/>
-      </w:pPr>
-      <w:r>
-        <w:t xml:space="preserve">References</w:t>
-      </w:r>
-    </w:p>
-    <w:p>
-      <w:pPr>
-        <w:pStyle w:val="Compact"/>
-        <w:numPr>
-          <w:ilvl w:val="0"/>
-          <w:numId w:val="1006"/>
-        </w:numPr>
-      </w:pPr>
-      <w:r>
-        <w:t xml:space="preserve">GLEAMER BoneView: FDA 510(k) clearance, March 2022; deployment and reader-study figures as</w:t>
-      </w:r>
-      <w:r>
-        <w:t xml:space="preserve"> </w:t>
-      </w:r>
-      <w:r>
-        <w:t xml:space="preserve">reported by the manufacturer. https://www.gleamer.ai</w:t>
-      </w:r>
-    </w:p>
-    <w:p>
-      <w:pPr>
-        <w:pStyle w:val="Compact"/>
-        <w:numPr>
-          <w:ilvl w:val="0"/>
-          <w:numId w:val="1006"/>
-        </w:numPr>
-      </w:pPr>
-      <w:r>
-        <w:t xml:space="preserve">Konin GP, Walz DM. Lumbosacral transitional vertebrae: classification, imaging findings,</w:t>
-      </w:r>
-      <w:r>
-        <w:t xml:space="preserve"> </w:t>
-      </w:r>
-      <w:r>
-        <w:t xml:space="preserve">and clinical relevance.</w:t>
+        <w:t xml:space="preserve">Glaser D, AlMekkawi AK, Caruso JP, et al. Deep learning for automated spinopelvic</w:t>
+      </w:r>
+      <w:r>
+        <w:t xml:space="preserve"> </w:t>
+      </w:r>
+      <w:r>
+        <w:t xml:space="preserve">parameter measurement from radiographs: a meta-analysis.</w:t>
       </w:r>
       <w:r>
         <w:t xml:space="preserve"> </w:t>
@@ -1280,166 +1855,6 @@
           <w:i/>
           <w:iCs/>
         </w:rPr>
-        <w:t xml:space="preserve">AJNR Am J Neuroradiol.</w:t>
-      </w:r>
-      <w:r>
-        <w:t xml:space="preserve"> </w:t>
-      </w:r>
-      <w:r>
-        <w:t xml:space="preserve">2010;31(10):1778–1786.</w:t>
-      </w:r>
-      <w:r>
-        <w:t xml:space="preserve"> </w:t>
-      </w:r>
-      <w:r>
-        <w:t xml:space="preserve">doi:10.3174/ajnr.A2036</w:t>
-      </w:r>
-    </w:p>
-    <w:p>
-      <w:pPr>
-        <w:pStyle w:val="Compact"/>
-        <w:numPr>
-          <w:ilvl w:val="0"/>
-          <w:numId w:val="1006"/>
-        </w:numPr>
-      </w:pPr>
-      <w:r>
-        <w:t xml:space="preserve">Lian J, Levine N, Cho W. A review of lumbosacral transitional vertebrae and associated</w:t>
-      </w:r>
-      <w:r>
-        <w:t xml:space="preserve"> </w:t>
-      </w:r>
-      <w:r>
-        <w:t xml:space="preserve">vertebral numeration.</w:t>
-      </w:r>
-      <w:r>
-        <w:t xml:space="preserve"> </w:t>
-      </w:r>
-      <w:r>
-        <w:rPr>
-          <w:i/>
-          <w:iCs/>
-        </w:rPr>
-        <w:t xml:space="preserve">Eur Spine J.</w:t>
-      </w:r>
-      <w:r>
-        <w:t xml:space="preserve"> </w:t>
-      </w:r>
-      <w:r>
-        <w:t xml:space="preserve">2018;27(5):995–1004. doi:10.1007/s00586-018-5554-8</w:t>
-      </w:r>
-    </w:p>
-    <w:p>
-      <w:pPr>
-        <w:pStyle w:val="Compact"/>
-        <w:numPr>
-          <w:ilvl w:val="0"/>
-          <w:numId w:val="1006"/>
-        </w:numPr>
-      </w:pPr>
-      <w:r>
-        <w:t xml:space="preserve">Epstein NE. A perspective on wrong level, wrong side, and wrong site spine surgery.</w:t>
-      </w:r>
-      <w:r>
-        <w:t xml:space="preserve"> </w:t>
-      </w:r>
-      <w:r>
-        <w:rPr>
-          <w:i/>
-          <w:iCs/>
-        </w:rPr>
-        <w:t xml:space="preserve">Surg Neurol Int.</w:t>
-      </w:r>
-      <w:r>
-        <w:t xml:space="preserve"> </w:t>
-      </w:r>
-      <w:r>
-        <w:t xml:space="preserve">2021;12:286. doi:10.25259/SNI_402_2021</w:t>
-      </w:r>
-    </w:p>
-    <w:p>
-      <w:pPr>
-        <w:pStyle w:val="Compact"/>
-        <w:numPr>
-          <w:ilvl w:val="0"/>
-          <w:numId w:val="1006"/>
-        </w:numPr>
-      </w:pPr>
-      <w:r>
-        <w:t xml:space="preserve">Schwing G, et al. CTSpinoPelvic1K: spine, pelvis, ribs and femora in one coordinate frame,</w:t>
-      </w:r>
-      <w:r>
-        <w:t xml:space="preserve"> </w:t>
-      </w:r>
-      <w:r>
-        <w:t xml:space="preserve">annotated for lumbosacral transitional anatomy. Zenodo. doi:10.5281/zenodo.22139642</w:t>
-      </w:r>
-      <w:r>
-        <w:t xml:space="preserve"> </w:t>
-      </w:r>
-      <w:r>
-        <w:t xml:space="preserve">(v7 at doi:10.5281/zenodo.22242745). Dataset descriptor in preparation.</w:t>
-      </w:r>
-    </w:p>
-    <w:p>
-      <w:pPr>
-        <w:pStyle w:val="Compact"/>
-        <w:numPr>
-          <w:ilvl w:val="0"/>
-          <w:numId w:val="1006"/>
-        </w:numPr>
-      </w:pPr>
-      <w:r>
-        <w:t xml:space="preserve">Abedeen I, Rahman MA, Prottyasha FZ, et al. FracAtlas: a dataset for fracture</w:t>
-      </w:r>
-      <w:r>
-        <w:t xml:space="preserve"> </w:t>
-      </w:r>
-      <w:r>
-        <w:t xml:space="preserve">classification, localization and segmentation of musculoskeletal radiographs.</w:t>
-      </w:r>
-      <w:r>
-        <w:t xml:space="preserve"> </w:t>
-      </w:r>
-      <w:r>
-        <w:rPr>
-          <w:i/>
-          <w:iCs/>
-        </w:rPr>
-        <w:t xml:space="preserve">Sci Data.</w:t>
-      </w:r>
-      <w:r>
-        <w:t xml:space="preserve"> </w:t>
-      </w:r>
-      <w:r>
-        <w:t xml:space="preserve">2023;10:521. doi:10.1038/s41597-023-02432-4</w:t>
-      </w:r>
-    </w:p>
-    <w:p>
-      <w:pPr>
-        <w:pStyle w:val="Compact"/>
-        <w:numPr>
-          <w:ilvl w:val="0"/>
-          <w:numId w:val="1006"/>
-        </w:numPr>
-      </w:pPr>
-      <w:r>
-        <w:t xml:space="preserve">Glaser D, AlMekkawi AK, Caruso JP, et al. Deep learning for automated spinopelvic</w:t>
-      </w:r>
-      <w:r>
-        <w:t xml:space="preserve"> </w:t>
-      </w:r>
-      <w:r>
-        <w:t xml:space="preserve">parameter measurement from radiographs: a meta-analysis.</w:t>
-      </w:r>
-      <w:r>
-        <w:t xml:space="preserve"> </w:t>
-      </w:r>
-      <w:r>
-        <w:rPr>
-          <w:i/>
-          <w:iCs/>
-        </w:rPr>
         <w:t xml:space="preserve">Artif Intell Surg.</w:t>
       </w:r>
       <w:r>
@@ -1449,7 +1864,7 @@
         <w:t xml:space="preserve">2025;5:1–15. doi:10.20517/ais.2024.36</w:t>
       </w:r>
     </w:p>
-    <w:bookmarkEnd w:id="17"/>
+    <w:bookmarkEnd w:id="19"/>
     <w:sectPr>
       <w:footnotePr>
         <w:numRestart w:val="eachSect"/>
@@ -1560,85 +1975,85 @@
       </w:pPr>
     </w:lvl>
   </w:abstractNum>
-  <w:abstractNum w:abstractNumId="99411">
-    <w:nsid w:val="00A99411"/>
+  <w:abstractNum w:abstractNumId="99733">
+    <w:nsid w:val="00A99733"/>
     <w:multiLevelType w:val="multilevel"/>
     <w:lvl w:ilvl="0">
-      <w:start w:val="1"/>
-      <w:numFmt w:val="decimal"/>
-      <w:lvlText w:val="%1."/>
+      <w:start w:val="3"/>
+      <w:numFmt w:val="lowerLetter"/>
+      <w:lvlText w:val="(%1)"/>
       <w:lvlJc w:val="left"/>
       <w:pPr>
         <w:ind w:left="720" w:hanging="360"/>
       </w:pPr>
     </w:lvl>
     <w:lvl w:ilvl="1">
-      <w:start w:val="1"/>
-      <w:numFmt w:val="decimal"/>
-      <w:lvlText w:val="%2."/>
+      <w:start w:val="3"/>
+      <w:numFmt w:val="lowerLetter"/>
+      <w:lvlText w:val="(%2)"/>
       <w:lvlJc w:val="left"/>
       <w:pPr>
         <w:ind w:left="1440" w:hanging="360"/>
       </w:pPr>
     </w:lvl>
     <w:lvl w:ilvl="2">
-      <w:start w:val="1"/>
-      <w:numFmt w:val="decimal"/>
-      <w:lvlText w:val="%3."/>
+      <w:start w:val="3"/>
+      <w:numFmt w:val="lowerLetter"/>
+      <w:lvlText w:val="(%3)"/>
       <w:lvlJc w:val="left"/>
       <w:pPr>
         <w:ind w:left="2160" w:hanging="360"/>
       </w:pPr>
     </w:lvl>
     <w:lvl w:ilvl="3">
-      <w:start w:val="1"/>
-      <w:numFmt w:val="decimal"/>
-      <w:lvlText w:val="%4."/>
+      <w:start w:val="3"/>
+      <w:numFmt w:val="lowerLetter"/>
+      <w:lvlText w:val="(%4)"/>
       <w:lvlJc w:val="left"/>
       <w:pPr>
         <w:ind w:left="2880" w:hanging="360"/>
       </w:pPr>
     </w:lvl>
     <w:lvl w:ilvl="4">
-      <w:start w:val="1"/>
-      <w:numFmt w:val="decimal"/>
-      <w:lvlText w:val="%5."/>
+      <w:start w:val="3"/>
+      <w:numFmt w:val="lowerLetter"/>
+      <w:lvlText w:val="(%5)"/>
       <w:lvlJc w:val="left"/>
       <w:pPr>
         <w:ind w:left="3600" w:hanging="360"/>
       </w:pPr>
     </w:lvl>
     <w:lvl w:ilvl="5">
-      <w:start w:val="1"/>
-      <w:numFmt w:val="decimal"/>
-      <w:lvlText w:val="%6."/>
+      <w:start w:val="3"/>
+      <w:numFmt w:val="lowerLetter"/>
+      <w:lvlText w:val="(%6)"/>
       <w:lvlJc w:val="left"/>
       <w:pPr>
         <w:ind w:left="4320" w:hanging="360"/>
       </w:pPr>
     </w:lvl>
     <w:lvl w:ilvl="6">
-      <w:start w:val="1"/>
-      <w:numFmt w:val="decimal"/>
-      <w:lvlText w:val="%7."/>
+      <w:start w:val="3"/>
+      <w:numFmt w:val="lowerLetter"/>
+      <w:lvlText w:val="(%7)"/>
       <w:lvlJc w:val="left"/>
       <w:pPr>
         <w:ind w:left="5040" w:hanging="360"/>
       </w:pPr>
     </w:lvl>
     <w:lvl w:ilvl="7">
-      <w:start w:val="1"/>
-      <w:numFmt w:val="decimal"/>
-      <w:lvlText w:val="%8."/>
+      <w:start w:val="3"/>
+      <w:numFmt w:val="lowerLetter"/>
+      <w:lvlText w:val="(%8)"/>
       <w:lvlJc w:val="left"/>
       <w:pPr>
         <w:ind w:left="5760" w:hanging="360"/>
       </w:pPr>
     </w:lvl>
     <w:lvl w:ilvl="8">
-      <w:start w:val="1"/>
-      <w:numFmt w:val="decimal"/>
-      <w:lvlText w:val="%9."/>
+      <w:start w:val="3"/>
+      <w:numFmt w:val="lowerLetter"/>
+      <w:lvlText w:val="(%9)"/>
       <w:lvlJc w:val="left"/>
       <w:pPr>
         <w:ind w:left="6480" w:hanging="360"/>
@@ -1748,37 +2163,122 @@
       </w:rPr>
     </w:lvl>
   </w:abstractNum>
+  <w:abstractNum w:abstractNumId="99411">
+    <w:nsid w:val="00A99411"/>
+    <w:multiLevelType w:val="multilevel"/>
+    <w:lvl w:ilvl="0">
+      <w:start w:val="1"/>
+      <w:numFmt w:val="decimal"/>
+      <w:lvlText w:val="%1."/>
+      <w:lvlJc w:val="left"/>
+      <w:pPr>
+        <w:ind w:left="720" w:hanging="360"/>
+      </w:pPr>
+    </w:lvl>
+    <w:lvl w:ilvl="1">
+      <w:start w:val="1"/>
+      <w:numFmt w:val="decimal"/>
+      <w:lvlText w:val="%2."/>
+      <w:lvlJc w:val="left"/>
+      <w:pPr>
+        <w:ind w:left="1440" w:hanging="360"/>
+      </w:pPr>
+    </w:lvl>
+    <w:lvl w:ilvl="2">
+      <w:start w:val="1"/>
+      <w:numFmt w:val="decimal"/>
+      <w:lvlText w:val="%3."/>
+      <w:lvlJc w:val="left"/>
+      <w:pPr>
+        <w:ind w:left="2160" w:hanging="360"/>
+      </w:pPr>
+    </w:lvl>
+    <w:lvl w:ilvl="3">
+      <w:start w:val="1"/>
+      <w:numFmt w:val="decimal"/>
+      <w:lvlText w:val="%4."/>
+      <w:lvlJc w:val="left"/>
+      <w:pPr>
+        <w:ind w:left="2880" w:hanging="360"/>
+      </w:pPr>
+    </w:lvl>
+    <w:lvl w:ilvl="4">
+      <w:start w:val="1"/>
+      <w:numFmt w:val="decimal"/>
+      <w:lvlText w:val="%5."/>
+      <w:lvlJc w:val="left"/>
+      <w:pPr>
+        <w:ind w:left="3600" w:hanging="360"/>
+      </w:pPr>
+    </w:lvl>
+    <w:lvl w:ilvl="5">
+      <w:start w:val="1"/>
+      <w:numFmt w:val="decimal"/>
+      <w:lvlText w:val="%6."/>
+      <w:lvlJc w:val="left"/>
+      <w:pPr>
+        <w:ind w:left="4320" w:hanging="360"/>
+      </w:pPr>
+    </w:lvl>
+    <w:lvl w:ilvl="6">
+      <w:start w:val="1"/>
+      <w:numFmt w:val="decimal"/>
+      <w:lvlText w:val="%7."/>
+      <w:lvlJc w:val="left"/>
+      <w:pPr>
+        <w:ind w:left="5040" w:hanging="360"/>
+      </w:pPr>
+    </w:lvl>
+    <w:lvl w:ilvl="7">
+      <w:start w:val="1"/>
+      <w:numFmt w:val="decimal"/>
+      <w:lvlText w:val="%8."/>
+      <w:lvlJc w:val="left"/>
+      <w:pPr>
+        <w:ind w:left="5760" w:hanging="360"/>
+      </w:pPr>
+    </w:lvl>
+    <w:lvl w:ilvl="8">
+      <w:start w:val="1"/>
+      <w:numFmt w:val="decimal"/>
+      <w:lvlText w:val="%9."/>
+      <w:lvlJc w:val="left"/>
+      <w:pPr>
+        <w:ind w:left="6480" w:hanging="360"/>
+      </w:pPr>
+    </w:lvl>
+  </w:abstractNum>
   <w:num w:numId="1000">
     <w:abstractNumId w:val="990"/>
   </w:num>
   <w:num w:numId="1001">
-    <w:abstractNumId w:val="99411"/>
+    <w:abstractNumId w:val="99733"/>
     <w:lvlOverride w:ilvl="0">
-      <w:startOverride w:val="1"/>
+      <w:startOverride w:val="3"/>
     </w:lvlOverride>
     <w:lvlOverride w:ilvl="1">
-      <w:startOverride w:val="1"/>
+      <w:startOverride w:val="3"/>
     </w:lvlOverride>
     <w:lvlOverride w:ilvl="2">
-      <w:startOverride w:val="1"/>
+      <w:startOverride w:val="3"/>
     </w:lvlOverride>
     <w:lvlOverride w:ilvl="3">
-      <w:startOverride w:val="1"/>
+      <w:startOverride w:val="3"/>
     </w:lvlOverride>
     <w:lvlOverride w:ilvl="4">
-      <w:startOverride w:val="1"/>
+      <w:startOverride w:val="3"/>
     </w:lvlOverride>
     <w:lvlOverride w:ilvl="5">
-      <w:startOverride w:val="1"/>
+      <w:startOverride w:val="3"/>
     </w:lvlOverride>
     <w:lvlOverride w:ilvl="6">
-      <w:startOverride w:val="1"/>
+      <w:startOverride w:val="3"/>
     </w:lvlOverride>
     <w:lvlOverride w:ilvl="7">
-      <w:startOverride w:val="1"/>
+      <w:startOverride w:val="3"/>
     </w:lvlOverride>
     <w:lvlOverride w:ilvl="8">
-      <w:startOverride w:val="1"/>
+      <w:startOverride w:val="3"/>
     </w:lvlOverride>
   </w:num>
   <w:num w:numId="1002">
@@ -1788,39 +2288,6 @@
     <w:abstractNumId w:val="991"/>
   </w:num>
   <w:num w:numId="1004">
-    <w:abstractNumId w:val="99411"/>
-    <w:lvlOverride w:ilvl="0">
-      <w:startOverride w:val="1"/>
-    </w:lvlOverride>
-    <w:lvlOverride w:ilvl="1">
-      <w:startOverride w:val="1"/>
-    </w:lvlOverride>
-    <w:lvlOverride w:ilvl="2">
-      <w:startOverride w:val="1"/>
-    </w:lvlOverride>
-    <w:lvlOverride w:ilvl="3">
-      <w:startOverride w:val="1"/>
-    </w:lvlOverride>
-    <w:lvlOverride w:ilvl="4">
-      <w:startOverride w:val="1"/>
-    </w:lvlOverride>
-    <w:lvlOverride w:ilvl="5">
-      <w:startOverride w:val="1"/>
-    </w:lvlOverride>
-    <w:lvlOverride w:ilvl="6">
-      <w:startOverride w:val="1"/>
-    </w:lvlOverride>
-    <w:lvlOverride w:ilvl="7">
-      <w:startOverride w:val="1"/>
-    </w:lvlOverride>
-    <w:lvlOverride w:ilvl="8">
-      <w:startOverride w:val="1"/>
-    </w:lvlOverride>
-  </w:num>
-  <w:num w:numId="1005">
-    <w:abstractNumId w:val="991"/>
-  </w:num>
-  <w:num w:numId="1006">
     <w:abstractNumId w:val="99411"/>
     <w:lvlOverride w:ilvl="0">
       <w:startOverride w:val="1"/>

--- a/proposals/XR_Fracture_Detector_Proposal.docx
+++ b/proposals/XR_Fracture_Detector_Proposal.docx
@@ -1290,7 +1290,7 @@
               <w:t xml:space="preserve"> </w:t>
             </w:r>
             <w:r>
-              <w:t xml:space="preserve">Every personnel entry in this protocol carries a WSU AccessID, and Obligations and COI are signed in eProtocol. He will need a sponsored/guest WSU AccessID before he can be listed; CITI must then be completed under that WSU affiliation so the protocol can pull his record.</w:t>
+              <w:t xml:space="preserve">Every personnel entry in this protocol carries a WSU AccessID, and Obligations and COI are signed in eProtocol. He will need a guest WSU AccessID before he can be listed (Single guest ID account request: https://services.wayne.edu/TDClient/277/Portal/Requests/ServiceOffering/208/Single-guest-ID-account-request/Request); CITI must then be completed under that WSU affiliation so the protocol can pull his record.</w:t>
             </w:r>
           </w:p>
         </w:tc>
@@ -1639,7 +1639,7 @@
         </w:numPr>
       </w:pPr>
       <w:r>
-        <w:t xml:space="preserve">A sponsored WSU AccessID for Nishaan Makim.</w:t>
+        <w:t xml:space="preserve">A guest WSU AccessID for Nishaan Makim (form linked in the personnel table).</w:t>
       </w:r>
     </w:p>
     <w:bookmarkEnd w:id="18"/>
